--- a/docs/Tech-Recommendations.docx
+++ b/docs/Tech-Recommendations.docx
@@ -1064,13 +1064,13 @@
       </w:r>
     </w:p>
     <w:bookmarkEnd w:id="16"/>
-    <w:bookmarkStart w:id="18" w:name="X84de4d613bb715242fb48737b78cc5c2dd20443"/>
+    <w:bookmarkStart w:id="18" w:name="Xc78e24a77c52bdaa4d7474d736fb3e8e6aa02bc"/>
     <w:p>
       <w:pPr>
         <w:pStyle w:val="Heading3"/>
       </w:pPr>
       <w:r>
-        <w:t xml:space="preserve">2.3.1 Styling migration: MUI v9 (step 1 in progress, step 2 not started)</w:t>
+        <w:t xml:space="preserve">2.3.1 Styling migration: MUI v9 (step 1 done, step 2 in progress)</w:t>
       </w:r>
     </w:p>
     <w:p>
@@ -1124,10 +1124,7 @@
         <w:t xml:space="preserve">MUI (Material UI) v9</w:t>
       </w:r>
       <w:r>
-        <w:t xml:space="preserve">, replacing Tailwind entirely. Decided 2026-09-29; step 1 (the design source) started 2026-09-30.</w:t>
-      </w:r>
-      <w:r>
-        <w:t xml:space="preserve"> </w:t>
+        <w:t xml:space="preserve">, replacing Tailwind entirely. Decided 2026-09-29. Step 1 (the design source) shipped 2026-10-01 as PR #83. Step 2 (</w:t>
       </w:r>
       <w:r>
         <w:rPr>
@@ -1136,10 +1133,31 @@
         <w:t xml:space="preserve">web/</w:t>
       </w:r>
       <w:r>
-        <w:t xml:space="preserve"> </w:t>
-      </w:r>
-      <w:r>
-        <w:t xml:space="preserve">is unchanged.</w:t>
+        <w:t xml:space="preserve">) started 2026-10-01; see</w:t>
+      </w:r>
+      <w:r>
+        <w:t xml:space="preserve"> </w:t>
+      </w:r>
+      <w:r>
+        <w:t xml:space="preserve">“Step 2 in</w:t>
+      </w:r>
+      <w:r>
+        <w:t xml:space="preserve"> </w:t>
+      </w:r>
+      <w:r>
+        <w:rPr>
+          <w:rStyle w:val="VerbatimChar"/>
+        </w:rPr>
+        <w:t xml:space="preserve">web/</w:t>
+      </w:r>
+      <w:r>
+        <w:t xml:space="preserve">”</w:t>
+      </w:r>
+      <w:r>
+        <w:t xml:space="preserve"> </w:t>
+      </w:r>
+      <w:r>
+        <w:t xml:space="preserve">below.</w:t>
       </w:r>
     </w:p>
     <w:p>
@@ -1376,7 +1394,7 @@
         <w:t xml:space="preserve"> </w:t>
       </w:r>
       <w:r>
-        <w:t xml:space="preserve">is on React 19.2.4. Use the same major version in</w:t>
+        <w:t xml:space="preserve">is on React 19.2.4.</w:t>
       </w:r>
       <w:r>
         <w:t xml:space="preserve"> </w:t>
@@ -1391,7 +1409,52 @@
         <w:t xml:space="preserve"> </w:t>
       </w:r>
       <w:r>
-        <w:t xml:space="preserve">when step 2 starts.</w:t>
+        <w:t xml:space="preserve">pins the same exact versions, and</w:t>
+      </w:r>
+      <w:r>
+        <w:t xml:space="preserve"> </w:t>
+      </w:r>
+      <w:r>
+        <w:rPr>
+          <w:rStyle w:val="VerbatimChar"/>
+        </w:rPr>
+        <w:t xml:space="preserve">.github/scripts/check_mui_lockstep.py</w:t>
+      </w:r>
+      <w:r>
+        <w:t xml:space="preserve"> </w:t>
+      </w:r>
+      <w:r>
+        <w:t xml:space="preserve">fails CI if</w:t>
+      </w:r>
+      <w:r>
+        <w:t xml:space="preserve"> </w:t>
+      </w:r>
+      <w:r>
+        <w:rPr>
+          <w:rStyle w:val="VerbatimChar"/>
+        </w:rPr>
+        <w:t xml:space="preserve">web/</w:t>
+      </w:r>
+      <w:r>
+        <w:t xml:space="preserve"> </w:t>
+      </w:r>
+      <w:r>
+        <w:t xml:space="preserve">and</w:t>
+      </w:r>
+      <w:r>
+        <w:t xml:space="preserve"> </w:t>
+      </w:r>
+      <w:r>
+        <w:rPr>
+          <w:rStyle w:val="VerbatimChar"/>
+        </w:rPr>
+        <w:t xml:space="preserve">design/mui-vendor/</w:t>
+      </w:r>
+      <w:r>
+        <w:t xml:space="preserve"> </w:t>
+      </w:r>
+      <w:r>
+        <w:t xml:space="preserve">ever differ.</w:t>
       </w:r>
     </w:p>
     <w:p>
@@ -1780,6 +1843,684 @@
     <w:p>
       <w:pPr>
         <w:pStyle w:val="BodyText"/>
+      </w:pPr>
+      <w:r>
+        <w:rPr>
+          <w:b/>
+          <w:bCs/>
+        </w:rPr>
+        <w:t xml:space="preserve">Step 2 in</w:t>
+      </w:r>
+      <w:r>
+        <w:rPr>
+          <w:b/>
+          <w:bCs/>
+        </w:rPr>
+        <w:t xml:space="preserve"> </w:t>
+      </w:r>
+      <w:r>
+        <w:rPr>
+          <w:rStyle w:val="VerbatimChar"/>
+          <w:b/>
+          <w:bCs/>
+        </w:rPr>
+        <w:t xml:space="preserve">web/</w:t>
+      </w:r>
+      <w:r>
+        <w:rPr>
+          <w:b/>
+          <w:bCs/>
+        </w:rPr>
+        <w:t xml:space="preserve"> </w:t>
+      </w:r>
+      <w:r>
+        <w:rPr>
+          <w:b/>
+          <w:bCs/>
+        </w:rPr>
+        <w:t xml:space="preserve">(started 2026-10-01).</w:t>
+      </w:r>
+      <w:r>
+        <w:t xml:space="preserve"> </w:t>
+      </w:r>
+      <w:r>
+        <w:t xml:space="preserve">Gyasi’s calls: ship it as seven PRs by surface, each stacked on the last (foundation → app shells → public §2.0 → auth and onboarding §2.1 → client app → agent app → remove Tailwind), with Tailwind and MUI side by side until the last one; use MUI components everywhere, including where native</w:t>
+      </w:r>
+      <w:r>
+        <w:t xml:space="preserve"> </w:t>
+      </w:r>
+      <w:r>
+        <w:rPr>
+          <w:rStyle w:val="VerbatimChar"/>
+        </w:rPr>
+        <w:t xml:space="preserve">&lt;dialog&gt;</w:t>
+      </w:r>
+      <w:r>
+        <w:t xml:space="preserve">,</w:t>
+      </w:r>
+      <w:r>
+        <w:t xml:space="preserve"> </w:t>
+      </w:r>
+      <w:r>
+        <w:rPr>
+          <w:rStyle w:val="VerbatimChar"/>
+        </w:rPr>
+        <w:t xml:space="preserve">&lt;details&gt;</w:t>
+      </w:r>
+      <w:r>
+        <w:t xml:space="preserve"> </w:t>
+      </w:r>
+      <w:r>
+        <w:t xml:space="preserve">and</w:t>
+      </w:r>
+      <w:r>
+        <w:t xml:space="preserve"> </w:t>
+      </w:r>
+      <w:r>
+        <w:rPr>
+          <w:rStyle w:val="VerbatimChar"/>
+        </w:rPr>
+        <w:t xml:space="preserve">popover</w:t>
+      </w:r>
+      <w:r>
+        <w:t xml:space="preserve"> </w:t>
+      </w:r>
+      <w:r>
+        <w:t xml:space="preserve">worked without JavaScript; match the artboards’ look but keep each page’s existing web layout and behavior. Only screens already built are converted, and no copy changes.</w:t>
+      </w:r>
+    </w:p>
+    <w:p>
+      <w:pPr>
+        <w:pStyle w:val="BodyText"/>
+      </w:pPr>
+      <w:r>
+        <w:t xml:space="preserve">How the foundation (PR 1) fits MUI into this app:</w:t>
+      </w:r>
+    </w:p>
+    <w:p>
+      <w:pPr>
+        <w:pStyle w:val="Compact"/>
+        <w:numPr>
+          <w:ilvl w:val="0"/>
+          <w:numId w:val="1006"/>
+        </w:numPr>
+      </w:pPr>
+      <w:r>
+        <w:rPr>
+          <w:b/>
+          <w:bCs/>
+        </w:rPr>
+        <w:t xml:space="preserve">One theme, CSS variables, our class.</w:t>
+      </w:r>
+      <w:r>
+        <w:t xml:space="preserve"> </w:t>
+      </w:r>
+      <w:r>
+        <w:rPr>
+          <w:rStyle w:val="VerbatimChar"/>
+        </w:rPr>
+        <w:t xml:space="preserve">web/lib/mui/theme.ts</w:t>
+      </w:r>
+      <w:r>
+        <w:t xml:space="preserve"> </w:t>
+      </w:r>
+      <w:r>
+        <w:t xml:space="preserve">is a single</w:t>
+      </w:r>
+      <w:r>
+        <w:t xml:space="preserve"> </w:t>
+      </w:r>
+      <w:r>
+        <w:rPr>
+          <w:rStyle w:val="VerbatimChar"/>
+        </w:rPr>
+        <w:t xml:space="preserve">createTheme</w:t>
+      </w:r>
+      <w:r>
+        <w:t xml:space="preserve"> </w:t>
+      </w:r>
+      <w:r>
+        <w:t xml:space="preserve">with</w:t>
+      </w:r>
+      <w:r>
+        <w:t xml:space="preserve"> </w:t>
+      </w:r>
+      <w:r>
+        <w:rPr>
+          <w:rStyle w:val="VerbatimChar"/>
+        </w:rPr>
+        <w:t xml:space="preserve">cssVariables: { colorSchemeSelector: ".scheme-%s" }</w:t>
+      </w:r>
+      <w:r>
+        <w:t xml:space="preserve"> </w:t>
+      </w:r>
+      <w:r>
+        <w:t xml:space="preserve">and light/dark</w:t>
+      </w:r>
+      <w:r>
+        <w:t xml:space="preserve"> </w:t>
+      </w:r>
+      <w:r>
+        <w:rPr>
+          <w:rStyle w:val="VerbatimChar"/>
+        </w:rPr>
+        <w:t xml:space="preserve">colorSchemes</w:t>
+      </w:r>
+      <w:r>
+        <w:t xml:space="preserve">, ported from the prototype’s</w:t>
+      </w:r>
+      <w:r>
+        <w:t xml:space="preserve"> </w:t>
+      </w:r>
+      <w:r>
+        <w:rPr>
+          <w:rStyle w:val="VerbatimChar"/>
+        </w:rPr>
+        <w:t xml:space="preserve">mui-theme.jsx</w:t>
+      </w:r>
+      <w:r>
+        <w:t xml:space="preserve">. MUI emits light on</w:t>
+      </w:r>
+      <w:r>
+        <w:t xml:space="preserve"> </w:t>
+      </w:r>
+      <w:r>
+        <w:rPr>
+          <w:rStyle w:val="VerbatimChar"/>
+        </w:rPr>
+        <w:t xml:space="preserve">:root</w:t>
+      </w:r>
+      <w:r>
+        <w:t xml:space="preserve"> </w:t>
+      </w:r>
+      <w:r>
+        <w:t xml:space="preserve">and dark on</w:t>
+      </w:r>
+      <w:r>
+        <w:t xml:space="preserve"> </w:t>
+      </w:r>
+      <w:r>
+        <w:rPr>
+          <w:rStyle w:val="VerbatimChar"/>
+        </w:rPr>
+        <w:t xml:space="preserve">.scheme-dark</w:t>
+      </w:r>
+      <w:r>
+        <w:t xml:space="preserve">, so the existing pre-paint</w:t>
+      </w:r>
+      <w:r>
+        <w:t xml:space="preserve"> </w:t>
+      </w:r>
+      <w:r>
+        <w:rPr>
+          <w:rStyle w:val="VerbatimChar"/>
+        </w:rPr>
+        <w:t xml:space="preserve">ThemeScript</w:t>
+      </w:r>
+      <w:r>
+        <w:t xml:space="preserve"> </w:t>
+      </w:r>
+      <w:r>
+        <w:t xml:space="preserve">keeps owning the scheme and server HTML does not depend on it.</w:t>
+      </w:r>
+      <w:r>
+        <w:t xml:space="preserve"> </w:t>
+      </w:r>
+      <w:r>
+        <w:rPr>
+          <w:rStyle w:val="VerbatimChar"/>
+        </w:rPr>
+        <w:t xml:space="preserve">components/mui/MuiRegistry.tsx</w:t>
+      </w:r>
+      <w:r>
+        <w:t xml:space="preserve"> </w:t>
+      </w:r>
+      <w:r>
+        <w:t xml:space="preserve">turns off MUI’s own storage and</w:t>
+      </w:r>
+      <w:r>
+        <w:t xml:space="preserve"> </w:t>
+      </w:r>
+      <w:r>
+        <w:rPr>
+          <w:rStyle w:val="VerbatimChar"/>
+        </w:rPr>
+        <w:t xml:space="preserve">&lt;html&gt;</w:t>
+      </w:r>
+      <w:r>
+        <w:t xml:space="preserve"> </w:t>
+      </w:r>
+      <w:r>
+        <w:t xml:space="preserve">class handling (</w:t>
+      </w:r>
+      <w:r>
+        <w:rPr>
+          <w:rStyle w:val="VerbatimChar"/>
+        </w:rPr>
+        <w:t xml:space="preserve">storageManager</w:t>
+      </w:r>
+      <w:r>
+        <w:t xml:space="preserve">,</w:t>
+      </w:r>
+      <w:r>
+        <w:t xml:space="preserve"> </w:t>
+      </w:r>
+      <w:r>
+        <w:rPr>
+          <w:rStyle w:val="VerbatimChar"/>
+        </w:rPr>
+        <w:t xml:space="preserve">storageWindow</w:t>
+      </w:r>
+      <w:r>
+        <w:t xml:space="preserve">,</w:t>
+      </w:r>
+      <w:r>
+        <w:t xml:space="preserve"> </w:t>
+      </w:r>
+      <w:r>
+        <w:rPr>
+          <w:rStyle w:val="VerbatimChar"/>
+        </w:rPr>
+        <w:t xml:space="preserve">colorSchemeNode</w:t>
+      </w:r>
+      <w:r>
+        <w:t xml:space="preserve"> </w:t>
+      </w:r>
+      <w:r>
+        <w:t xml:space="preserve">all</w:t>
+      </w:r>
+      <w:r>
+        <w:t xml:space="preserve"> </w:t>
+      </w:r>
+      <w:r>
+        <w:rPr>
+          <w:rStyle w:val="VerbatimChar"/>
+        </w:rPr>
+        <w:t xml:space="preserve">null</w:t>
+      </w:r>
+      <w:r>
+        <w:t xml:space="preserve">). The prototype’s two-theme pattern is NOT used in</w:t>
+      </w:r>
+      <w:r>
+        <w:t xml:space="preserve"> </w:t>
+      </w:r>
+      <w:r>
+        <w:rPr>
+          <w:rStyle w:val="VerbatimChar"/>
+        </w:rPr>
+        <w:t xml:space="preserve">web/</w:t>
+      </w:r>
+      <w:r>
+        <w:t xml:space="preserve">, because it would pick the scheme at render time and flash.</w:t>
+      </w:r>
+    </w:p>
+    <w:p>
+      <w:pPr>
+        <w:pStyle w:val="Compact"/>
+        <w:numPr>
+          <w:ilvl w:val="0"/>
+          <w:numId w:val="1006"/>
+        </w:numPr>
+      </w:pPr>
+      <w:r>
+        <w:rPr>
+          <w:b/>
+          <w:bCs/>
+        </w:rPr>
+        <w:t xml:space="preserve">Next.js integration.</w:t>
+      </w:r>
+      <w:r>
+        <w:t xml:space="preserve"> </w:t>
+      </w:r>
+      <w:r>
+        <w:rPr>
+          <w:rStyle w:val="VerbatimChar"/>
+        </w:rPr>
+        <w:t xml:space="preserve">AppRouterCacheProvider</w:t>
+      </w:r>
+      <w:r>
+        <w:t xml:space="preserve"> </w:t>
+      </w:r>
+      <w:r>
+        <w:t xml:space="preserve">from</w:t>
+      </w:r>
+      <w:r>
+        <w:t xml:space="preserve"> </w:t>
+      </w:r>
+      <w:r>
+        <w:rPr>
+          <w:rStyle w:val="VerbatimChar"/>
+        </w:rPr>
+        <w:t xml:space="preserve">@mui/material-nextjs/v16-appRouter</w:t>
+      </w:r>
+      <w:r>
+        <w:t xml:space="preserve">, with</w:t>
+      </w:r>
+      <w:r>
+        <w:t xml:space="preserve"> </w:t>
+      </w:r>
+      <w:r>
+        <w:rPr>
+          <w:rStyle w:val="VerbatimChar"/>
+        </w:rPr>
+        <w:t xml:space="preserve">enableCssLayer</w:t>
+      </w:r>
+      <w:r>
+        <w:t xml:space="preserve">. Every emotion rule goes into</w:t>
+      </w:r>
+      <w:r>
+        <w:t xml:space="preserve"> </w:t>
+      </w:r>
+      <w:r>
+        <w:rPr>
+          <w:rStyle w:val="VerbatimChar"/>
+        </w:rPr>
+        <w:t xml:space="preserve">@layer mui</w:t>
+      </w:r>
+      <w:r>
+        <w:t xml:space="preserve">, and</w:t>
+      </w:r>
+      <w:r>
+        <w:t xml:space="preserve"> </w:t>
+      </w:r>
+      <w:r>
+        <w:rPr>
+          <w:rStyle w:val="VerbatimChar"/>
+        </w:rPr>
+        <w:t xml:space="preserve">app/globals.css</w:t>
+      </w:r>
+      <w:r>
+        <w:t xml:space="preserve"> </w:t>
+      </w:r>
+      <w:r>
+        <w:t xml:space="preserve">opens with</w:t>
+      </w:r>
+      <w:r>
+        <w:t xml:space="preserve"> </w:t>
+      </w:r>
+      <w:r>
+        <w:rPr>
+          <w:rStyle w:val="VerbatimChar"/>
+        </w:rPr>
+        <w:t xml:space="preserve">@layer theme, base, mui, components, utilities;</w:t>
+      </w:r>
+      <w:r>
+        <w:t xml:space="preserve">, so Tailwind’s preflight sits below MUI while the legacy CSS and Tailwind utilities still sit above it during the coexistence.</w:t>
+      </w:r>
+    </w:p>
+    <w:p>
+      <w:pPr>
+        <w:pStyle w:val="Compact"/>
+        <w:numPr>
+          <w:ilvl w:val="0"/>
+          <w:numId w:val="1006"/>
+        </w:numPr>
+      </w:pPr>
+      <w:r>
+        <w:rPr>
+          <w:b/>
+          <w:bCs/>
+        </w:rPr>
+        <w:t xml:space="preserve">Server Components.</w:t>
+      </w:r>
+      <w:r>
+        <w:t xml:space="preserve"> </w:t>
+      </w:r>
+      <w:r>
+        <w:t xml:space="preserve">All pages and layouts stay Server Components. They render MUI with serializable props only (plain</w:t>
+      </w:r>
+      <w:r>
+        <w:t xml:space="preserve"> </w:t>
+      </w:r>
+      <w:r>
+        <w:rPr>
+          <w:rStyle w:val="VerbatimChar"/>
+        </w:rPr>
+        <w:t xml:space="preserve">sx</w:t>
+      </w:r>
+      <w:r>
+        <w:t xml:space="preserve">, strings,</w:t>
+      </w:r>
+      <w:r>
+        <w:t xml:space="preserve"> </w:t>
+      </w:r>
+      <w:r>
+        <w:rPr>
+          <w:rStyle w:val="VerbatimChar"/>
+        </w:rPr>
+        <w:t xml:space="preserve">component={NextLink}</w:t>
+      </w:r>
+      <w:r>
+        <w:t xml:space="preserve">); anything needing a callback or</w:t>
+      </w:r>
+      <w:r>
+        <w:t xml:space="preserve"> </w:t>
+      </w:r>
+      <w:r>
+        <w:rPr>
+          <w:rStyle w:val="VerbatimChar"/>
+        </w:rPr>
+        <w:t xml:space="preserve">styled()</w:t>
+      </w:r>
+      <w:r>
+        <w:t xml:space="preserve"> </w:t>
+      </w:r>
+      <w:r>
+        <w:t xml:space="preserve">is a</w:t>
+      </w:r>
+      <w:r>
+        <w:t xml:space="preserve"> </w:t>
+      </w:r>
+      <w:r>
+        <w:rPr>
+          <w:rStyle w:val="VerbatimChar"/>
+        </w:rPr>
+        <w:t xml:space="preserve">"use client"</w:t>
+      </w:r>
+      <w:r>
+        <w:t xml:space="preserve"> </w:t>
+      </w:r>
+      <w:r>
+        <w:t xml:space="preserve">file. Rules in</w:t>
+      </w:r>
+      <w:r>
+        <w:t xml:space="preserve"> </w:t>
+      </w:r>
+      <w:r>
+        <w:rPr>
+          <w:rStyle w:val="VerbatimChar"/>
+        </w:rPr>
+        <w:t xml:space="preserve">web/AGENTS.md</w:t>
+      </w:r>
+      <w:r>
+        <w:t xml:space="preserve">.</w:t>
+      </w:r>
+    </w:p>
+    <w:p>
+      <w:pPr>
+        <w:pStyle w:val="Compact"/>
+        <w:numPr>
+          <w:ilvl w:val="0"/>
+          <w:numId w:val="1006"/>
+        </w:numPr>
+      </w:pPr>
+      <w:r>
+        <w:rPr>
+          <w:b/>
+          <w:bCs/>
+        </w:rPr>
+        <w:t xml:space="preserve">Tokens.</w:t>
+      </w:r>
+      <w:r>
+        <w:t xml:space="preserve"> </w:t>
+      </w:r>
+      <w:r>
+        <w:rPr>
+          <w:rStyle w:val="VerbatimChar"/>
+        </w:rPr>
+        <w:t xml:space="preserve">web/lib/mui/tokens.ts</w:t>
+      </w:r>
+      <w:r>
+        <w:t xml:space="preserve"> </w:t>
+      </w:r>
+      <w:r>
+        <w:t xml:space="preserve">holds the values as pure data;</w:t>
+      </w:r>
+      <w:r>
+        <w:t xml:space="preserve"> </w:t>
+      </w:r>
+      <w:r>
+        <w:rPr>
+          <w:rStyle w:val="VerbatimChar"/>
+        </w:rPr>
+        <w:t xml:space="preserve">lib/mui/tokens.test.ts</w:t>
+      </w:r>
+      <w:r>
+        <w:t xml:space="preserve"> </w:t>
+      </w:r>
+      <w:r>
+        <w:t xml:space="preserve">parses</w:t>
+      </w:r>
+      <w:r>
+        <w:t xml:space="preserve"> </w:t>
+      </w:r>
+      <w:r>
+        <w:rPr>
+          <w:rStyle w:val="VerbatimChar"/>
+        </w:rPr>
+        <w:t xml:space="preserve">design/web-tokens/tokens.css</w:t>
+      </w:r>
+      <w:r>
+        <w:t xml:space="preserve">,</w:t>
+      </w:r>
+      <w:r>
+        <w:t xml:space="preserve"> </w:t>
+      </w:r>
+      <w:r>
+        <w:rPr>
+          <w:rStyle w:val="VerbatimChar"/>
+        </w:rPr>
+        <w:t xml:space="preserve">web/styles/tokens.css</w:t>
+      </w:r>
+      <w:r>
+        <w:t xml:space="preserve"> </w:t>
+      </w:r>
+      <w:r>
+        <w:t xml:space="preserve">and the</w:t>
+      </w:r>
+      <w:r>
+        <w:t xml:space="preserve"> </w:t>
+      </w:r>
+      <w:r>
+        <w:rPr>
+          <w:rStyle w:val="VerbatimChar"/>
+        </w:rPr>
+        <w:t xml:space="preserve">.chip-status</w:t>
+      </w:r>
+      <w:r>
+        <w:t xml:space="preserve"> </w:t>
+      </w:r>
+      <w:r>
+        <w:t xml:space="preserve">rules and fails on drift. Breakpoints keep Tailwind’s (640 / 768 / 1024 / 1200</w:t>
+      </w:r>
+      <w:r>
+        <w:t xml:space="preserve"> </w:t>
+      </w:r>
+      <w:r>
+        <w:rPr>
+          <w:rStyle w:val="VerbatimChar"/>
+        </w:rPr>
+        <w:t xml:space="preserve">web</w:t>
+      </w:r>
+      <w:r>
+        <w:t xml:space="preserve"> </w:t>
+      </w:r>
+      <w:r>
+        <w:t xml:space="preserve">/ 1280).</w:t>
+      </w:r>
+    </w:p>
+    <w:p>
+      <w:pPr>
+        <w:pStyle w:val="Compact"/>
+        <w:numPr>
+          <w:ilvl w:val="0"/>
+          <w:numId w:val="1006"/>
+        </w:numPr>
+      </w:pPr>
+      <w:r>
+        <w:rPr>
+          <w:b/>
+          <w:bCs/>
+        </w:rPr>
+        <w:t xml:space="preserve">Icons</w:t>
+      </w:r>
+      <w:r>
+        <w:t xml:space="preserve"> </w:t>
+      </w:r>
+      <w:r>
+        <w:t xml:space="preserve">stay ours:</w:t>
+      </w:r>
+      <w:r>
+        <w:t xml:space="preserve"> </w:t>
+      </w:r>
+      <w:r>
+        <w:rPr>
+          <w:rStyle w:val="VerbatimChar"/>
+        </w:rPr>
+        <w:t xml:space="preserve">components/ui/Icon</w:t>
+      </w:r>
+      <w:r>
+        <w:t xml:space="preserve"> </w:t>
+      </w:r>
+      <w:r>
+        <w:t xml:space="preserve">wraps the same stroke paths in</w:t>
+      </w:r>
+      <w:r>
+        <w:t xml:space="preserve"> </w:t>
+      </w:r>
+      <w:r>
+        <w:rPr>
+          <w:rStyle w:val="VerbatimChar"/>
+        </w:rPr>
+        <w:t xml:space="preserve">SvgIcon</w:t>
+      </w:r>
+      <w:r>
+        <w:t xml:space="preserve">. No</w:t>
+      </w:r>
+      <w:r>
+        <w:t xml:space="preserve"> </w:t>
+      </w:r>
+      <w:r>
+        <w:rPr>
+          <w:rStyle w:val="VerbatimChar"/>
+        </w:rPr>
+        <w:t xml:space="preserve">@mui/icons-material</w:t>
+      </w:r>
+      <w:r>
+        <w:t xml:space="preserve"> </w:t>
+      </w:r>
+      <w:r>
+        <w:t xml:space="preserve">and no</w:t>
+      </w:r>
+      <w:r>
+        <w:t xml:space="preserve"> </w:t>
+      </w:r>
+      <w:r>
+        <w:rPr>
+          <w:rStyle w:val="VerbatimChar"/>
+        </w:rPr>
+        <w:t xml:space="preserve">@mui/x-date-pickers</w:t>
+      </w:r>
+      <w:r>
+        <w:t xml:space="preserve"> </w:t>
+      </w:r>
+      <w:r>
+        <w:t xml:space="preserve">(a new SDK needs a security review); eslint blocks both.</w:t>
+      </w:r>
+    </w:p>
+    <w:p>
+      <w:pPr>
+        <w:pStyle w:val="FirstParagraph"/>
       </w:pPr>
       <w:r>
         <w:rPr>
@@ -1818,35 +2559,37 @@
         <w:t xml:space="preserve"> </w:t>
       </w:r>
       <w:r>
-        <w:t xml:space="preserve">and has a documented setup for Claude Code specifically (as well as VS Code, Cursor, Windsurf, JetBrains, Zed).</w:t>
-      </w:r>
-      <w:r>
-        <w:t xml:space="preserve"> </w:t>
-      </w:r>
-      <w:r>
-        <w:rPr>
-          <w:b/>
-          <w:bCs/>
-        </w:rPr>
-        <w:t xml:space="preserve">Not connected yet — this is a note for whoever does the migration</w:t>
-      </w:r>
-      <w:r>
-        <w:t xml:space="preserve">, not a step taken in this session. Add it to this project’s MCP config when work on the</w:t>
-      </w:r>
-      <w:r>
-        <w:t xml:space="preserve"> </w:t>
-      </w:r>
-      <w:r>
-        <w:rPr>
-          <w:rStyle w:val="VerbatimChar"/>
-        </w:rPr>
-        <w:t xml:space="preserve">web/</w:t>
-      </w:r>
-      <w:r>
-        <w:t xml:space="preserve"> </w:t>
-      </w:r>
-      <w:r>
-        <w:t xml:space="preserve">implementation (step 2 above) actually begins, so the assistant doing that work has accurate MUI context.</w:t>
+        <w:t xml:space="preserve">and has a documented setup for Claude Code specifically (as well as VS Code, Cursor, Windsurf, JetBrains, Zed). It is registered in the project’s</w:t>
+      </w:r>
+      <w:r>
+        <w:t xml:space="preserve"> </w:t>
+      </w:r>
+      <w:r>
+        <w:rPr>
+          <w:rStyle w:val="VerbatimChar"/>
+        </w:rPr>
+        <w:t xml:space="preserve">.mcp.json</w:t>
+      </w:r>
+      <w:r>
+        <w:t xml:space="preserve"> </w:t>
+      </w:r>
+      <w:r>
+        <w:t xml:space="preserve">as</w:t>
+      </w:r>
+      <w:r>
+        <w:t xml:space="preserve"> </w:t>
+      </w:r>
+      <w:r>
+        <w:rPr>
+          <w:rStyle w:val="VerbatimChar"/>
+        </w:rPr>
+        <w:t xml:space="preserve">mui-mcp</w:t>
+      </w:r>
+      <w:r>
+        <w:t xml:space="preserve"> </w:t>
+      </w:r>
+      <w:r>
+        <w:t xml:space="preserve">(added with step 2’s foundation PR); Claude Code asks once to enable a project-scoped server.</w:t>
       </w:r>
     </w:p>
     <w:p>
@@ -1885,116 +2628,6 @@
       </w:pPr>
       <w:r>
         <w:t xml:space="preserve">Three things would tip the recommendation toward all-KMP:</w:t>
-      </w:r>
-    </w:p>
-    <w:p>
-      <w:pPr>
-        <w:pStyle w:val="Compact"/>
-        <w:numPr>
-          <w:ilvl w:val="0"/>
-          <w:numId w:val="1006"/>
-        </w:numPr>
-      </w:pPr>
-      <w:r>
-        <w:t xml:space="preserve">Compose Multiplatform for Web reaching</w:t>
-      </w:r>
-      <w:r>
-        <w:t xml:space="preserve"> </w:t>
-      </w:r>
-      <w:r>
-        <w:rPr>
-          <w:b/>
-          <w:bCs/>
-        </w:rPr>
-        <w:t xml:space="preserve">General Availability</w:t>
-      </w:r>
-      <w:r>
-        <w:t xml:space="preserve"> </w:t>
-      </w:r>
-      <w:r>
-        <w:t xml:space="preserve">with a stable API and a 1-year deprecation policy.</w:t>
-      </w:r>
-    </w:p>
-    <w:p>
-      <w:pPr>
-        <w:pStyle w:val="Compact"/>
-        <w:numPr>
-          <w:ilvl w:val="0"/>
-          <w:numId w:val="1006"/>
-        </w:numPr>
-      </w:pPr>
-      <w:r>
-        <w:t xml:space="preserve">Server-side rendering / pre-rendering for the public pages, either via the framework itself or a clean integration with a Wasm-rendering edge worker.</w:t>
-      </w:r>
-    </w:p>
-    <w:p>
-      <w:pPr>
-        <w:pStyle w:val="Compact"/>
-        <w:numPr>
-          <w:ilvl w:val="0"/>
-          <w:numId w:val="1006"/>
-        </w:numPr>
-      </w:pPr>
-      <w:r>
-        <w:t xml:space="preserve">A</w:t>
-      </w:r>
-      <w:r>
-        <w:t xml:space="preserve"> </w:t>
-      </w:r>
-      <w:r>
-        <w:rPr>
-          <w:rStyle w:val="VerbatimChar"/>
-        </w:rPr>
-        <w:t xml:space="preserve">compose-html</w:t>
-      </w:r>
-      <w:r>
-        <w:t xml:space="preserve"> </w:t>
-      </w:r>
-      <w:r>
-        <w:t xml:space="preserve">style component library at parity with shadcn/ui or Material-UI for React, including a11y, theming, animations, and form patterns.</w:t>
-      </w:r>
-    </w:p>
-    <w:p>
-      <w:pPr>
-        <w:pStyle w:val="FirstParagraph"/>
-      </w:pPr>
-      <w:r>
-        <w:t xml:space="preserve">None of these are met in 2026. The first is closest.</w:t>
-      </w:r>
-    </w:p>
-    <w:p>
-      <w:r>
-        <w:pict>
-          <v:rect style="width:0;height:1.5pt" o:hralign="center" o:hrstd="t" o:hr="t"/>
-        </w:pict>
-      </w:r>
-    </w:p>
-    <w:bookmarkEnd w:id="19"/>
-    <w:bookmarkEnd w:id="20"/>
-    <w:bookmarkStart w:id="28" w:name="Xc73ef2f073a3d6321cde3a06a31a632d9d7c036"/>
-    <w:p>
-      <w:pPr>
-        <w:pStyle w:val="Heading2"/>
-      </w:pPr>
-      <w:r>
-        <w:t xml:space="preserve">3. Storage — Supabase vs. Firebase (and Alternatives)</w:t>
-      </w:r>
-    </w:p>
-    <w:bookmarkStart w:id="21" w:name="the-question-1"/>
-    <w:p>
-      <w:pPr>
-        <w:pStyle w:val="Heading3"/>
-      </w:pPr>
-      <w:r>
-        <w:t xml:space="preserve">3.1 The Question</w:t>
-      </w:r>
-    </w:p>
-    <w:p>
-      <w:pPr>
-        <w:pStyle w:val="FirstParagraph"/>
-      </w:pPr>
-      <w:r>
-        <w:t xml:space="preserve">The BRD’s Section 12 specified Postgres as the primary store and recommended Auth0 or Clerk for authentication, plus S3/R2 for file storage. The question is whether to:</w:t>
       </w:r>
     </w:p>
     <w:p>
@@ -2006,17 +2639,23 @@
         </w:numPr>
       </w:pPr>
       <w:r>
-        <w:rPr>
-          <w:b/>
-          <w:bCs/>
-        </w:rPr>
-        <w:t xml:space="preserve">Use a BaaS (Backend-as-a-Service)</w:t>
-      </w:r>
-      <w:r>
-        <w:t xml:space="preserve"> </w:t>
-      </w:r>
-      <w:r>
-        <w:t xml:space="preserve">like Supabase or Firebase that bundles database + auth + storage + real-time into one platform, or</w:t>
+        <w:t xml:space="preserve">Compose Multiplatform for Web reaching</w:t>
+      </w:r>
+      <w:r>
+        <w:t xml:space="preserve"> </w:t>
+      </w:r>
+      <w:r>
+        <w:rPr>
+          <w:b/>
+          <w:bCs/>
+        </w:rPr>
+        <w:t xml:space="preserve">General Availability</w:t>
+      </w:r>
+      <w:r>
+        <w:t xml:space="preserve"> </w:t>
+      </w:r>
+      <w:r>
+        <w:t xml:space="preserve">with a stable API and a 1-year deprecation policy.</w:t>
       </w:r>
     </w:p>
     <w:p>
@@ -2025,6 +2664,110 @@
         <w:numPr>
           <w:ilvl w:val="0"/>
           <w:numId w:val="1007"/>
+        </w:numPr>
+      </w:pPr>
+      <w:r>
+        <w:t xml:space="preserve">Server-side rendering / pre-rendering for the public pages, either via the framework itself or a clean integration with a Wasm-rendering edge worker.</w:t>
+      </w:r>
+    </w:p>
+    <w:p>
+      <w:pPr>
+        <w:pStyle w:val="Compact"/>
+        <w:numPr>
+          <w:ilvl w:val="0"/>
+          <w:numId w:val="1007"/>
+        </w:numPr>
+      </w:pPr>
+      <w:r>
+        <w:t xml:space="preserve">A</w:t>
+      </w:r>
+      <w:r>
+        <w:t xml:space="preserve"> </w:t>
+      </w:r>
+      <w:r>
+        <w:rPr>
+          <w:rStyle w:val="VerbatimChar"/>
+        </w:rPr>
+        <w:t xml:space="preserve">compose-html</w:t>
+      </w:r>
+      <w:r>
+        <w:t xml:space="preserve"> </w:t>
+      </w:r>
+      <w:r>
+        <w:t xml:space="preserve">style component library at parity with shadcn/ui or Material-UI for React, including a11y, theming, animations, and form patterns.</w:t>
+      </w:r>
+    </w:p>
+    <w:p>
+      <w:pPr>
+        <w:pStyle w:val="FirstParagraph"/>
+      </w:pPr>
+      <w:r>
+        <w:t xml:space="preserve">None of these are met in 2026. The first is closest.</w:t>
+      </w:r>
+    </w:p>
+    <w:p>
+      <w:r>
+        <w:pict>
+          <v:rect style="width:0;height:1.5pt" o:hralign="center" o:hrstd="t" o:hr="t"/>
+        </w:pict>
+      </w:r>
+    </w:p>
+    <w:bookmarkEnd w:id="19"/>
+    <w:bookmarkEnd w:id="20"/>
+    <w:bookmarkStart w:id="28" w:name="Xc73ef2f073a3d6321cde3a06a31a632d9d7c036"/>
+    <w:p>
+      <w:pPr>
+        <w:pStyle w:val="Heading2"/>
+      </w:pPr>
+      <w:r>
+        <w:t xml:space="preserve">3. Storage — Supabase vs. Firebase (and Alternatives)</w:t>
+      </w:r>
+    </w:p>
+    <w:bookmarkStart w:id="21" w:name="the-question-1"/>
+    <w:p>
+      <w:pPr>
+        <w:pStyle w:val="Heading3"/>
+      </w:pPr>
+      <w:r>
+        <w:t xml:space="preserve">3.1 The Question</w:t>
+      </w:r>
+    </w:p>
+    <w:p>
+      <w:pPr>
+        <w:pStyle w:val="FirstParagraph"/>
+      </w:pPr>
+      <w:r>
+        <w:t xml:space="preserve">The BRD’s Section 12 specified Postgres as the primary store and recommended Auth0 or Clerk for authentication, plus S3/R2 for file storage. The question is whether to:</w:t>
+      </w:r>
+    </w:p>
+    <w:p>
+      <w:pPr>
+        <w:pStyle w:val="Compact"/>
+        <w:numPr>
+          <w:ilvl w:val="0"/>
+          <w:numId w:val="1008"/>
+        </w:numPr>
+      </w:pPr>
+      <w:r>
+        <w:rPr>
+          <w:b/>
+          <w:bCs/>
+        </w:rPr>
+        <w:t xml:space="preserve">Use a BaaS (Backend-as-a-Service)</w:t>
+      </w:r>
+      <w:r>
+        <w:t xml:space="preserve"> </w:t>
+      </w:r>
+      <w:r>
+        <w:t xml:space="preserve">like Supabase or Firebase that bundles database + auth + storage + real-time into one platform, or</w:t>
+      </w:r>
+    </w:p>
+    <w:p>
+      <w:pPr>
+        <w:pStyle w:val="Compact"/>
+        <w:numPr>
+          <w:ilvl w:val="0"/>
+          <w:numId w:val="1008"/>
         </w:numPr>
       </w:pPr>
       <w:r>
@@ -3016,7 +3759,7 @@
         <w:pStyle w:val="Compact"/>
         <w:numPr>
           <w:ilvl w:val="0"/>
-          <w:numId w:val="1008"/>
+          <w:numId w:val="1009"/>
         </w:numPr>
       </w:pPr>
       <w:r>
@@ -3030,216 +3773,6 @@
       </w:r>
       <w:r>
         <w:t xml:space="preserve">— creates a SetupIntent for collecting a new card.</w:t>
-      </w:r>
-    </w:p>
-    <w:p>
-      <w:pPr>
-        <w:pStyle w:val="Compact"/>
-        <w:numPr>
-          <w:ilvl w:val="0"/>
-          <w:numId w:val="1008"/>
-        </w:numPr>
-      </w:pPr>
-      <w:r>
-        <w:rPr>
-          <w:rStyle w:val="VerbatimChar"/>
-        </w:rPr>
-        <w:t xml:space="preserve">stripe-vault-forward</w:t>
-      </w:r>
-      <w:r>
-        <w:t xml:space="preserve"> </w:t>
-      </w:r>
-      <w:r>
-        <w:t xml:space="preserve">— for API suppliers; calls Stripe’s Vault and Forward API.</w:t>
-      </w:r>
-    </w:p>
-    <w:p>
-      <w:pPr>
-        <w:pStyle w:val="Compact"/>
-        <w:numPr>
-          <w:ilvl w:val="0"/>
-          <w:numId w:val="1008"/>
-        </w:numPr>
-      </w:pPr>
-      <w:r>
-        <w:rPr>
-          <w:rStyle w:val="VerbatimChar"/>
-        </w:rPr>
-        <w:t xml:space="preserve">stripe-reveal-pan</w:t>
-      </w:r>
-      <w:r>
-        <w:t xml:space="preserve"> </w:t>
-      </w:r>
-      <w:r>
-        <w:t xml:space="preserve">— audited, MFA-gated PAN reveal for portal suppliers.</w:t>
-      </w:r>
-    </w:p>
-    <w:p>
-      <w:pPr>
-        <w:pStyle w:val="Compact"/>
-        <w:numPr>
-          <w:ilvl w:val="0"/>
-          <w:numId w:val="1008"/>
-        </w:numPr>
-      </w:pPr>
-      <w:r>
-        <w:rPr>
-          <w:rStyle w:val="VerbatimChar"/>
-        </w:rPr>
-        <w:t xml:space="preserve">commission-import</w:t>
-      </w:r>
-      <w:r>
-        <w:t xml:space="preserve"> </w:t>
-      </w:r>
-      <w:r>
-        <w:t xml:space="preserve">— parses Inteletravel CSV imports, runs reconciliation.</w:t>
-      </w:r>
-    </w:p>
-    <w:p>
-      <w:pPr>
-        <w:pStyle w:val="Compact"/>
-        <w:numPr>
-          <w:ilvl w:val="0"/>
-          <w:numId w:val="1008"/>
-        </w:numPr>
-      </w:pPr>
-      <w:r>
-        <w:rPr>
-          <w:rStyle w:val="VerbatimChar"/>
-        </w:rPr>
-        <w:t xml:space="preserve">travel-api-proxy/{amadeus,hotelbeds,viator,widgety}</w:t>
-      </w:r>
-      <w:r>
-        <w:t xml:space="preserve"> </w:t>
-      </w:r>
-      <w:r>
-        <w:t xml:space="preserve">— proxies travel API calls so the keys stay server-side.</w:t>
-      </w:r>
-    </w:p>
-    <w:p>
-      <w:pPr>
-        <w:pStyle w:val="Compact"/>
-        <w:numPr>
-          <w:ilvl w:val="0"/>
-          <w:numId w:val="1008"/>
-        </w:numPr>
-      </w:pPr>
-      <w:r>
-        <w:rPr>
-          <w:rStyle w:val="VerbatimChar"/>
-        </w:rPr>
-        <w:t xml:space="preserve">webhooks/stripe</w:t>
-      </w:r>
-      <w:r>
-        <w:t xml:space="preserve"> </w:t>
-      </w:r>
-      <w:r>
-        <w:t xml:space="preserve">— handles Stripe webhooks (card validation events, etc.).</w:t>
-      </w:r>
-    </w:p>
-    <w:p>
-      <w:pPr>
-        <w:pStyle w:val="Compact"/>
-        <w:numPr>
-          <w:ilvl w:val="0"/>
-          <w:numId w:val="1008"/>
-        </w:numPr>
-      </w:pPr>
-      <w:r>
-        <w:rPr>
-          <w:rStyle w:val="VerbatimChar"/>
-        </w:rPr>
-        <w:t xml:space="preserve">audit-middleware</w:t>
-      </w:r>
-      <w:r>
-        <w:t xml:space="preserve"> </w:t>
-      </w:r>
-      <w:r>
-        <w:t xml:space="preserve">(shared helper) — every mutating Edge Function calls into this to write an AuditEvent.</w:t>
-      </w:r>
-    </w:p>
-    <w:bookmarkEnd w:id="25"/>
-    <w:bookmarkStart w:id="26" w:name="what-about-self-assembled"/>
-    <w:p>
-      <w:pPr>
-        <w:pStyle w:val="Heading3"/>
-      </w:pPr>
-      <w:r>
-        <w:t xml:space="preserve">3.4 What About Self-Assembled?</w:t>
-      </w:r>
-    </w:p>
-    <w:p>
-      <w:pPr>
-        <w:pStyle w:val="FirstParagraph"/>
-      </w:pPr>
-      <w:r>
-        <w:t xml:space="preserve">Self-assembled (managed Postgres on Neon or RDS + Clerk + S3 + custom Ktor) is also a valid path. It’s marginally more expensive in operational time and slightly cheaper at the very high end. For a single-advisor business growing to a small team, Supabase wins on simplicity. Revisit if scale ever reaches 100+ advisors.</w:t>
-      </w:r>
-    </w:p>
-    <w:bookmarkEnd w:id="26"/>
-    <w:bookmarkStart w:id="27" w:name="what-about-firebase"/>
-    <w:p>
-      <w:pPr>
-        <w:pStyle w:val="Heading3"/>
-      </w:pPr>
-      <w:r>
-        <w:t xml:space="preserve">3.5 What About Firebase?</w:t>
-      </w:r>
-    </w:p>
-    <w:p>
-      <w:pPr>
-        <w:pStyle w:val="FirstParagraph"/>
-      </w:pPr>
-      <w:r>
-        <w:t xml:space="preserve">Firebase is the wrong tool for this project. Firestore is NoSQL, the Data Model is relational, and the rewrite cost is high. Firebase Auth and Cloud Storage are fine in isolation but you’d lose the cohesion of a single BaaS. Skip it.</w:t>
-      </w:r>
-    </w:p>
-    <w:p>
-      <w:r>
-        <w:pict>
-          <v:rect style="width:0;height:1.5pt" o:hralign="center" o:hrstd="t" o:hr="t"/>
-        </w:pict>
-      </w:r>
-    </w:p>
-    <w:bookmarkEnd w:id="27"/>
-    <w:bookmarkEnd w:id="28"/>
-    <w:bookmarkStart w:id="44" w:name="pci-compliance-for-card-storage"/>
-    <w:p>
-      <w:pPr>
-        <w:pStyle w:val="Heading2"/>
-      </w:pPr>
-      <w:r>
-        <w:t xml:space="preserve">4. PCI Compliance for Card Storage</w:t>
-      </w:r>
-    </w:p>
-    <w:bookmarkStart w:id="29" w:name="the-question-2"/>
-    <w:p>
-      <w:pPr>
-        <w:pStyle w:val="Heading3"/>
-      </w:pPr>
-      <w:r>
-        <w:t xml:space="preserve">4.1 The Question</w:t>
-      </w:r>
-    </w:p>
-    <w:p>
-      <w:pPr>
-        <w:pStyle w:val="FirstParagraph"/>
-      </w:pPr>
-      <w:r>
-        <w:t xml:space="preserve">The BRD’s Section 10 already established the operating model: Story-Tail Adventures is</w:t>
-      </w:r>
-      <w:r>
-        <w:t xml:space="preserve"> </w:t>
-      </w:r>
-      <w:r>
-        <w:rPr>
-          <w:b/>
-          <w:bCs/>
-        </w:rPr>
-        <w:t xml:space="preserve">not the merchant of record</w:t>
-      </w:r>
-      <w:r>
-        <w:t xml:space="preserve">, never charges clients directly, uses Stripe for tokenization, and stores only opaque tokens. The remaining questions:</w:t>
       </w:r>
     </w:p>
     <w:p>
@@ -3251,7 +3784,16 @@
         </w:numPr>
       </w:pPr>
       <w:r>
-        <w:t xml:space="preserve">What PCI level / self-assessment applies?</w:t>
+        <w:rPr>
+          <w:rStyle w:val="VerbatimChar"/>
+        </w:rPr>
+        <w:t xml:space="preserve">stripe-vault-forward</w:t>
+      </w:r>
+      <w:r>
+        <w:t xml:space="preserve"> </w:t>
+      </w:r>
+      <w:r>
+        <w:t xml:space="preserve">— for API suppliers; calls Stripe’s Vault and Forward API.</w:t>
       </w:r>
     </w:p>
     <w:p>
@@ -3263,7 +3805,16 @@
         </w:numPr>
       </w:pPr>
       <w:r>
-        <w:t xml:space="preserve">What does the Ktor backend need to do to stay compliant?</w:t>
+        <w:rPr>
+          <w:rStyle w:val="VerbatimChar"/>
+        </w:rPr>
+        <w:t xml:space="preserve">stripe-reveal-pan</w:t>
+      </w:r>
+      <w:r>
+        <w:t xml:space="preserve"> </w:t>
+      </w:r>
+      <w:r>
+        <w:t xml:space="preserve">— audited, MFA-gated PAN reveal for portal suppliers.</w:t>
       </w:r>
     </w:p>
     <w:p>
@@ -3272,6 +3823,198 @@
         <w:numPr>
           <w:ilvl w:val="0"/>
           <w:numId w:val="1009"/>
+        </w:numPr>
+      </w:pPr>
+      <w:r>
+        <w:rPr>
+          <w:rStyle w:val="VerbatimChar"/>
+        </w:rPr>
+        <w:t xml:space="preserve">commission-import</w:t>
+      </w:r>
+      <w:r>
+        <w:t xml:space="preserve"> </w:t>
+      </w:r>
+      <w:r>
+        <w:t xml:space="preserve">— parses Inteletravel CSV imports, runs reconciliation.</w:t>
+      </w:r>
+    </w:p>
+    <w:p>
+      <w:pPr>
+        <w:pStyle w:val="Compact"/>
+        <w:numPr>
+          <w:ilvl w:val="0"/>
+          <w:numId w:val="1009"/>
+        </w:numPr>
+      </w:pPr>
+      <w:r>
+        <w:rPr>
+          <w:rStyle w:val="VerbatimChar"/>
+        </w:rPr>
+        <w:t xml:space="preserve">travel-api-proxy/{amadeus,hotelbeds,viator,widgety}</w:t>
+      </w:r>
+      <w:r>
+        <w:t xml:space="preserve"> </w:t>
+      </w:r>
+      <w:r>
+        <w:t xml:space="preserve">— proxies travel API calls so the keys stay server-side.</w:t>
+      </w:r>
+    </w:p>
+    <w:p>
+      <w:pPr>
+        <w:pStyle w:val="Compact"/>
+        <w:numPr>
+          <w:ilvl w:val="0"/>
+          <w:numId w:val="1009"/>
+        </w:numPr>
+      </w:pPr>
+      <w:r>
+        <w:rPr>
+          <w:rStyle w:val="VerbatimChar"/>
+        </w:rPr>
+        <w:t xml:space="preserve">webhooks/stripe</w:t>
+      </w:r>
+      <w:r>
+        <w:t xml:space="preserve"> </w:t>
+      </w:r>
+      <w:r>
+        <w:t xml:space="preserve">— handles Stripe webhooks (card validation events, etc.).</w:t>
+      </w:r>
+    </w:p>
+    <w:p>
+      <w:pPr>
+        <w:pStyle w:val="Compact"/>
+        <w:numPr>
+          <w:ilvl w:val="0"/>
+          <w:numId w:val="1009"/>
+        </w:numPr>
+      </w:pPr>
+      <w:r>
+        <w:rPr>
+          <w:rStyle w:val="VerbatimChar"/>
+        </w:rPr>
+        <w:t xml:space="preserve">audit-middleware</w:t>
+      </w:r>
+      <w:r>
+        <w:t xml:space="preserve"> </w:t>
+      </w:r>
+      <w:r>
+        <w:t xml:space="preserve">(shared helper) — every mutating Edge Function calls into this to write an AuditEvent.</w:t>
+      </w:r>
+    </w:p>
+    <w:bookmarkEnd w:id="25"/>
+    <w:bookmarkStart w:id="26" w:name="what-about-self-assembled"/>
+    <w:p>
+      <w:pPr>
+        <w:pStyle w:val="Heading3"/>
+      </w:pPr>
+      <w:r>
+        <w:t xml:space="preserve">3.4 What About Self-Assembled?</w:t>
+      </w:r>
+    </w:p>
+    <w:p>
+      <w:pPr>
+        <w:pStyle w:val="FirstParagraph"/>
+      </w:pPr>
+      <w:r>
+        <w:t xml:space="preserve">Self-assembled (managed Postgres on Neon or RDS + Clerk + S3 + custom Ktor) is also a valid path. It’s marginally more expensive in operational time and slightly cheaper at the very high end. For a single-advisor business growing to a small team, Supabase wins on simplicity. Revisit if scale ever reaches 100+ advisors.</w:t>
+      </w:r>
+    </w:p>
+    <w:bookmarkEnd w:id="26"/>
+    <w:bookmarkStart w:id="27" w:name="what-about-firebase"/>
+    <w:p>
+      <w:pPr>
+        <w:pStyle w:val="Heading3"/>
+      </w:pPr>
+      <w:r>
+        <w:t xml:space="preserve">3.5 What About Firebase?</w:t>
+      </w:r>
+    </w:p>
+    <w:p>
+      <w:pPr>
+        <w:pStyle w:val="FirstParagraph"/>
+      </w:pPr>
+      <w:r>
+        <w:t xml:space="preserve">Firebase is the wrong tool for this project. Firestore is NoSQL, the Data Model is relational, and the rewrite cost is high. Firebase Auth and Cloud Storage are fine in isolation but you’d lose the cohesion of a single BaaS. Skip it.</w:t>
+      </w:r>
+    </w:p>
+    <w:p>
+      <w:r>
+        <w:pict>
+          <v:rect style="width:0;height:1.5pt" o:hralign="center" o:hrstd="t" o:hr="t"/>
+        </w:pict>
+      </w:r>
+    </w:p>
+    <w:bookmarkEnd w:id="27"/>
+    <w:bookmarkEnd w:id="28"/>
+    <w:bookmarkStart w:id="44" w:name="pci-compliance-for-card-storage"/>
+    <w:p>
+      <w:pPr>
+        <w:pStyle w:val="Heading2"/>
+      </w:pPr>
+      <w:r>
+        <w:t xml:space="preserve">4. PCI Compliance for Card Storage</w:t>
+      </w:r>
+    </w:p>
+    <w:bookmarkStart w:id="29" w:name="the-question-2"/>
+    <w:p>
+      <w:pPr>
+        <w:pStyle w:val="Heading3"/>
+      </w:pPr>
+      <w:r>
+        <w:t xml:space="preserve">4.1 The Question</w:t>
+      </w:r>
+    </w:p>
+    <w:p>
+      <w:pPr>
+        <w:pStyle w:val="FirstParagraph"/>
+      </w:pPr>
+      <w:r>
+        <w:t xml:space="preserve">The BRD’s Section 10 already established the operating model: Story-Tail Adventures is</w:t>
+      </w:r>
+      <w:r>
+        <w:t xml:space="preserve"> </w:t>
+      </w:r>
+      <w:r>
+        <w:rPr>
+          <w:b/>
+          <w:bCs/>
+        </w:rPr>
+        <w:t xml:space="preserve">not the merchant of record</w:t>
+      </w:r>
+      <w:r>
+        <w:t xml:space="preserve">, never charges clients directly, uses Stripe for tokenization, and stores only opaque tokens. The remaining questions:</w:t>
+      </w:r>
+    </w:p>
+    <w:p>
+      <w:pPr>
+        <w:pStyle w:val="Compact"/>
+        <w:numPr>
+          <w:ilvl w:val="0"/>
+          <w:numId w:val="1010"/>
+        </w:numPr>
+      </w:pPr>
+      <w:r>
+        <w:t xml:space="preserve">What PCI level / self-assessment applies?</w:t>
+      </w:r>
+    </w:p>
+    <w:p>
+      <w:pPr>
+        <w:pStyle w:val="Compact"/>
+        <w:numPr>
+          <w:ilvl w:val="0"/>
+          <w:numId w:val="1010"/>
+        </w:numPr>
+      </w:pPr>
+      <w:r>
+        <w:t xml:space="preserve">What does the Ktor backend need to do to stay compliant?</w:t>
+      </w:r>
+    </w:p>
+    <w:p>
+      <w:pPr>
+        <w:pStyle w:val="Compact"/>
+        <w:numPr>
+          <w:ilvl w:val="0"/>
+          <w:numId w:val="1010"/>
         </w:numPr>
       </w:pPr>
       <w:r>
@@ -3656,7 +4399,7 @@
         <w:pStyle w:val="Compact"/>
         <w:numPr>
           <w:ilvl w:val="0"/>
-          <w:numId w:val="1010"/>
+          <w:numId w:val="1011"/>
         </w:numPr>
       </w:pPr>
       <w:r>
@@ -3678,7 +4421,7 @@
         <w:pStyle w:val="Compact"/>
         <w:numPr>
           <w:ilvl w:val="0"/>
-          <w:numId w:val="1010"/>
+          <w:numId w:val="1011"/>
         </w:numPr>
       </w:pPr>
       <w:r>
@@ -3700,7 +4443,7 @@
         <w:pStyle w:val="Compact"/>
         <w:numPr>
           <w:ilvl w:val="0"/>
-          <w:numId w:val="1010"/>
+          <w:numId w:val="1011"/>
         </w:numPr>
       </w:pPr>
       <w:r>
@@ -4069,7 +4812,7 @@
         <w:pStyle w:val="Compact"/>
         <w:numPr>
           <w:ilvl w:val="0"/>
-          <w:numId w:val="1011"/>
+          <w:numId w:val="1012"/>
         </w:numPr>
       </w:pPr>
       <w:r>
@@ -4081,7 +4824,7 @@
         <w:pStyle w:val="Compact"/>
         <w:numPr>
           <w:ilvl w:val="0"/>
-          <w:numId w:val="1011"/>
+          <w:numId w:val="1012"/>
         </w:numPr>
       </w:pPr>
       <w:r>
@@ -4093,7 +4836,7 @@
         <w:pStyle w:val="Compact"/>
         <w:numPr>
           <w:ilvl w:val="0"/>
-          <w:numId w:val="1011"/>
+          <w:numId w:val="1012"/>
         </w:numPr>
       </w:pPr>
       <w:r>
@@ -4105,7 +4848,7 @@
         <w:pStyle w:val="Compact"/>
         <w:numPr>
           <w:ilvl w:val="0"/>
-          <w:numId w:val="1011"/>
+          <w:numId w:val="1012"/>
         </w:numPr>
       </w:pPr>
       <w:r>
@@ -4679,7 +5422,7 @@
       <w:pPr>
         <w:numPr>
           <w:ilvl w:val="0"/>
-          <w:numId w:val="1012"/>
+          <w:numId w:val="1013"/>
         </w:numPr>
       </w:pPr>
       <w:r>
@@ -4709,7 +5452,7 @@
       <w:pPr>
         <w:numPr>
           <w:ilvl w:val="0"/>
-          <w:numId w:val="1012"/>
+          <w:numId w:val="1013"/>
         </w:numPr>
       </w:pPr>
       <w:r>
@@ -4730,7 +5473,7 @@
       <w:pPr>
         <w:numPr>
           <w:ilvl w:val="0"/>
-          <w:numId w:val="1012"/>
+          <w:numId w:val="1013"/>
         </w:numPr>
       </w:pPr>
       <w:r>
@@ -5848,7 +6591,7 @@
         <w:pStyle w:val="Compact"/>
         <w:numPr>
           <w:ilvl w:val="0"/>
-          <w:numId w:val="1013"/>
+          <w:numId w:val="1014"/>
         </w:numPr>
       </w:pPr>
       <w:r>
@@ -5901,7 +6644,7 @@
         <w:pStyle w:val="Compact"/>
         <w:numPr>
           <w:ilvl w:val="0"/>
-          <w:numId w:val="1013"/>
+          <w:numId w:val="1014"/>
         </w:numPr>
       </w:pPr>
       <w:r>
@@ -5939,7 +6682,7 @@
         <w:pStyle w:val="Compact"/>
         <w:numPr>
           <w:ilvl w:val="0"/>
-          <w:numId w:val="1013"/>
+          <w:numId w:val="1014"/>
         </w:numPr>
       </w:pPr>
       <w:r>
@@ -6012,7 +6755,7 @@
         <w:pStyle w:val="Compact"/>
         <w:numPr>
           <w:ilvl w:val="0"/>
-          <w:numId w:val="1014"/>
+          <w:numId w:val="1015"/>
         </w:numPr>
       </w:pPr>
       <w:r>
@@ -6026,286 +6769,6 @@
       </w:r>
       <w:r>
         <w:t xml:space="preserve">— initialize a CLAUDE.md from scanning the repo</w:t>
-      </w:r>
-    </w:p>
-    <w:p>
-      <w:pPr>
-        <w:pStyle w:val="Compact"/>
-        <w:numPr>
-          <w:ilvl w:val="0"/>
-          <w:numId w:val="1014"/>
-        </w:numPr>
-      </w:pPr>
-      <w:r>
-        <w:rPr>
-          <w:rStyle w:val="VerbatimChar"/>
-        </w:rPr>
-        <w:t xml:space="preserve">/review</w:t>
-      </w:r>
-      <w:r>
-        <w:t xml:space="preserve"> </w:t>
-      </w:r>
-      <w:r>
-        <w:t xml:space="preserve">— code-review the working changes</w:t>
-      </w:r>
-    </w:p>
-    <w:p>
-      <w:pPr>
-        <w:pStyle w:val="Compact"/>
-        <w:numPr>
-          <w:ilvl w:val="0"/>
-          <w:numId w:val="1014"/>
-        </w:numPr>
-      </w:pPr>
-      <w:r>
-        <w:rPr>
-          <w:rStyle w:val="VerbatimChar"/>
-        </w:rPr>
-        <w:t xml:space="preserve">/compact</w:t>
-      </w:r>
-      <w:r>
-        <w:t xml:space="preserve"> </w:t>
-      </w:r>
-      <w:r>
-        <w:t xml:space="preserve">— compress context when the conversation gets long</w:t>
-      </w:r>
-    </w:p>
-    <w:p>
-      <w:pPr>
-        <w:pStyle w:val="Compact"/>
-        <w:numPr>
-          <w:ilvl w:val="0"/>
-          <w:numId w:val="1014"/>
-        </w:numPr>
-      </w:pPr>
-      <w:r>
-        <w:rPr>
-          <w:rStyle w:val="VerbatimChar"/>
-        </w:rPr>
-        <w:t xml:space="preserve">/cost</w:t>
-      </w:r>
-      <w:r>
-        <w:t xml:space="preserve"> </w:t>
-      </w:r>
-      <w:r>
-        <w:t xml:space="preserve">— check token usage</w:t>
-      </w:r>
-    </w:p>
-    <w:p>
-      <w:pPr>
-        <w:pStyle w:val="Compact"/>
-        <w:numPr>
-          <w:ilvl w:val="0"/>
-          <w:numId w:val="1014"/>
-        </w:numPr>
-      </w:pPr>
-      <w:r>
-        <w:rPr>
-          <w:rStyle w:val="VerbatimChar"/>
-        </w:rPr>
-        <w:t xml:space="preserve">/help</w:t>
-      </w:r>
-      <w:r>
-        <w:t xml:space="preserve"> </w:t>
-      </w:r>
-      <w:r>
-        <w:t xml:space="preserve">— list available commands</w:t>
-      </w:r>
-    </w:p>
-    <w:bookmarkEnd w:id="50"/>
-    <w:bookmarkStart w:id="59" w:name="step-by-step-bootstrap"/>
-    <w:p>
-      <w:pPr>
-        <w:pStyle w:val="Heading3"/>
-      </w:pPr>
-      <w:r>
-        <w:t xml:space="preserve">5.3 Step-by-Step Bootstrap</w:t>
-      </w:r>
-    </w:p>
-    <w:p>
-      <w:pPr>
-        <w:pStyle w:val="FirstParagraph"/>
-      </w:pPr>
-      <w:r>
-        <w:t xml:space="preserve">Here is the recommended sequence to start the Story-Tail Adventures codebase with Claude Code. Each step is a single conversation with Claude or a short series of them.</w:t>
-      </w:r>
-    </w:p>
-    <w:bookmarkStart w:id="51" w:name="X9e583a86499071fb4c1fdc40e1dbab2650b3a6b"/>
-    <w:p>
-      <w:pPr>
-        <w:pStyle w:val="Heading4"/>
-      </w:pPr>
-      <w:r>
-        <w:t xml:space="preserve">Step 1 — Create the monorepo and scaffolding</w:t>
-      </w:r>
-    </w:p>
-    <w:p>
-      <w:pPr>
-        <w:pStyle w:val="FirstParagraph"/>
-      </w:pPr>
-      <w:r>
-        <w:t xml:space="preserve">Set up the monorepo with the four sub-projects per Data Model §21.1. The recommended top-level tooling is Turborepo or Nx (either works; Turborepo has a slightly simpler learning curve). Use</w:t>
-      </w:r>
-      <w:r>
-        <w:t xml:space="preserve"> </w:t>
-      </w:r>
-      <w:r>
-        <w:rPr>
-          <w:rStyle w:val="VerbatimChar"/>
-        </w:rPr>
-        <w:t xml:space="preserve">npm</w:t>
-      </w:r>
-      <w:r>
-        <w:t xml:space="preserve"> </w:t>
-      </w:r>
-      <w:r>
-        <w:t xml:space="preserve">workspaces for the JavaScript/TypeScript side and the Compose Multiplatform Wizard for the mobile side.</w:t>
-      </w:r>
-    </w:p>
-    <w:p>
-      <w:pPr>
-        <w:pStyle w:val="SourceCode"/>
-      </w:pPr>
-      <w:r>
-        <w:rPr>
-          <w:rStyle w:val="VerbatimChar"/>
-        </w:rPr>
-        <w:t xml:space="preserve">storytail/</w:t>
-      </w:r>
-      <w:r>
-        <w:br/>
-      </w:r>
-      <w:r>
-        <w:rPr>
-          <w:rStyle w:val="VerbatimChar"/>
-        </w:rPr>
-        <w:t xml:space="preserve">├── mobile/                    # Gradle + KMP — Android + iOS only</w:t>
-      </w:r>
-      <w:r>
-        <w:br/>
-      </w:r>
-      <w:r>
-        <w:rPr>
-          <w:rStyle w:val="VerbatimChar"/>
-        </w:rPr>
-        <w:t xml:space="preserve">│   ├── shared/</w:t>
-      </w:r>
-      <w:r>
-        <w:br/>
-      </w:r>
-      <w:r>
-        <w:rPr>
-          <w:rStyle w:val="VerbatimChar"/>
-        </w:rPr>
-        <w:t xml:space="preserve">│   ├── androidApp/</w:t>
-      </w:r>
-      <w:r>
-        <w:br/>
-      </w:r>
-      <w:r>
-        <w:rPr>
-          <w:rStyle w:val="VerbatimChar"/>
-        </w:rPr>
-        <w:t xml:space="preserve">│   └── iosApp/</w:t>
-      </w:r>
-      <w:r>
-        <w:br/>
-      </w:r>
-      <w:r>
-        <w:rPr>
-          <w:rStyle w:val="VerbatimChar"/>
-        </w:rPr>
-        <w:t xml:space="preserve">├── web/                       # Next.js + React + TypeScript</w:t>
-      </w:r>
-      <w:r>
-        <w:br/>
-      </w:r>
-      <w:r>
-        <w:rPr>
-          <w:rStyle w:val="VerbatimChar"/>
-        </w:rPr>
-        <w:t xml:space="preserve">├── supabase/                  # Database migrations + Edge Functions</w:t>
-      </w:r>
-      <w:r>
-        <w:br/>
-      </w:r>
-      <w:r>
-        <w:rPr>
-          <w:rStyle w:val="VerbatimChar"/>
-        </w:rPr>
-        <w:t xml:space="preserve">│   ├── migrations/</w:t>
-      </w:r>
-      <w:r>
-        <w:br/>
-      </w:r>
-      <w:r>
-        <w:rPr>
-          <w:rStyle w:val="VerbatimChar"/>
-        </w:rPr>
-        <w:t xml:space="preserve">│   └── functions/</w:t>
-      </w:r>
-      <w:r>
-        <w:br/>
-      </w:r>
-      <w:r>
-        <w:rPr>
-          <w:rStyle w:val="VerbatimChar"/>
-        </w:rPr>
-        <w:t xml:space="preserve">├── contracts/                 # OpenAPI + generated TS + generated Kotlin</w:t>
-      </w:r>
-      <w:r>
-        <w:br/>
-      </w:r>
-      <w:r>
-        <w:rPr>
-          <w:rStyle w:val="VerbatimChar"/>
-        </w:rPr>
-        <w:t xml:space="preserve">└── package.json               # Workspace root (Turborepo)</w:t>
-      </w:r>
-    </w:p>
-    <w:bookmarkEnd w:id="51"/>
-    <w:bookmarkStart w:id="52" w:name="step-2-drop-in-the-design-system"/>
-    <w:p>
-      <w:pPr>
-        <w:pStyle w:val="Heading4"/>
-      </w:pPr>
-      <w:r>
-        <w:t xml:space="preserve">Step 2 — Drop in the design system</w:t>
-      </w:r>
-    </w:p>
-    <w:p>
-      <w:pPr>
-        <w:pStyle w:val="FirstParagraph"/>
-      </w:pPr>
-      <w:r>
-        <w:t xml:space="preserve">For the mobile app, copy the four Kotlin files from</w:t>
-      </w:r>
-      <w:r>
-        <w:t xml:space="preserve"> </w:t>
-      </w:r>
-      <w:r>
-        <w:rPr>
-          <w:rStyle w:val="VerbatimChar"/>
-        </w:rPr>
-        <w:t xml:space="preserve">Web Rewrite/design/compose-theme/</w:t>
-      </w:r>
-      <w:r>
-        <w:t xml:space="preserve"> </w:t>
-      </w:r>
-      <w:r>
-        <w:t xml:space="preserve">into</w:t>
-      </w:r>
-      <w:r>
-        <w:t xml:space="preserve"> </w:t>
-      </w:r>
-      <w:r>
-        <w:rPr>
-          <w:rStyle w:val="VerbatimChar"/>
-        </w:rPr>
-        <w:t xml:space="preserve">mobile/shared/src/commonMain/kotlin/com/storytail/ui/theme/</w:t>
-      </w:r>
-      <w:r>
-        <w:t xml:space="preserve">:</w:t>
       </w:r>
     </w:p>
     <w:p>
@@ -6320,7 +6783,13 @@
         <w:rPr>
           <w:rStyle w:val="VerbatimChar"/>
         </w:rPr>
-        <w:t xml:space="preserve">StoryTailColors.kt</w:t>
+        <w:t xml:space="preserve">/review</w:t>
+      </w:r>
+      <w:r>
+        <w:t xml:space="preserve"> </w:t>
+      </w:r>
+      <w:r>
+        <w:t xml:space="preserve">— code-review the working changes</w:t>
       </w:r>
     </w:p>
     <w:p>
@@ -6335,7 +6804,13 @@
         <w:rPr>
           <w:rStyle w:val="VerbatimChar"/>
         </w:rPr>
-        <w:t xml:space="preserve">StoryTailTypography.kt</w:t>
+        <w:t xml:space="preserve">/compact</w:t>
+      </w:r>
+      <w:r>
+        <w:t xml:space="preserve"> </w:t>
+      </w:r>
+      <w:r>
+        <w:t xml:space="preserve">— compress context when the conversation gets long</w:t>
       </w:r>
     </w:p>
     <w:p>
@@ -6350,7 +6825,13 @@
         <w:rPr>
           <w:rStyle w:val="VerbatimChar"/>
         </w:rPr>
-        <w:t xml:space="preserve">StoryTailShape.kt</w:t>
+        <w:t xml:space="preserve">/cost</w:t>
+      </w:r>
+      <w:r>
+        <w:t xml:space="preserve"> </w:t>
+      </w:r>
+      <w:r>
+        <w:t xml:space="preserve">— check token usage</w:t>
       </w:r>
     </w:p>
     <w:p>
@@ -6365,7 +6846,23 @@
         <w:rPr>
           <w:rStyle w:val="VerbatimChar"/>
         </w:rPr>
-        <w:t xml:space="preserve">StoryTailTheme.kt</w:t>
+        <w:t xml:space="preserve">/help</w:t>
+      </w:r>
+      <w:r>
+        <w:t xml:space="preserve"> </w:t>
+      </w:r>
+      <w:r>
+        <w:t xml:space="preserve">— list available commands</w:t>
+      </w:r>
+    </w:p>
+    <w:bookmarkEnd w:id="50"/>
+    <w:bookmarkStart w:id="59" w:name="step-by-step-bootstrap"/>
+    <w:p>
+      <w:pPr>
+        <w:pStyle w:val="Heading3"/>
+      </w:pPr>
+      <w:r>
+        <w:t xml:space="preserve">5.3 Step-by-Step Bootstrap</w:t>
       </w:r>
     </w:p>
     <w:p>
@@ -6373,90 +6870,167 @@
         <w:pStyle w:val="FirstParagraph"/>
       </w:pPr>
       <w:r>
-        <w:t xml:space="preserve">Add Poppins, Caveat, and JetBrains Mono to</w:t>
-      </w:r>
-      <w:r>
-        <w:t xml:space="preserve"> </w:t>
-      </w:r>
-      <w:r>
-        <w:rPr>
-          <w:rStyle w:val="VerbatimChar"/>
-        </w:rPr>
-        <w:t xml:space="preserve">mobile/shared/src/commonMain/composeResources/font/</w:t>
-      </w:r>
-      <w:r>
-        <w:t xml:space="preserve">. Update</w:t>
-      </w:r>
-      <w:r>
-        <w:t xml:space="preserve"> </w:t>
-      </w:r>
-      <w:r>
-        <w:rPr>
-          <w:rStyle w:val="VerbatimChar"/>
-        </w:rPr>
-        <w:t xml:space="preserve">StoryTailTypography.kt</w:t>
-      </w:r>
-      <w:r>
-        <w:t xml:space="preserve"> </w:t>
-      </w:r>
-      <w:r>
-        <w:t xml:space="preserve">to point</w:t>
-      </w:r>
-      <w:r>
-        <w:t xml:space="preserve"> </w:t>
-      </w:r>
-      <w:r>
-        <w:rPr>
-          <w:rStyle w:val="VerbatimChar"/>
-        </w:rPr>
-        <w:t xml:space="preserve">PoppinsFamily</w:t>
-      </w:r>
-      <w:r>
-        <w:t xml:space="preserve">,</w:t>
-      </w:r>
-      <w:r>
-        <w:t xml:space="preserve"> </w:t>
-      </w:r>
-      <w:r>
-        <w:rPr>
-          <w:rStyle w:val="VerbatimChar"/>
-        </w:rPr>
-        <w:t xml:space="preserve">CaveatFamily</w:t>
-      </w:r>
-      <w:r>
-        <w:t xml:space="preserve">,</w:t>
-      </w:r>
-      <w:r>
-        <w:t xml:space="preserve"> </w:t>
-      </w:r>
-      <w:r>
-        <w:rPr>
-          <w:rStyle w:val="VerbatimChar"/>
-        </w:rPr>
-        <w:t xml:space="preserve">MonoFamily</w:t>
-      </w:r>
-      <w:r>
-        <w:t xml:space="preserve"> </w:t>
-      </w:r>
-      <w:r>
-        <w:t xml:space="preserve">at the bundled resources.</w:t>
-      </w:r>
-    </w:p>
-    <w:p>
-      <w:pPr>
-        <w:pStyle w:val="BodyText"/>
-      </w:pPr>
-      <w:r>
-        <w:t xml:space="preserve">For the web app, copy the three CSS files from</w:t>
-      </w:r>
-      <w:r>
-        <w:t xml:space="preserve"> </w:t>
-      </w:r>
-      <w:r>
-        <w:rPr>
-          <w:rStyle w:val="VerbatimChar"/>
-        </w:rPr>
-        <w:t xml:space="preserve">Web Rewrite/design/source-prototype/styles/</w:t>
+        <w:t xml:space="preserve">Here is the recommended sequence to start the Story-Tail Adventures codebase with Claude Code. Each step is a single conversation with Claude or a short series of them.</w:t>
+      </w:r>
+    </w:p>
+    <w:bookmarkStart w:id="51" w:name="X9e583a86499071fb4c1fdc40e1dbab2650b3a6b"/>
+    <w:p>
+      <w:pPr>
+        <w:pStyle w:val="Heading4"/>
+      </w:pPr>
+      <w:r>
+        <w:t xml:space="preserve">Step 1 — Create the monorepo and scaffolding</w:t>
+      </w:r>
+    </w:p>
+    <w:p>
+      <w:pPr>
+        <w:pStyle w:val="FirstParagraph"/>
+      </w:pPr>
+      <w:r>
+        <w:t xml:space="preserve">Set up the monorepo with the four sub-projects per Data Model §21.1. The recommended top-level tooling is Turborepo or Nx (either works; Turborepo has a slightly simpler learning curve). Use</w:t>
+      </w:r>
+      <w:r>
+        <w:t xml:space="preserve"> </w:t>
+      </w:r>
+      <w:r>
+        <w:rPr>
+          <w:rStyle w:val="VerbatimChar"/>
+        </w:rPr>
+        <w:t xml:space="preserve">npm</w:t>
+      </w:r>
+      <w:r>
+        <w:t xml:space="preserve"> </w:t>
+      </w:r>
+      <w:r>
+        <w:t xml:space="preserve">workspaces for the JavaScript/TypeScript side and the Compose Multiplatform Wizard for the mobile side.</w:t>
+      </w:r>
+    </w:p>
+    <w:p>
+      <w:pPr>
+        <w:pStyle w:val="SourceCode"/>
+      </w:pPr>
+      <w:r>
+        <w:rPr>
+          <w:rStyle w:val="VerbatimChar"/>
+        </w:rPr>
+        <w:t xml:space="preserve">storytail/</w:t>
+      </w:r>
+      <w:r>
+        <w:br/>
+      </w:r>
+      <w:r>
+        <w:rPr>
+          <w:rStyle w:val="VerbatimChar"/>
+        </w:rPr>
+        <w:t xml:space="preserve">├── mobile/                    # Gradle + KMP — Android + iOS only</w:t>
+      </w:r>
+      <w:r>
+        <w:br/>
+      </w:r>
+      <w:r>
+        <w:rPr>
+          <w:rStyle w:val="VerbatimChar"/>
+        </w:rPr>
+        <w:t xml:space="preserve">│   ├── shared/</w:t>
+      </w:r>
+      <w:r>
+        <w:br/>
+      </w:r>
+      <w:r>
+        <w:rPr>
+          <w:rStyle w:val="VerbatimChar"/>
+        </w:rPr>
+        <w:t xml:space="preserve">│   ├── androidApp/</w:t>
+      </w:r>
+      <w:r>
+        <w:br/>
+      </w:r>
+      <w:r>
+        <w:rPr>
+          <w:rStyle w:val="VerbatimChar"/>
+        </w:rPr>
+        <w:t xml:space="preserve">│   └── iosApp/</w:t>
+      </w:r>
+      <w:r>
+        <w:br/>
+      </w:r>
+      <w:r>
+        <w:rPr>
+          <w:rStyle w:val="VerbatimChar"/>
+        </w:rPr>
+        <w:t xml:space="preserve">├── web/                       # Next.js + React + TypeScript</w:t>
+      </w:r>
+      <w:r>
+        <w:br/>
+      </w:r>
+      <w:r>
+        <w:rPr>
+          <w:rStyle w:val="VerbatimChar"/>
+        </w:rPr>
+        <w:t xml:space="preserve">├── supabase/                  # Database migrations + Edge Functions</w:t>
+      </w:r>
+      <w:r>
+        <w:br/>
+      </w:r>
+      <w:r>
+        <w:rPr>
+          <w:rStyle w:val="VerbatimChar"/>
+        </w:rPr>
+        <w:t xml:space="preserve">│   ├── migrations/</w:t>
+      </w:r>
+      <w:r>
+        <w:br/>
+      </w:r>
+      <w:r>
+        <w:rPr>
+          <w:rStyle w:val="VerbatimChar"/>
+        </w:rPr>
+        <w:t xml:space="preserve">│   └── functions/</w:t>
+      </w:r>
+      <w:r>
+        <w:br/>
+      </w:r>
+      <w:r>
+        <w:rPr>
+          <w:rStyle w:val="VerbatimChar"/>
+        </w:rPr>
+        <w:t xml:space="preserve">├── contracts/                 # OpenAPI + generated TS + generated Kotlin</w:t>
+      </w:r>
+      <w:r>
+        <w:br/>
+      </w:r>
+      <w:r>
+        <w:rPr>
+          <w:rStyle w:val="VerbatimChar"/>
+        </w:rPr>
+        <w:t xml:space="preserve">└── package.json               # Workspace root (Turborepo)</w:t>
+      </w:r>
+    </w:p>
+    <w:bookmarkEnd w:id="51"/>
+    <w:bookmarkStart w:id="52" w:name="step-2-drop-in-the-design-system"/>
+    <w:p>
+      <w:pPr>
+        <w:pStyle w:val="Heading4"/>
+      </w:pPr>
+      <w:r>
+        <w:t xml:space="preserve">Step 2 — Drop in the design system</w:t>
+      </w:r>
+    </w:p>
+    <w:p>
+      <w:pPr>
+        <w:pStyle w:val="FirstParagraph"/>
+      </w:pPr>
+      <w:r>
+        <w:t xml:space="preserve">For the mobile app, copy the four Kotlin files from</w:t>
+      </w:r>
+      <w:r>
+        <w:t xml:space="preserve"> </w:t>
+      </w:r>
+      <w:r>
+        <w:rPr>
+          <w:rStyle w:val="VerbatimChar"/>
+        </w:rPr>
+        <w:t xml:space="preserve">Web Rewrite/design/compose-theme/</w:t>
       </w:r>
       <w:r>
         <w:t xml:space="preserve"> </w:t>
@@ -6471,764 +7045,7 @@
         <w:rPr>
           <w:rStyle w:val="VerbatimChar"/>
         </w:rPr>
-        <w:t xml:space="preserve">web/styles/</w:t>
-      </w:r>
-      <w:r>
-        <w:t xml:space="preserve"> </w:t>
-      </w:r>
-      <w:r>
-        <w:t xml:space="preserve">and import</w:t>
-      </w:r>
-      <w:r>
-        <w:t xml:space="preserve"> </w:t>
-      </w:r>
-      <w:r>
-        <w:rPr>
-          <w:rStyle w:val="VerbatimChar"/>
-        </w:rPr>
-        <w:t xml:space="preserve">tokens.css</w:t>
-      </w:r>
-      <w:r>
-        <w:t xml:space="preserve"> </w:t>
-      </w:r>
-      <w:r>
-        <w:t xml:space="preserve">from the Next.js root layout. The CSS variables become available to every component. Use Tailwind CSS or CSS Modules on top — the tokens are CSS custom properties, so any styling approach can consume them. For type-safe access, also import the parallel</w:t>
-      </w:r>
-      <w:r>
-        <w:t xml:space="preserve"> </w:t>
-      </w:r>
-      <w:r>
-        <w:rPr>
-          <w:rStyle w:val="VerbatimChar"/>
-        </w:rPr>
-        <w:t xml:space="preserve">design-tokens.ts</w:t>
-      </w:r>
-      <w:r>
-        <w:t xml:space="preserve"> </w:t>
-      </w:r>
-      <w:r>
-        <w:t xml:space="preserve">file (described in Section 6 of the Design System spec).</w:t>
-      </w:r>
-    </w:p>
-    <w:bookmarkEnd w:id="52"/>
-    <w:bookmarkStart w:id="53" w:name="step-3-create-claude.md"/>
-    <w:p>
-      <w:pPr>
-        <w:pStyle w:val="Heading4"/>
-      </w:pPr>
-      <w:r>
-        <w:t xml:space="preserve">Step 3 — Create CLAUDE.md</w:t>
-      </w:r>
-    </w:p>
-    <w:p>
-      <w:pPr>
-        <w:pStyle w:val="FirstParagraph"/>
-      </w:pPr>
-      <w:r>
-        <w:t xml:space="preserve">In the repo root, create a short CLAUDE.md. Example:</w:t>
-      </w:r>
-    </w:p>
-    <w:p>
-      <w:pPr>
-        <w:pStyle w:val="SourceCode"/>
-      </w:pPr>
-      <w:r>
-        <w:rPr>
-          <w:rStyle w:val="FunctionTok"/>
-        </w:rPr>
-        <w:t xml:space="preserve"># Story-Tail Adventures — Web &amp; Mobile CRM Rewrite</w:t>
-      </w:r>
-      <w:r>
-        <w:br/>
-      </w:r>
-      <w:r>
-        <w:br/>
-      </w:r>
-      <w:r>
-        <w:rPr>
-          <w:rStyle w:val="NormalTok"/>
-        </w:rPr>
-        <w:t xml:space="preserve">A custom CRM replacing Travefy for Story-Tail Adventures (hosted by Inteletravel).</w:t>
-      </w:r>
-      <w:r>
-        <w:br/>
-      </w:r>
-      <w:r>
-        <w:rPr>
-          <w:rStyle w:val="NormalTok"/>
-        </w:rPr>
-        <w:t xml:space="preserve">This is a Kotlin Multiplatform project with a Next.js web app.</w:t>
-      </w:r>
-      <w:r>
-        <w:br/>
-      </w:r>
-      <w:r>
-        <w:br/>
-      </w:r>
-      <w:r>
-        <w:rPr>
-          <w:rStyle w:val="FunctionTok"/>
-        </w:rPr>
-        <w:t xml:space="preserve">## Authoritative project documents</w:t>
-      </w:r>
-      <w:r>
-        <w:br/>
-      </w:r>
-      <w:r>
-        <w:rPr>
-          <w:rStyle w:val="SpecialStringTok"/>
-        </w:rPr>
-        <w:t xml:space="preserve">- </w:t>
-      </w:r>
-      <w:r>
-        <w:rPr>
-          <w:rStyle w:val="NormalTok"/>
-        </w:rPr>
-        <w:t xml:space="preserve">BRD: </w:t>
-      </w:r>
-      <w:r>
-        <w:rPr>
-          <w:rStyle w:val="InformationTok"/>
-        </w:rPr>
-        <w:t xml:space="preserve">`docs/BRD.md`</w:t>
-      </w:r>
-      <w:r>
-        <w:br/>
-      </w:r>
-      <w:r>
-        <w:rPr>
-          <w:rStyle w:val="SpecialStringTok"/>
-        </w:rPr>
-        <w:t xml:space="preserve">- </w:t>
-      </w:r>
-      <w:r>
-        <w:rPr>
-          <w:rStyle w:val="NormalTok"/>
-        </w:rPr>
-        <w:t xml:space="preserve">Screen Inventory: </w:t>
-      </w:r>
-      <w:r>
-        <w:rPr>
-          <w:rStyle w:val="InformationTok"/>
-        </w:rPr>
-        <w:t xml:space="preserve">`docs/Screen-Inventory.md`</w:t>
-      </w:r>
-      <w:r>
-        <w:br/>
-      </w:r>
-      <w:r>
-        <w:rPr>
-          <w:rStyle w:val="SpecialStringTok"/>
-        </w:rPr>
-        <w:t xml:space="preserve">- </w:t>
-      </w:r>
-      <w:r>
-        <w:rPr>
-          <w:rStyle w:val="NormalTok"/>
-        </w:rPr>
-        <w:t xml:space="preserve">Data Model: </w:t>
-      </w:r>
-      <w:r>
-        <w:rPr>
-          <w:rStyle w:val="InformationTok"/>
-        </w:rPr>
-        <w:t xml:space="preserve">`docs/Data-Model.md`</w:t>
-      </w:r>
-      <w:r>
-        <w:br/>
-      </w:r>
-      <w:r>
-        <w:rPr>
-          <w:rStyle w:val="SpecialStringTok"/>
-        </w:rPr>
-        <w:t xml:space="preserve">- </w:t>
-      </w:r>
-      <w:r>
-        <w:rPr>
-          <w:rStyle w:val="NormalTok"/>
-        </w:rPr>
-        <w:t xml:space="preserve">Design System: </w:t>
-      </w:r>
-      <w:r>
-        <w:rPr>
-          <w:rStyle w:val="InformationTok"/>
-        </w:rPr>
-        <w:t xml:space="preserve">`docs/Design-System.md`</w:t>
-      </w:r>
-      <w:r>
-        <w:br/>
-      </w:r>
-      <w:r>
-        <w:rPr>
-          <w:rStyle w:val="SpecialStringTok"/>
-        </w:rPr>
-        <w:t xml:space="preserve">- </w:t>
-      </w:r>
-      <w:r>
-        <w:rPr>
-          <w:rStyle w:val="NormalTok"/>
-        </w:rPr>
-        <w:t xml:space="preserve">Tech Recommendations: </w:t>
-      </w:r>
-      <w:r>
-        <w:rPr>
-          <w:rStyle w:val="InformationTok"/>
-        </w:rPr>
-        <w:t xml:space="preserve">`docs/Tech-Recommendations.md`</w:t>
-      </w:r>
-      <w:r>
-        <w:br/>
-      </w:r>
-      <w:r>
-        <w:br/>
-      </w:r>
-      <w:r>
-        <w:rPr>
-          <w:rStyle w:val="NormalTok"/>
-        </w:rPr>
-        <w:t xml:space="preserve">Read these before answering anything substantive about features, screens,</w:t>
-      </w:r>
-      <w:r>
-        <w:br/>
-      </w:r>
-      <w:r>
-        <w:rPr>
-          <w:rStyle w:val="NormalTok"/>
-        </w:rPr>
-        <w:t xml:space="preserve">entities, or the design system.</w:t>
-      </w:r>
-      <w:r>
-        <w:br/>
-      </w:r>
-      <w:r>
-        <w:br/>
-      </w:r>
-      <w:r>
-        <w:rPr>
-          <w:rStyle w:val="FunctionTok"/>
-        </w:rPr>
-        <w:t xml:space="preserve">## Stack</w:t>
-      </w:r>
-      <w:r>
-        <w:br/>
-      </w:r>
-      <w:r>
-        <w:rPr>
-          <w:rStyle w:val="SpecialStringTok"/>
-        </w:rPr>
-        <w:t xml:space="preserve">- </w:t>
-      </w:r>
-      <w:r>
-        <w:rPr>
-          <w:rStyle w:val="NormalTok"/>
-        </w:rPr>
-        <w:t xml:space="preserve">KMP shared module (Kotlin) — mobile only: domain types, validation, API clients</w:t>
-      </w:r>
-      <w:r>
-        <w:br/>
-      </w:r>
-      <w:r>
-        <w:rPr>
-          <w:rStyle w:val="SpecialStringTok"/>
-        </w:rPr>
-        <w:t xml:space="preserve">- </w:t>
-      </w:r>
-      <w:r>
-        <w:rPr>
-          <w:rStyle w:val="NormalTok"/>
-        </w:rPr>
-        <w:t xml:space="preserve">Compose Multiplatform — Android + iOS UI</w:t>
-      </w:r>
-      <w:r>
-        <w:br/>
-      </w:r>
-      <w:r>
-        <w:rPr>
-          <w:rStyle w:val="SpecialStringTok"/>
-        </w:rPr>
-        <w:t xml:space="preserve">- </w:t>
-      </w:r>
-      <w:r>
-        <w:rPr>
-          <w:rStyle w:val="NormalTok"/>
-        </w:rPr>
-        <w:t xml:space="preserve">Next.js + React + TypeScript — web (authenticated portal + public pages)</w:t>
-      </w:r>
-      <w:r>
-        <w:br/>
-      </w:r>
-      <w:r>
-        <w:rPr>
-          <w:rStyle w:val="SpecialStringTok"/>
-        </w:rPr>
-        <w:t xml:space="preserve">- </w:t>
-      </w:r>
-      <w:r>
-        <w:rPr>
-          <w:rStyle w:val="NormalTok"/>
-        </w:rPr>
-        <w:t xml:space="preserve">Supabase Edge Functions (Deno + TypeScript) — server-side logic, Stripe, travel APIs, webhooks</w:t>
-      </w:r>
-      <w:r>
-        <w:br/>
-      </w:r>
-      <w:r>
-        <w:rPr>
-          <w:rStyle w:val="SpecialStringTok"/>
-        </w:rPr>
-        <w:t xml:space="preserve">- </w:t>
-      </w:r>
-      <w:r>
-        <w:rPr>
-          <w:rStyle w:val="NormalTok"/>
-        </w:rPr>
-        <w:t xml:space="preserve">Supabase — Postgres + Auth + Storage + Realtime</w:t>
-      </w:r>
-      <w:r>
-        <w:br/>
-      </w:r>
-      <w:r>
-        <w:rPr>
-          <w:rStyle w:val="SpecialStringTok"/>
-        </w:rPr>
-        <w:t xml:space="preserve">- </w:t>
-      </w:r>
-      <w:r>
-        <w:rPr>
-          <w:rStyle w:val="NormalTok"/>
-        </w:rPr>
-        <w:t xml:space="preserve">Stripe — payment tokenization (NEVER store PAN in our DB)</w:t>
-      </w:r>
-      <w:r>
-        <w:br/>
-      </w:r>
-      <w:r>
-        <w:br/>
-      </w:r>
-      <w:r>
-        <w:rPr>
-          <w:rStyle w:val="FunctionTok"/>
-        </w:rPr>
-        <w:t xml:space="preserve">## Key conventions</w:t>
-      </w:r>
-      <w:r>
-        <w:br/>
-      </w:r>
-      <w:r>
-        <w:rPr>
-          <w:rStyle w:val="SpecialStringTok"/>
-        </w:rPr>
-        <w:t xml:space="preserve">- </w:t>
-      </w:r>
-      <w:r>
-        <w:rPr>
-          <w:rStyle w:val="NormalTok"/>
-        </w:rPr>
-        <w:t xml:space="preserve">All money is stored as </w:t>
-      </w:r>
-      <w:r>
-        <w:rPr>
-          <w:rStyle w:val="InformationTok"/>
-        </w:rPr>
-        <w:t xml:space="preserve">`bigint`</w:t>
-      </w:r>
-      <w:r>
-        <w:rPr>
-          <w:rStyle w:val="NormalTok"/>
-        </w:rPr>
-        <w:t xml:space="preserve"> cents with explicit </w:t>
-      </w:r>
-      <w:r>
-        <w:rPr>
-          <w:rStyle w:val="InformationTok"/>
-        </w:rPr>
-        <w:t xml:space="preserve">`char(3)`</w:t>
-      </w:r>
-      <w:r>
-        <w:rPr>
-          <w:rStyle w:val="NormalTok"/>
-        </w:rPr>
-        <w:t xml:space="preserve"> currency code.</w:t>
-      </w:r>
-      <w:r>
-        <w:br/>
-      </w:r>
-      <w:r>
-        <w:rPr>
-          <w:rStyle w:val="SpecialStringTok"/>
-        </w:rPr>
-        <w:t xml:space="preserve">- </w:t>
-      </w:r>
-      <w:r>
-        <w:rPr>
-          <w:rStyle w:val="NormalTok"/>
-        </w:rPr>
-        <w:t xml:space="preserve">Every UUID is v7 (time-ordered).</w:t>
-      </w:r>
-      <w:r>
-        <w:br/>
-      </w:r>
-      <w:r>
-        <w:rPr>
-          <w:rStyle w:val="SpecialStringTok"/>
-        </w:rPr>
-        <w:t xml:space="preserve">- </w:t>
-      </w:r>
-      <w:r>
-        <w:rPr>
-          <w:rStyle w:val="NormalTok"/>
-        </w:rPr>
-        <w:t xml:space="preserve">Every mutating Edge Function writes an AuditEvent via the shared audit-middleware helper.</w:t>
-      </w:r>
-      <w:r>
-        <w:br/>
-      </w:r>
-      <w:r>
-        <w:rPr>
-          <w:rStyle w:val="SpecialStringTok"/>
-        </w:rPr>
-        <w:t xml:space="preserve">- </w:t>
-      </w:r>
-      <w:r>
-        <w:rPr>
-          <w:rStyle w:val="NormalTok"/>
-        </w:rPr>
-        <w:t xml:space="preserve">Stripe </w:t>
-      </w:r>
-      <w:r>
-        <w:rPr>
-          <w:rStyle w:val="InformationTok"/>
-        </w:rPr>
-        <w:t xml:space="preserve">`PaymentMethod`</w:t>
-      </w:r>
-      <w:r>
-        <w:rPr>
-          <w:rStyle w:val="NormalTok"/>
-        </w:rPr>
-        <w:t xml:space="preserve"> IDs are server-only — never returned to clients except via the audited PAN reveal flow.</w:t>
-      </w:r>
-      <w:r>
-        <w:br/>
-      </w:r>
-      <w:r>
-        <w:rPr>
-          <w:rStyle w:val="SpecialStringTok"/>
-        </w:rPr>
-        <w:t xml:space="preserve">- </w:t>
-      </w:r>
-      <w:r>
-        <w:rPr>
-          <w:rStyle w:val="NormalTok"/>
-        </w:rPr>
-        <w:t xml:space="preserve">Mobile and web share the API contract via OpenAPI + codegen; do not hand-write the contract twice.</w:t>
-      </w:r>
-      <w:r>
-        <w:br/>
-      </w:r>
-      <w:r>
-        <w:br/>
-      </w:r>
-      <w:r>
-        <w:rPr>
-          <w:rStyle w:val="FunctionTok"/>
-        </w:rPr>
-        <w:t xml:space="preserve">## Common commands</w:t>
-      </w:r>
-      <w:r>
-        <w:br/>
-      </w:r>
-      <w:r>
-        <w:rPr>
-          <w:rStyle w:val="SpecialStringTok"/>
-        </w:rPr>
-        <w:t xml:space="preserve">- </w:t>
-      </w:r>
-      <w:r>
-        <w:rPr>
-          <w:rStyle w:val="NormalTok"/>
-        </w:rPr>
-        <w:t xml:space="preserve">Run web: </w:t>
-      </w:r>
-      <w:r>
-        <w:rPr>
-          <w:rStyle w:val="InformationTok"/>
-        </w:rPr>
-        <w:t xml:space="preserve">`npm run dev -w web`</w:t>
-      </w:r>
-      <w:r>
-        <w:br/>
-      </w:r>
-      <w:r>
-        <w:rPr>
-          <w:rStyle w:val="SpecialStringTok"/>
-        </w:rPr>
-        <w:t xml:space="preserve">- </w:t>
-      </w:r>
-      <w:r>
-        <w:rPr>
-          <w:rStyle w:val="NormalTok"/>
-        </w:rPr>
-        <w:t xml:space="preserve">Run Android: open </w:t>
-      </w:r>
-      <w:r>
-        <w:rPr>
-          <w:rStyle w:val="InformationTok"/>
-        </w:rPr>
-        <w:t xml:space="preserve">`mobile/`</w:t>
-      </w:r>
-      <w:r>
-        <w:rPr>
-          <w:rStyle w:val="NormalTok"/>
-        </w:rPr>
-        <w:t xml:space="preserve"> in Android Studio, Run</w:t>
-      </w:r>
-      <w:r>
-        <w:br/>
-      </w:r>
-      <w:r>
-        <w:rPr>
-          <w:rStyle w:val="SpecialStringTok"/>
-        </w:rPr>
-        <w:t xml:space="preserve">- </w:t>
-      </w:r>
-      <w:r>
-        <w:rPr>
-          <w:rStyle w:val="NormalTok"/>
-        </w:rPr>
-        <w:t xml:space="preserve">Run iOS: open </w:t>
-      </w:r>
-      <w:r>
-        <w:rPr>
-          <w:rStyle w:val="InformationTok"/>
-        </w:rPr>
-        <w:t xml:space="preserve">`mobile/iosApp/iosApp.xcodeproj`</w:t>
-      </w:r>
-      <w:r>
-        <w:rPr>
-          <w:rStyle w:val="NormalTok"/>
-        </w:rPr>
-        <w:t xml:space="preserve"> in Xcode, Run</w:t>
-      </w:r>
-      <w:r>
-        <w:br/>
-      </w:r>
-      <w:r>
-        <w:rPr>
-          <w:rStyle w:val="SpecialStringTok"/>
-        </w:rPr>
-        <w:t xml:space="preserve">- </w:t>
-      </w:r>
-      <w:r>
-        <w:rPr>
-          <w:rStyle w:val="NormalTok"/>
-        </w:rPr>
-        <w:t xml:space="preserve">Build mobile shared: </w:t>
-      </w:r>
-      <w:r>
-        <w:rPr>
-          <w:rStyle w:val="InformationTok"/>
-        </w:rPr>
-        <w:t xml:space="preserve">`cd mobile &amp;&amp; ./gradlew :shared:build`</w:t>
-      </w:r>
-      <w:r>
-        <w:br/>
-      </w:r>
-      <w:r>
-        <w:rPr>
-          <w:rStyle w:val="SpecialStringTok"/>
-        </w:rPr>
-        <w:t xml:space="preserve">- </w:t>
-      </w:r>
-      <w:r>
-        <w:rPr>
-          <w:rStyle w:val="NormalTok"/>
-        </w:rPr>
-        <w:t xml:space="preserve">Apply DB migrations: </w:t>
-      </w:r>
-      <w:r>
-        <w:rPr>
-          <w:rStyle w:val="InformationTok"/>
-        </w:rPr>
-        <w:t xml:space="preserve">`supabase db push`</w:t>
-      </w:r>
-      <w:r>
-        <w:br/>
-      </w:r>
-      <w:r>
-        <w:rPr>
-          <w:rStyle w:val="SpecialStringTok"/>
-        </w:rPr>
-        <w:t xml:space="preserve">- </w:t>
-      </w:r>
-      <w:r>
-        <w:rPr>
-          <w:rStyle w:val="NormalTok"/>
-        </w:rPr>
-        <w:t xml:space="preserve">Deploy Edge Functions: </w:t>
-      </w:r>
-      <w:r>
-        <w:rPr>
-          <w:rStyle w:val="InformationTok"/>
-        </w:rPr>
-        <w:t xml:space="preserve">`supabase functions deploy &lt;name&gt;`</w:t>
-      </w:r>
-      <w:r>
-        <w:br/>
-      </w:r>
-      <w:r>
-        <w:rPr>
-          <w:rStyle w:val="SpecialStringTok"/>
-        </w:rPr>
-        <w:t xml:space="preserve">- </w:t>
-      </w:r>
-      <w:r>
-        <w:rPr>
-          <w:rStyle w:val="NormalTok"/>
-        </w:rPr>
-        <w:t xml:space="preserve">Generate TS types from DB: </w:t>
-      </w:r>
-      <w:r>
-        <w:rPr>
-          <w:rStyle w:val="InformationTok"/>
-        </w:rPr>
-        <w:t xml:space="preserve">`supabase gen types typescript --local &gt; web/types/supabase.ts`</w:t>
-      </w:r>
-      <w:r>
-        <w:br/>
-      </w:r>
-      <w:r>
-        <w:rPr>
-          <w:rStyle w:val="SpecialStringTok"/>
-        </w:rPr>
-        <w:t xml:space="preserve">- </w:t>
-      </w:r>
-      <w:r>
-        <w:rPr>
-          <w:rStyle w:val="NormalTok"/>
-        </w:rPr>
-        <w:t xml:space="preserve">Generate API types from OpenAPI: </w:t>
-      </w:r>
-      <w:r>
-        <w:rPr>
-          <w:rStyle w:val="InformationTok"/>
-        </w:rPr>
-        <w:t xml:space="preserve">`npm run generate -w contracts`</w:t>
-      </w:r>
-      <w:r>
-        <w:br/>
-      </w:r>
-      <w:r>
-        <w:br/>
-      </w:r>
-      <w:r>
-        <w:rPr>
-          <w:rStyle w:val="FunctionTok"/>
-        </w:rPr>
-        <w:t xml:space="preserve">## What NOT to do</w:t>
-      </w:r>
-      <w:r>
-        <w:br/>
-      </w:r>
-      <w:r>
-        <w:rPr>
-          <w:rStyle w:val="SpecialStringTok"/>
-        </w:rPr>
-        <w:t xml:space="preserve">- </w:t>
-      </w:r>
-      <w:r>
-        <w:rPr>
-          <w:rStyle w:val="NormalTok"/>
-        </w:rPr>
-        <w:t xml:space="preserve">Don't add cardholder data fields to the data model.</w:t>
-      </w:r>
-      <w:r>
-        <w:br/>
-      </w:r>
-      <w:r>
-        <w:rPr>
-          <w:rStyle w:val="SpecialStringTok"/>
-        </w:rPr>
-        <w:t xml:space="preserve">- </w:t>
-      </w:r>
-      <w:r>
-        <w:rPr>
-          <w:rStyle w:val="NormalTok"/>
-        </w:rPr>
-        <w:t xml:space="preserve">Don't introduce SDKs that haven't passed a security review.</w:t>
-      </w:r>
-      <w:r>
-        <w:br/>
-      </w:r>
-      <w:r>
-        <w:rPr>
-          <w:rStyle w:val="SpecialStringTok"/>
-        </w:rPr>
-        <w:t xml:space="preserve">- </w:t>
-      </w:r>
-      <w:r>
-        <w:rPr>
-          <w:rStyle w:val="NormalTok"/>
-        </w:rPr>
-        <w:t xml:space="preserve">Don't refactor screen-level structure that deviates from the Design System</w:t>
-      </w:r>
-      <w:r>
-        <w:br/>
-      </w:r>
-      <w:r>
-        <w:rPr>
-          <w:rStyle w:val="NormalTok"/>
-        </w:rPr>
-        <w:t xml:space="preserve">  without first checking the Screen Inventory's Pattern Mapping.</w:t>
-      </w:r>
-    </w:p>
-    <w:p>
-      <w:pPr>
-        <w:pStyle w:val="FirstParagraph"/>
-      </w:pPr>
-      <w:r>
-        <w:t xml:space="preserve">Better: run</w:t>
-      </w:r>
-      <w:r>
-        <w:t xml:space="preserve"> </w:t>
-      </w:r>
-      <w:r>
-        <w:rPr>
-          <w:rStyle w:val="VerbatimChar"/>
-        </w:rPr>
-        <w:t xml:space="preserve">/init</w:t>
-      </w:r>
-      <w:r>
-        <w:t xml:space="preserve"> </w:t>
-      </w:r>
-      <w:r>
-        <w:t xml:space="preserve">in Claude Code first, let it scan the repo, then edit its output down to something tight like the above.</w:t>
-      </w:r>
-    </w:p>
-    <w:bookmarkEnd w:id="53"/>
-    <w:bookmarkStart w:id="54" w:name="step-4-set-up-project-skills"/>
-    <w:p>
-      <w:pPr>
-        <w:pStyle w:val="Heading4"/>
-      </w:pPr>
-      <w:r>
-        <w:t xml:space="preserve">Step 4 — Set up project Skills</w:t>
-      </w:r>
-    </w:p>
-    <w:p>
-      <w:pPr>
-        <w:pStyle w:val="FirstParagraph"/>
-      </w:pPr>
-      <w:r>
-        <w:t xml:space="preserve">Create skills in</w:t>
-      </w:r>
-      <w:r>
-        <w:t xml:space="preserve"> </w:t>
-      </w:r>
-      <w:r>
-        <w:rPr>
-          <w:rStyle w:val="VerbatimChar"/>
-        </w:rPr>
-        <w:t xml:space="preserve">.claude/skills/</w:t>
+        <w:t xml:space="preserve">mobile/shared/src/commonMain/kotlin/com/storytail/ui/theme/</w:t>
       </w:r>
       <w:r>
         <w:t xml:space="preserve">:</w:t>
@@ -7245,46 +7062,8 @@
       <w:r>
         <w:rPr>
           <w:rStyle w:val="VerbatimChar"/>
-          <w:b/>
-          <w:bCs/>
-        </w:rPr>
-        <w:t xml:space="preserve">new-screen/SKILL.md</w:t>
-      </w:r>
-      <w:r>
-        <w:t xml:space="preserve"> </w:t>
-      </w:r>
-      <w:r>
-        <w:t xml:space="preserve">—</w:t>
-      </w:r>
-      <w:r>
-        <w:t xml:space="preserve"> </w:t>
-      </w:r>
-      <w:r>
-        <w:t xml:space="preserve">“Implement a screen from the Screen Inventory. Args: screen ID (e.g.,</w:t>
-      </w:r>
-      <w:r>
-        <w:t xml:space="preserve"> </w:t>
-      </w:r>
-      <w:r>
-        <w:rPr>
-          <w:rStyle w:val="VerbatimChar"/>
-        </w:rPr>
-        <w:t xml:space="preserve">2.2.3 Trip Detail</w:t>
-      </w:r>
-      <w:r>
-        <w:t xml:space="preserve">). Reads the inventory, the matching prototype JSX in</w:t>
-      </w:r>
-      <w:r>
-        <w:t xml:space="preserve"> </w:t>
-      </w:r>
-      <w:r>
-        <w:rPr>
-          <w:rStyle w:val="VerbatimChar"/>
-        </w:rPr>
-        <w:t xml:space="preserve">docs/design/source-prototype/screens/</w:t>
-      </w:r>
-      <w:r>
-        <w:t xml:space="preserve">, and builds the Compose (or React) implementation following the design tokens.”</w:t>
+        </w:rPr>
+        <w:t xml:space="preserve">StoryTailColors.kt</w:t>
       </w:r>
     </w:p>
     <w:p>
@@ -7298,22 +7077,8 @@
       <w:r>
         <w:rPr>
           <w:rStyle w:val="VerbatimChar"/>
-          <w:b/>
-          <w:bCs/>
-        </w:rPr>
-        <w:t xml:space="preserve">new-entity/SKILL.md</w:t>
-      </w:r>
-      <w:r>
-        <w:t xml:space="preserve"> </w:t>
-      </w:r>
-      <w:r>
-        <w:t xml:space="preserve">—</w:t>
-      </w:r>
-      <w:r>
-        <w:t xml:space="preserve"> </w:t>
-      </w:r>
-      <w:r>
-        <w:t xml:space="preserve">“Add an entity from the Data Model. Generates the Flyway migration, the Exposed DSL table, the Kotlin data class in the shared module, and the Ktor route stubs.”</w:t>
+        </w:rPr>
+        <w:t xml:space="preserve">StoryTailTypography.kt</w:t>
       </w:r>
     </w:p>
     <w:p>
@@ -7327,37 +7092,8 @@
       <w:r>
         <w:rPr>
           <w:rStyle w:val="VerbatimChar"/>
-          <w:b/>
-          <w:bCs/>
-        </w:rPr>
-        <w:t xml:space="preserve">audit-pci/SKILL.md</w:t>
-      </w:r>
-      <w:r>
-        <w:t xml:space="preserve"> </w:t>
-      </w:r>
-      <w:r>
-        <w:t xml:space="preserve">—</w:t>
-      </w:r>
-      <w:r>
-        <w:t xml:space="preserve"> </w:t>
-      </w:r>
-      <w:r>
-        <w:t xml:space="preserve">“Check whether a code change touches PCI scope. Greps for card-data adjacent code, checks logging configs for PAN-scrubbing, verifies no Stripe</w:t>
-      </w:r>
-      <w:r>
-        <w:t xml:space="preserve"> </w:t>
-      </w:r>
-      <w:r>
-        <w:rPr>
-          <w:rStyle w:val="VerbatimChar"/>
-        </w:rPr>
-        <w:t xml:space="preserve">PaymentMethod</w:t>
-      </w:r>
-      <w:r>
-        <w:t xml:space="preserve"> </w:t>
-      </w:r>
-      <w:r>
-        <w:t xml:space="preserve">IDs are returned in API responses to client roles.”</w:t>
+        </w:rPr>
+        <w:t xml:space="preserve">StoryTailShape.kt</w:t>
       </w:r>
     </w:p>
     <w:p>
@@ -7371,22 +7107,8 @@
       <w:r>
         <w:rPr>
           <w:rStyle w:val="VerbatimChar"/>
-          <w:b/>
-          <w:bCs/>
-        </w:rPr>
-        <w:t xml:space="preserve">run-vulnerability-scan/SKILL.md</w:t>
-      </w:r>
-      <w:r>
-        <w:t xml:space="preserve"> </w:t>
-      </w:r>
-      <w:r>
-        <w:t xml:space="preserve">—</w:t>
-      </w:r>
-      <w:r>
-        <w:t xml:space="preserve"> </w:t>
-      </w:r>
-      <w:r>
-        <w:t xml:space="preserve">“Trigger a quarterly ASV scan and capture the report.”</w:t>
+        </w:rPr>
+        <w:t xml:space="preserve">StoryTailTheme.kt</w:t>
       </w:r>
     </w:p>
     <w:p>
@@ -7394,32 +7116,151 @@
         <w:pStyle w:val="FirstParagraph"/>
       </w:pPr>
       <w:r>
-        <w:t xml:space="preserve">Commit</w:t>
-      </w:r>
-      <w:r>
-        <w:t xml:space="preserve"> </w:t>
-      </w:r>
-      <w:r>
-        <w:rPr>
-          <w:rStyle w:val="VerbatimChar"/>
-        </w:rPr>
-        <w:t xml:space="preserve">.claude/</w:t>
-      </w:r>
-      <w:r>
-        <w:t xml:space="preserve"> </w:t>
-      </w:r>
-      <w:r>
-        <w:t xml:space="preserve">to source control.</w:t>
-      </w:r>
-    </w:p>
-    <w:bookmarkEnd w:id="54"/>
-    <w:bookmarkStart w:id="55" w:name="step-5-build-the-database-first"/>
+        <w:t xml:space="preserve">Add Poppins, Caveat, and JetBrains Mono to</w:t>
+      </w:r>
+      <w:r>
+        <w:t xml:space="preserve"> </w:t>
+      </w:r>
+      <w:r>
+        <w:rPr>
+          <w:rStyle w:val="VerbatimChar"/>
+        </w:rPr>
+        <w:t xml:space="preserve">mobile/shared/src/commonMain/composeResources/font/</w:t>
+      </w:r>
+      <w:r>
+        <w:t xml:space="preserve">. Update</w:t>
+      </w:r>
+      <w:r>
+        <w:t xml:space="preserve"> </w:t>
+      </w:r>
+      <w:r>
+        <w:rPr>
+          <w:rStyle w:val="VerbatimChar"/>
+        </w:rPr>
+        <w:t xml:space="preserve">StoryTailTypography.kt</w:t>
+      </w:r>
+      <w:r>
+        <w:t xml:space="preserve"> </w:t>
+      </w:r>
+      <w:r>
+        <w:t xml:space="preserve">to point</w:t>
+      </w:r>
+      <w:r>
+        <w:t xml:space="preserve"> </w:t>
+      </w:r>
+      <w:r>
+        <w:rPr>
+          <w:rStyle w:val="VerbatimChar"/>
+        </w:rPr>
+        <w:t xml:space="preserve">PoppinsFamily</w:t>
+      </w:r>
+      <w:r>
+        <w:t xml:space="preserve">,</w:t>
+      </w:r>
+      <w:r>
+        <w:t xml:space="preserve"> </w:t>
+      </w:r>
+      <w:r>
+        <w:rPr>
+          <w:rStyle w:val="VerbatimChar"/>
+        </w:rPr>
+        <w:t xml:space="preserve">CaveatFamily</w:t>
+      </w:r>
+      <w:r>
+        <w:t xml:space="preserve">,</w:t>
+      </w:r>
+      <w:r>
+        <w:t xml:space="preserve"> </w:t>
+      </w:r>
+      <w:r>
+        <w:rPr>
+          <w:rStyle w:val="VerbatimChar"/>
+        </w:rPr>
+        <w:t xml:space="preserve">MonoFamily</w:t>
+      </w:r>
+      <w:r>
+        <w:t xml:space="preserve"> </w:t>
+      </w:r>
+      <w:r>
+        <w:t xml:space="preserve">at the bundled resources.</w:t>
+      </w:r>
+    </w:p>
+    <w:p>
+      <w:pPr>
+        <w:pStyle w:val="BodyText"/>
+      </w:pPr>
+      <w:r>
+        <w:t xml:space="preserve">For the web app, copy the three CSS files from</w:t>
+      </w:r>
+      <w:r>
+        <w:t xml:space="preserve"> </w:t>
+      </w:r>
+      <w:r>
+        <w:rPr>
+          <w:rStyle w:val="VerbatimChar"/>
+        </w:rPr>
+        <w:t xml:space="preserve">Web Rewrite/design/source-prototype/styles/</w:t>
+      </w:r>
+      <w:r>
+        <w:t xml:space="preserve"> </w:t>
+      </w:r>
+      <w:r>
+        <w:t xml:space="preserve">into</w:t>
+      </w:r>
+      <w:r>
+        <w:t xml:space="preserve"> </w:t>
+      </w:r>
+      <w:r>
+        <w:rPr>
+          <w:rStyle w:val="VerbatimChar"/>
+        </w:rPr>
+        <w:t xml:space="preserve">web/styles/</w:t>
+      </w:r>
+      <w:r>
+        <w:t xml:space="preserve"> </w:t>
+      </w:r>
+      <w:r>
+        <w:t xml:space="preserve">and import</w:t>
+      </w:r>
+      <w:r>
+        <w:t xml:space="preserve"> </w:t>
+      </w:r>
+      <w:r>
+        <w:rPr>
+          <w:rStyle w:val="VerbatimChar"/>
+        </w:rPr>
+        <w:t xml:space="preserve">tokens.css</w:t>
+      </w:r>
+      <w:r>
+        <w:t xml:space="preserve"> </w:t>
+      </w:r>
+      <w:r>
+        <w:t xml:space="preserve">from the Next.js root layout. The CSS variables become available to every component. Use Tailwind CSS or CSS Modules on top — the tokens are CSS custom properties, so any styling approach can consume them. For type-safe access, also import the parallel</w:t>
+      </w:r>
+      <w:r>
+        <w:t xml:space="preserve"> </w:t>
+      </w:r>
+      <w:r>
+        <w:rPr>
+          <w:rStyle w:val="VerbatimChar"/>
+        </w:rPr>
+        <w:t xml:space="preserve">design-tokens.ts</w:t>
+      </w:r>
+      <w:r>
+        <w:t xml:space="preserve"> </w:t>
+      </w:r>
+      <w:r>
+        <w:t xml:space="preserve">file (described in Section 6 of the Design System spec).</w:t>
+      </w:r>
+    </w:p>
+    <w:bookmarkEnd w:id="52"/>
+    <w:bookmarkStart w:id="53" w:name="step-3-create-claude.md"/>
     <w:p>
       <w:pPr>
         <w:pStyle w:val="Heading4"/>
       </w:pPr>
       <w:r>
-        <w:t xml:space="preserve">Step 5 — Build the database first</w:t>
+        <w:t xml:space="preserve">Step 3 — Create CLAUDE.md</w:t>
       </w:r>
     </w:p>
     <w:p>
@@ -7427,56 +7268,693 @@
         <w:pStyle w:val="FirstParagraph"/>
       </w:pPr>
       <w:r>
-        <w:t xml:space="preserve">Have Claude generate the initial Supabase migrations from the Data Model. The Data Model already has Postgres DDL inline; Claude can transcribe it directly into</w:t>
-      </w:r>
-      <w:r>
-        <w:t xml:space="preserve"> </w:t>
-      </w:r>
-      <w:r>
-        <w:rPr>
-          <w:rStyle w:val="VerbatimChar"/>
-        </w:rPr>
-        <w:t xml:space="preserve">supabase/migrations/&lt;timestamp&gt;_initial.sql</w:t>
-      </w:r>
-      <w:r>
-        <w:t xml:space="preserve">. Apply with</w:t>
-      </w:r>
-      <w:r>
-        <w:t xml:space="preserve"> </w:t>
-      </w:r>
-      <w:r>
-        <w:rPr>
-          <w:rStyle w:val="VerbatimChar"/>
-        </w:rPr>
-        <w:t xml:space="preserve">supabase db push</w:t>
-      </w:r>
-      <w:r>
-        <w:t xml:space="preserve"> </w:t>
-      </w:r>
-      <w:r>
-        <w:t xml:space="preserve">against a local Supabase project (started via</w:t>
-      </w:r>
-      <w:r>
-        <w:t xml:space="preserve"> </w:t>
-      </w:r>
-      <w:r>
-        <w:rPr>
-          <w:rStyle w:val="VerbatimChar"/>
-        </w:rPr>
-        <w:t xml:space="preserve">supabase start</w:t>
-      </w:r>
-      <w:r>
-        <w:t xml:space="preserve">). Verify the schema in the Supabase Studio UI.</w:t>
-      </w:r>
-    </w:p>
-    <w:bookmarkEnd w:id="55"/>
-    <w:bookmarkStart w:id="56" w:name="X35f2109426b2051e83fe2e46aab5c27ba80ce72"/>
+        <w:t xml:space="preserve">In the repo root, create a short CLAUDE.md. Example:</w:t>
+      </w:r>
+    </w:p>
+    <w:p>
+      <w:pPr>
+        <w:pStyle w:val="SourceCode"/>
+      </w:pPr>
+      <w:r>
+        <w:rPr>
+          <w:rStyle w:val="FunctionTok"/>
+        </w:rPr>
+        <w:t xml:space="preserve"># Story-Tail Adventures — Web &amp; Mobile CRM Rewrite</w:t>
+      </w:r>
+      <w:r>
+        <w:br/>
+      </w:r>
+      <w:r>
+        <w:br/>
+      </w:r>
+      <w:r>
+        <w:rPr>
+          <w:rStyle w:val="NormalTok"/>
+        </w:rPr>
+        <w:t xml:space="preserve">A custom CRM replacing Travefy for Story-Tail Adventures (hosted by Inteletravel).</w:t>
+      </w:r>
+      <w:r>
+        <w:br/>
+      </w:r>
+      <w:r>
+        <w:rPr>
+          <w:rStyle w:val="NormalTok"/>
+        </w:rPr>
+        <w:t xml:space="preserve">This is a Kotlin Multiplatform project with a Next.js web app.</w:t>
+      </w:r>
+      <w:r>
+        <w:br/>
+      </w:r>
+      <w:r>
+        <w:br/>
+      </w:r>
+      <w:r>
+        <w:rPr>
+          <w:rStyle w:val="FunctionTok"/>
+        </w:rPr>
+        <w:t xml:space="preserve">## Authoritative project documents</w:t>
+      </w:r>
+      <w:r>
+        <w:br/>
+      </w:r>
+      <w:r>
+        <w:rPr>
+          <w:rStyle w:val="SpecialStringTok"/>
+        </w:rPr>
+        <w:t xml:space="preserve">- </w:t>
+      </w:r>
+      <w:r>
+        <w:rPr>
+          <w:rStyle w:val="NormalTok"/>
+        </w:rPr>
+        <w:t xml:space="preserve">BRD: </w:t>
+      </w:r>
+      <w:r>
+        <w:rPr>
+          <w:rStyle w:val="InformationTok"/>
+        </w:rPr>
+        <w:t xml:space="preserve">`docs/BRD.md`</w:t>
+      </w:r>
+      <w:r>
+        <w:br/>
+      </w:r>
+      <w:r>
+        <w:rPr>
+          <w:rStyle w:val="SpecialStringTok"/>
+        </w:rPr>
+        <w:t xml:space="preserve">- </w:t>
+      </w:r>
+      <w:r>
+        <w:rPr>
+          <w:rStyle w:val="NormalTok"/>
+        </w:rPr>
+        <w:t xml:space="preserve">Screen Inventory: </w:t>
+      </w:r>
+      <w:r>
+        <w:rPr>
+          <w:rStyle w:val="InformationTok"/>
+        </w:rPr>
+        <w:t xml:space="preserve">`docs/Screen-Inventory.md`</w:t>
+      </w:r>
+      <w:r>
+        <w:br/>
+      </w:r>
+      <w:r>
+        <w:rPr>
+          <w:rStyle w:val="SpecialStringTok"/>
+        </w:rPr>
+        <w:t xml:space="preserve">- </w:t>
+      </w:r>
+      <w:r>
+        <w:rPr>
+          <w:rStyle w:val="NormalTok"/>
+        </w:rPr>
+        <w:t xml:space="preserve">Data Model: </w:t>
+      </w:r>
+      <w:r>
+        <w:rPr>
+          <w:rStyle w:val="InformationTok"/>
+        </w:rPr>
+        <w:t xml:space="preserve">`docs/Data-Model.md`</w:t>
+      </w:r>
+      <w:r>
+        <w:br/>
+      </w:r>
+      <w:r>
+        <w:rPr>
+          <w:rStyle w:val="SpecialStringTok"/>
+        </w:rPr>
+        <w:t xml:space="preserve">- </w:t>
+      </w:r>
+      <w:r>
+        <w:rPr>
+          <w:rStyle w:val="NormalTok"/>
+        </w:rPr>
+        <w:t xml:space="preserve">Design System: </w:t>
+      </w:r>
+      <w:r>
+        <w:rPr>
+          <w:rStyle w:val="InformationTok"/>
+        </w:rPr>
+        <w:t xml:space="preserve">`docs/Design-System.md`</w:t>
+      </w:r>
+      <w:r>
+        <w:br/>
+      </w:r>
+      <w:r>
+        <w:rPr>
+          <w:rStyle w:val="SpecialStringTok"/>
+        </w:rPr>
+        <w:t xml:space="preserve">- </w:t>
+      </w:r>
+      <w:r>
+        <w:rPr>
+          <w:rStyle w:val="NormalTok"/>
+        </w:rPr>
+        <w:t xml:space="preserve">Tech Recommendations: </w:t>
+      </w:r>
+      <w:r>
+        <w:rPr>
+          <w:rStyle w:val="InformationTok"/>
+        </w:rPr>
+        <w:t xml:space="preserve">`docs/Tech-Recommendations.md`</w:t>
+      </w:r>
+      <w:r>
+        <w:br/>
+      </w:r>
+      <w:r>
+        <w:br/>
+      </w:r>
+      <w:r>
+        <w:rPr>
+          <w:rStyle w:val="NormalTok"/>
+        </w:rPr>
+        <w:t xml:space="preserve">Read these before answering anything substantive about features, screens,</w:t>
+      </w:r>
+      <w:r>
+        <w:br/>
+      </w:r>
+      <w:r>
+        <w:rPr>
+          <w:rStyle w:val="NormalTok"/>
+        </w:rPr>
+        <w:t xml:space="preserve">entities, or the design system.</w:t>
+      </w:r>
+      <w:r>
+        <w:br/>
+      </w:r>
+      <w:r>
+        <w:br/>
+      </w:r>
+      <w:r>
+        <w:rPr>
+          <w:rStyle w:val="FunctionTok"/>
+        </w:rPr>
+        <w:t xml:space="preserve">## Stack</w:t>
+      </w:r>
+      <w:r>
+        <w:br/>
+      </w:r>
+      <w:r>
+        <w:rPr>
+          <w:rStyle w:val="SpecialStringTok"/>
+        </w:rPr>
+        <w:t xml:space="preserve">- </w:t>
+      </w:r>
+      <w:r>
+        <w:rPr>
+          <w:rStyle w:val="NormalTok"/>
+        </w:rPr>
+        <w:t xml:space="preserve">KMP shared module (Kotlin) — mobile only: domain types, validation, API clients</w:t>
+      </w:r>
+      <w:r>
+        <w:br/>
+      </w:r>
+      <w:r>
+        <w:rPr>
+          <w:rStyle w:val="SpecialStringTok"/>
+        </w:rPr>
+        <w:t xml:space="preserve">- </w:t>
+      </w:r>
+      <w:r>
+        <w:rPr>
+          <w:rStyle w:val="NormalTok"/>
+        </w:rPr>
+        <w:t xml:space="preserve">Compose Multiplatform — Android + iOS UI</w:t>
+      </w:r>
+      <w:r>
+        <w:br/>
+      </w:r>
+      <w:r>
+        <w:rPr>
+          <w:rStyle w:val="SpecialStringTok"/>
+        </w:rPr>
+        <w:t xml:space="preserve">- </w:t>
+      </w:r>
+      <w:r>
+        <w:rPr>
+          <w:rStyle w:val="NormalTok"/>
+        </w:rPr>
+        <w:t xml:space="preserve">Next.js + React + TypeScript — web (authenticated portal + public pages)</w:t>
+      </w:r>
+      <w:r>
+        <w:br/>
+      </w:r>
+      <w:r>
+        <w:rPr>
+          <w:rStyle w:val="SpecialStringTok"/>
+        </w:rPr>
+        <w:t xml:space="preserve">- </w:t>
+      </w:r>
+      <w:r>
+        <w:rPr>
+          <w:rStyle w:val="NormalTok"/>
+        </w:rPr>
+        <w:t xml:space="preserve">Supabase Edge Functions (Deno + TypeScript) — server-side logic, Stripe, travel APIs, webhooks</w:t>
+      </w:r>
+      <w:r>
+        <w:br/>
+      </w:r>
+      <w:r>
+        <w:rPr>
+          <w:rStyle w:val="SpecialStringTok"/>
+        </w:rPr>
+        <w:t xml:space="preserve">- </w:t>
+      </w:r>
+      <w:r>
+        <w:rPr>
+          <w:rStyle w:val="NormalTok"/>
+        </w:rPr>
+        <w:t xml:space="preserve">Supabase — Postgres + Auth + Storage + Realtime</w:t>
+      </w:r>
+      <w:r>
+        <w:br/>
+      </w:r>
+      <w:r>
+        <w:rPr>
+          <w:rStyle w:val="SpecialStringTok"/>
+        </w:rPr>
+        <w:t xml:space="preserve">- </w:t>
+      </w:r>
+      <w:r>
+        <w:rPr>
+          <w:rStyle w:val="NormalTok"/>
+        </w:rPr>
+        <w:t xml:space="preserve">Stripe — payment tokenization (NEVER store PAN in our DB)</w:t>
+      </w:r>
+      <w:r>
+        <w:br/>
+      </w:r>
+      <w:r>
+        <w:br/>
+      </w:r>
+      <w:r>
+        <w:rPr>
+          <w:rStyle w:val="FunctionTok"/>
+        </w:rPr>
+        <w:t xml:space="preserve">## Key conventions</w:t>
+      </w:r>
+      <w:r>
+        <w:br/>
+      </w:r>
+      <w:r>
+        <w:rPr>
+          <w:rStyle w:val="SpecialStringTok"/>
+        </w:rPr>
+        <w:t xml:space="preserve">- </w:t>
+      </w:r>
+      <w:r>
+        <w:rPr>
+          <w:rStyle w:val="NormalTok"/>
+        </w:rPr>
+        <w:t xml:space="preserve">All money is stored as </w:t>
+      </w:r>
+      <w:r>
+        <w:rPr>
+          <w:rStyle w:val="InformationTok"/>
+        </w:rPr>
+        <w:t xml:space="preserve">`bigint`</w:t>
+      </w:r>
+      <w:r>
+        <w:rPr>
+          <w:rStyle w:val="NormalTok"/>
+        </w:rPr>
+        <w:t xml:space="preserve"> cents with explicit </w:t>
+      </w:r>
+      <w:r>
+        <w:rPr>
+          <w:rStyle w:val="InformationTok"/>
+        </w:rPr>
+        <w:t xml:space="preserve">`char(3)`</w:t>
+      </w:r>
+      <w:r>
+        <w:rPr>
+          <w:rStyle w:val="NormalTok"/>
+        </w:rPr>
+        <w:t xml:space="preserve"> currency code.</w:t>
+      </w:r>
+      <w:r>
+        <w:br/>
+      </w:r>
+      <w:r>
+        <w:rPr>
+          <w:rStyle w:val="SpecialStringTok"/>
+        </w:rPr>
+        <w:t xml:space="preserve">- </w:t>
+      </w:r>
+      <w:r>
+        <w:rPr>
+          <w:rStyle w:val="NormalTok"/>
+        </w:rPr>
+        <w:t xml:space="preserve">Every UUID is v7 (time-ordered).</w:t>
+      </w:r>
+      <w:r>
+        <w:br/>
+      </w:r>
+      <w:r>
+        <w:rPr>
+          <w:rStyle w:val="SpecialStringTok"/>
+        </w:rPr>
+        <w:t xml:space="preserve">- </w:t>
+      </w:r>
+      <w:r>
+        <w:rPr>
+          <w:rStyle w:val="NormalTok"/>
+        </w:rPr>
+        <w:t xml:space="preserve">Every mutating Edge Function writes an AuditEvent via the shared audit-middleware helper.</w:t>
+      </w:r>
+      <w:r>
+        <w:br/>
+      </w:r>
+      <w:r>
+        <w:rPr>
+          <w:rStyle w:val="SpecialStringTok"/>
+        </w:rPr>
+        <w:t xml:space="preserve">- </w:t>
+      </w:r>
+      <w:r>
+        <w:rPr>
+          <w:rStyle w:val="NormalTok"/>
+        </w:rPr>
+        <w:t xml:space="preserve">Stripe </w:t>
+      </w:r>
+      <w:r>
+        <w:rPr>
+          <w:rStyle w:val="InformationTok"/>
+        </w:rPr>
+        <w:t xml:space="preserve">`PaymentMethod`</w:t>
+      </w:r>
+      <w:r>
+        <w:rPr>
+          <w:rStyle w:val="NormalTok"/>
+        </w:rPr>
+        <w:t xml:space="preserve"> IDs are server-only — never returned to clients except via the audited PAN reveal flow.</w:t>
+      </w:r>
+      <w:r>
+        <w:br/>
+      </w:r>
+      <w:r>
+        <w:rPr>
+          <w:rStyle w:val="SpecialStringTok"/>
+        </w:rPr>
+        <w:t xml:space="preserve">- </w:t>
+      </w:r>
+      <w:r>
+        <w:rPr>
+          <w:rStyle w:val="NormalTok"/>
+        </w:rPr>
+        <w:t xml:space="preserve">Mobile and web share the API contract via OpenAPI + codegen; do not hand-write the contract twice.</w:t>
+      </w:r>
+      <w:r>
+        <w:br/>
+      </w:r>
+      <w:r>
+        <w:br/>
+      </w:r>
+      <w:r>
+        <w:rPr>
+          <w:rStyle w:val="FunctionTok"/>
+        </w:rPr>
+        <w:t xml:space="preserve">## Common commands</w:t>
+      </w:r>
+      <w:r>
+        <w:br/>
+      </w:r>
+      <w:r>
+        <w:rPr>
+          <w:rStyle w:val="SpecialStringTok"/>
+        </w:rPr>
+        <w:t xml:space="preserve">- </w:t>
+      </w:r>
+      <w:r>
+        <w:rPr>
+          <w:rStyle w:val="NormalTok"/>
+        </w:rPr>
+        <w:t xml:space="preserve">Run web: </w:t>
+      </w:r>
+      <w:r>
+        <w:rPr>
+          <w:rStyle w:val="InformationTok"/>
+        </w:rPr>
+        <w:t xml:space="preserve">`npm run dev -w web`</w:t>
+      </w:r>
+      <w:r>
+        <w:br/>
+      </w:r>
+      <w:r>
+        <w:rPr>
+          <w:rStyle w:val="SpecialStringTok"/>
+        </w:rPr>
+        <w:t xml:space="preserve">- </w:t>
+      </w:r>
+      <w:r>
+        <w:rPr>
+          <w:rStyle w:val="NormalTok"/>
+        </w:rPr>
+        <w:t xml:space="preserve">Run Android: open </w:t>
+      </w:r>
+      <w:r>
+        <w:rPr>
+          <w:rStyle w:val="InformationTok"/>
+        </w:rPr>
+        <w:t xml:space="preserve">`mobile/`</w:t>
+      </w:r>
+      <w:r>
+        <w:rPr>
+          <w:rStyle w:val="NormalTok"/>
+        </w:rPr>
+        <w:t xml:space="preserve"> in Android Studio, Run</w:t>
+      </w:r>
+      <w:r>
+        <w:br/>
+      </w:r>
+      <w:r>
+        <w:rPr>
+          <w:rStyle w:val="SpecialStringTok"/>
+        </w:rPr>
+        <w:t xml:space="preserve">- </w:t>
+      </w:r>
+      <w:r>
+        <w:rPr>
+          <w:rStyle w:val="NormalTok"/>
+        </w:rPr>
+        <w:t xml:space="preserve">Run iOS: open </w:t>
+      </w:r>
+      <w:r>
+        <w:rPr>
+          <w:rStyle w:val="InformationTok"/>
+        </w:rPr>
+        <w:t xml:space="preserve">`mobile/iosApp/iosApp.xcodeproj`</w:t>
+      </w:r>
+      <w:r>
+        <w:rPr>
+          <w:rStyle w:val="NormalTok"/>
+        </w:rPr>
+        <w:t xml:space="preserve"> in Xcode, Run</w:t>
+      </w:r>
+      <w:r>
+        <w:br/>
+      </w:r>
+      <w:r>
+        <w:rPr>
+          <w:rStyle w:val="SpecialStringTok"/>
+        </w:rPr>
+        <w:t xml:space="preserve">- </w:t>
+      </w:r>
+      <w:r>
+        <w:rPr>
+          <w:rStyle w:val="NormalTok"/>
+        </w:rPr>
+        <w:t xml:space="preserve">Build mobile shared: </w:t>
+      </w:r>
+      <w:r>
+        <w:rPr>
+          <w:rStyle w:val="InformationTok"/>
+        </w:rPr>
+        <w:t xml:space="preserve">`cd mobile &amp;&amp; ./gradlew :shared:build`</w:t>
+      </w:r>
+      <w:r>
+        <w:br/>
+      </w:r>
+      <w:r>
+        <w:rPr>
+          <w:rStyle w:val="SpecialStringTok"/>
+        </w:rPr>
+        <w:t xml:space="preserve">- </w:t>
+      </w:r>
+      <w:r>
+        <w:rPr>
+          <w:rStyle w:val="NormalTok"/>
+        </w:rPr>
+        <w:t xml:space="preserve">Apply DB migrations: </w:t>
+      </w:r>
+      <w:r>
+        <w:rPr>
+          <w:rStyle w:val="InformationTok"/>
+        </w:rPr>
+        <w:t xml:space="preserve">`supabase db push`</w:t>
+      </w:r>
+      <w:r>
+        <w:br/>
+      </w:r>
+      <w:r>
+        <w:rPr>
+          <w:rStyle w:val="SpecialStringTok"/>
+        </w:rPr>
+        <w:t xml:space="preserve">- </w:t>
+      </w:r>
+      <w:r>
+        <w:rPr>
+          <w:rStyle w:val="NormalTok"/>
+        </w:rPr>
+        <w:t xml:space="preserve">Deploy Edge Functions: </w:t>
+      </w:r>
+      <w:r>
+        <w:rPr>
+          <w:rStyle w:val="InformationTok"/>
+        </w:rPr>
+        <w:t xml:space="preserve">`supabase functions deploy &lt;name&gt;`</w:t>
+      </w:r>
+      <w:r>
+        <w:br/>
+      </w:r>
+      <w:r>
+        <w:rPr>
+          <w:rStyle w:val="SpecialStringTok"/>
+        </w:rPr>
+        <w:t xml:space="preserve">- </w:t>
+      </w:r>
+      <w:r>
+        <w:rPr>
+          <w:rStyle w:val="NormalTok"/>
+        </w:rPr>
+        <w:t xml:space="preserve">Generate TS types from DB: </w:t>
+      </w:r>
+      <w:r>
+        <w:rPr>
+          <w:rStyle w:val="InformationTok"/>
+        </w:rPr>
+        <w:t xml:space="preserve">`supabase gen types typescript --local &gt; web/types/supabase.ts`</w:t>
+      </w:r>
+      <w:r>
+        <w:br/>
+      </w:r>
+      <w:r>
+        <w:rPr>
+          <w:rStyle w:val="SpecialStringTok"/>
+        </w:rPr>
+        <w:t xml:space="preserve">- </w:t>
+      </w:r>
+      <w:r>
+        <w:rPr>
+          <w:rStyle w:val="NormalTok"/>
+        </w:rPr>
+        <w:t xml:space="preserve">Generate API types from OpenAPI: </w:t>
+      </w:r>
+      <w:r>
+        <w:rPr>
+          <w:rStyle w:val="InformationTok"/>
+        </w:rPr>
+        <w:t xml:space="preserve">`npm run generate -w contracts`</w:t>
+      </w:r>
+      <w:r>
+        <w:br/>
+      </w:r>
+      <w:r>
+        <w:br/>
+      </w:r>
+      <w:r>
+        <w:rPr>
+          <w:rStyle w:val="FunctionTok"/>
+        </w:rPr>
+        <w:t xml:space="preserve">## What NOT to do</w:t>
+      </w:r>
+      <w:r>
+        <w:br/>
+      </w:r>
+      <w:r>
+        <w:rPr>
+          <w:rStyle w:val="SpecialStringTok"/>
+        </w:rPr>
+        <w:t xml:space="preserve">- </w:t>
+      </w:r>
+      <w:r>
+        <w:rPr>
+          <w:rStyle w:val="NormalTok"/>
+        </w:rPr>
+        <w:t xml:space="preserve">Don't add cardholder data fields to the data model.</w:t>
+      </w:r>
+      <w:r>
+        <w:br/>
+      </w:r>
+      <w:r>
+        <w:rPr>
+          <w:rStyle w:val="SpecialStringTok"/>
+        </w:rPr>
+        <w:t xml:space="preserve">- </w:t>
+      </w:r>
+      <w:r>
+        <w:rPr>
+          <w:rStyle w:val="NormalTok"/>
+        </w:rPr>
+        <w:t xml:space="preserve">Don't introduce SDKs that haven't passed a security review.</w:t>
+      </w:r>
+      <w:r>
+        <w:br/>
+      </w:r>
+      <w:r>
+        <w:rPr>
+          <w:rStyle w:val="SpecialStringTok"/>
+        </w:rPr>
+        <w:t xml:space="preserve">- </w:t>
+      </w:r>
+      <w:r>
+        <w:rPr>
+          <w:rStyle w:val="NormalTok"/>
+        </w:rPr>
+        <w:t xml:space="preserve">Don't refactor screen-level structure that deviates from the Design System</w:t>
+      </w:r>
+      <w:r>
+        <w:br/>
+      </w:r>
+      <w:r>
+        <w:rPr>
+          <w:rStyle w:val="NormalTok"/>
+        </w:rPr>
+        <w:t xml:space="preserve">  without first checking the Screen Inventory's Pattern Mapping.</w:t>
+      </w:r>
+    </w:p>
+    <w:p>
+      <w:pPr>
+        <w:pStyle w:val="FirstParagraph"/>
+      </w:pPr>
+      <w:r>
+        <w:t xml:space="preserve">Better: run</w:t>
+      </w:r>
+      <w:r>
+        <w:t xml:space="preserve"> </w:t>
+      </w:r>
+      <w:r>
+        <w:rPr>
+          <w:rStyle w:val="VerbatimChar"/>
+        </w:rPr>
+        <w:t xml:space="preserve">/init</w:t>
+      </w:r>
+      <w:r>
+        <w:t xml:space="preserve"> </w:t>
+      </w:r>
+      <w:r>
+        <w:t xml:space="preserve">in Claude Code first, let it scan the repo, then edit its output down to something tight like the above.</w:t>
+      </w:r>
+    </w:p>
+    <w:bookmarkEnd w:id="53"/>
+    <w:bookmarkStart w:id="54" w:name="step-4-set-up-project-skills"/>
     <w:p>
       <w:pPr>
         <w:pStyle w:val="Heading4"/>
       </w:pPr>
       <w:r>
-        <w:t xml:space="preserve">Step 6 — Build one Phase 1 screen end-to-end</w:t>
+        <w:t xml:space="preserve">Step 4 — Set up project Skills</w:t>
       </w:r>
     </w:p>
     <w:p>
@@ -7484,23 +7962,19 @@
         <w:pStyle w:val="FirstParagraph"/>
       </w:pPr>
       <w:r>
-        <w:t xml:space="preserve">Don’t try to build all 168 screens in parallel. Pick one MVP-critical screen —</w:t>
-      </w:r>
-      <w:r>
-        <w:t xml:space="preserve"> </w:t>
-      </w:r>
-      <w:r>
-        <w:rPr>
-          <w:b/>
-          <w:bCs/>
-        </w:rPr>
-        <w:t xml:space="preserve">2.1.1 Login</w:t>
-      </w:r>
-      <w:r>
-        <w:t xml:space="preserve"> </w:t>
-      </w:r>
-      <w:r>
-        <w:t xml:space="preserve">is a good choice because it touches auth, the design system, and both mobile + web — and build it end-to-end:</w:t>
+        <w:t xml:space="preserve">Create skills in</w:t>
+      </w:r>
+      <w:r>
+        <w:t xml:space="preserve"> </w:t>
+      </w:r>
+      <w:r>
+        <w:rPr>
+          <w:rStyle w:val="VerbatimChar"/>
+        </w:rPr>
+        <w:t xml:space="preserve">.claude/skills/</w:t>
+      </w:r>
+      <w:r>
+        <w:t xml:space="preserve">:</w:t>
       </w:r>
     </w:p>
     <w:p>
@@ -7512,16 +7986,48 @@
         </w:numPr>
       </w:pPr>
       <w:r>
-        <w:t xml:space="preserve">Compose Multiplatform login screen (</w:t>
-      </w:r>
-      <w:r>
-        <w:rPr>
-          <w:rStyle w:val="VerbatimChar"/>
-        </w:rPr>
-        <w:t xml:space="preserve">mobile/shared/.../ui/auth/LoginScreen.kt</w:t>
-      </w:r>
-      <w:r>
-        <w:t xml:space="preserve">)</w:t>
+        <w:rPr>
+          <w:rStyle w:val="VerbatimChar"/>
+          <w:b/>
+          <w:bCs/>
+        </w:rPr>
+        <w:t xml:space="preserve">new-screen/SKILL.md</w:t>
+      </w:r>
+      <w:r>
+        <w:t xml:space="preserve"> </w:t>
+      </w:r>
+      <w:r>
+        <w:t xml:space="preserve">—</w:t>
+      </w:r>
+      <w:r>
+        <w:t xml:space="preserve"> </w:t>
+      </w:r>
+      <w:r>
+        <w:t xml:space="preserve">“Implement a screen from the Screen Inventory. Args: screen ID (e.g.,</w:t>
+      </w:r>
+      <w:r>
+        <w:t xml:space="preserve"> </w:t>
+      </w:r>
+      <w:r>
+        <w:rPr>
+          <w:rStyle w:val="VerbatimChar"/>
+        </w:rPr>
+        <w:t xml:space="preserve">2.2.3 Trip Detail</w:t>
+      </w:r>
+      <w:r>
+        <w:t xml:space="preserve">). Reads the inventory, the matching prototype JSX in</w:t>
+      </w:r>
+      <w:r>
+        <w:t xml:space="preserve"> </w:t>
+      </w:r>
+      <w:r>
+        <w:rPr>
+          <w:rStyle w:val="VerbatimChar"/>
+        </w:rPr>
+        <w:t xml:space="preserve">docs/design/source-prototype/screens/</w:t>
+      </w:r>
+      <w:r>
+        <w:t xml:space="preserve">, and builds the Compose (or React) implementation following the design tokens.”</w:t>
       </w:r>
     </w:p>
     <w:p>
@@ -7533,16 +8039,24 @@
         </w:numPr>
       </w:pPr>
       <w:r>
-        <w:t xml:space="preserve">Next.js login page (</w:t>
-      </w:r>
-      <w:r>
-        <w:rPr>
-          <w:rStyle w:val="VerbatimChar"/>
-        </w:rPr>
-        <w:t xml:space="preserve">web/app/login/page.tsx</w:t>
-      </w:r>
-      <w:r>
-        <w:t xml:space="preserve">)</w:t>
+        <w:rPr>
+          <w:rStyle w:val="VerbatimChar"/>
+          <w:b/>
+          <w:bCs/>
+        </w:rPr>
+        <w:t xml:space="preserve">new-entity/SKILL.md</w:t>
+      </w:r>
+      <w:r>
+        <w:t xml:space="preserve"> </w:t>
+      </w:r>
+      <w:r>
+        <w:t xml:space="preserve">—</w:t>
+      </w:r>
+      <w:r>
+        <w:t xml:space="preserve"> </w:t>
+      </w:r>
+      <w:r>
+        <w:t xml:space="preserve">“Add an entity from the Data Model. Generates the Flyway migration, the Exposed DSL table, the Kotlin data class in the shared module, and the Ktor route stubs.”</w:t>
       </w:r>
     </w:p>
     <w:p>
@@ -7554,7 +8068,39 @@
         </w:numPr>
       </w:pPr>
       <w:r>
-        <w:t xml:space="preserve">Both clients call Supabase Auth directly via the official SDKs (no Edge Function needed for login itself — Supabase Auth provides REST/SDK endpoints)</w:t>
+        <w:rPr>
+          <w:rStyle w:val="VerbatimChar"/>
+          <w:b/>
+          <w:bCs/>
+        </w:rPr>
+        <w:t xml:space="preserve">audit-pci/SKILL.md</w:t>
+      </w:r>
+      <w:r>
+        <w:t xml:space="preserve"> </w:t>
+      </w:r>
+      <w:r>
+        <w:t xml:space="preserve">—</w:t>
+      </w:r>
+      <w:r>
+        <w:t xml:space="preserve"> </w:t>
+      </w:r>
+      <w:r>
+        <w:t xml:space="preserve">“Check whether a code change touches PCI scope. Greps for card-data adjacent code, checks logging configs for PAN-scrubbing, verifies no Stripe</w:t>
+      </w:r>
+      <w:r>
+        <w:t xml:space="preserve"> </w:t>
+      </w:r>
+      <w:r>
+        <w:rPr>
+          <w:rStyle w:val="VerbatimChar"/>
+        </w:rPr>
+        <w:t xml:space="preserve">PaymentMethod</w:t>
+      </w:r>
+      <w:r>
+        <w:t xml:space="preserve"> </w:t>
+      </w:r>
+      <w:r>
+        <w:t xml:space="preserve">IDs are returned in API responses to client roles.”</w:t>
       </w:r>
     </w:p>
     <w:p>
@@ -7566,7 +8112,24 @@
         </w:numPr>
       </w:pPr>
       <w:r>
-        <w:t xml:space="preserve">Once logged in, both clients hold a Supabase JWT and use it to call Edge Functions for sensitive operations</w:t>
+        <w:rPr>
+          <w:rStyle w:val="VerbatimChar"/>
+          <w:b/>
+          <w:bCs/>
+        </w:rPr>
+        <w:t xml:space="preserve">run-vulnerability-scan/SKILL.md</w:t>
+      </w:r>
+      <w:r>
+        <w:t xml:space="preserve"> </w:t>
+      </w:r>
+      <w:r>
+        <w:t xml:space="preserve">—</w:t>
+      </w:r>
+      <w:r>
+        <w:t xml:space="preserve"> </w:t>
+      </w:r>
+      <w:r>
+        <w:t xml:space="preserve">“Trigger a quarterly ASV scan and capture the report.”</w:t>
       </w:r>
     </w:p>
     <w:p>
@@ -7574,17 +8137,32 @@
         <w:pStyle w:val="FirstParagraph"/>
       </w:pPr>
       <w:r>
-        <w:t xml:space="preserve">This proves the architecture works before broadening. From there, you can parallelize: one feature area per developer / per week.</w:t>
-      </w:r>
-    </w:p>
-    <w:bookmarkEnd w:id="56"/>
-    <w:bookmarkStart w:id="57" w:name="step-7-establish-the-verification-loop"/>
+        <w:t xml:space="preserve">Commit</w:t>
+      </w:r>
+      <w:r>
+        <w:t xml:space="preserve"> </w:t>
+      </w:r>
+      <w:r>
+        <w:rPr>
+          <w:rStyle w:val="VerbatimChar"/>
+        </w:rPr>
+        <w:t xml:space="preserve">.claude/</w:t>
+      </w:r>
+      <w:r>
+        <w:t xml:space="preserve"> </w:t>
+      </w:r>
+      <w:r>
+        <w:t xml:space="preserve">to source control.</w:t>
+      </w:r>
+    </w:p>
+    <w:bookmarkEnd w:id="54"/>
+    <w:bookmarkStart w:id="55" w:name="step-5-build-the-database-first"/>
     <w:p>
       <w:pPr>
         <w:pStyle w:val="Heading4"/>
       </w:pPr>
       <w:r>
-        <w:t xml:space="preserve">Step 7 — Establish the verification loop</w:t>
+        <w:t xml:space="preserve">Step 5 — Build the database first</w:t>
       </w:r>
     </w:p>
     <w:p>
@@ -7592,39 +8170,80 @@
         <w:pStyle w:val="FirstParagraph"/>
       </w:pPr>
       <w:r>
-        <w:t xml:space="preserve">Set up Claude Code to use</w:t>
-      </w:r>
-      <w:r>
-        <w:t xml:space="preserve"> </w:t>
-      </w:r>
-      <w:r>
-        <w:rPr>
-          <w:b/>
-          <w:bCs/>
-        </w:rPr>
-        <w:t xml:space="preserve">plan mode</w:t>
-      </w:r>
-      <w:r>
-        <w:t xml:space="preserve"> </w:t>
-      </w:r>
-      <w:r>
-        <w:t xml:space="preserve">for non-trivial work and</w:t>
-      </w:r>
-      <w:r>
-        <w:t xml:space="preserve"> </w:t>
-      </w:r>
-      <w:r>
-        <w:rPr>
-          <w:b/>
-          <w:bCs/>
-        </w:rPr>
-        <w:t xml:space="preserve">sub-agents</w:t>
-      </w:r>
-      <w:r>
-        <w:t xml:space="preserve"> </w:t>
-      </w:r>
-      <w:r>
-        <w:t xml:space="preserve">for verification:</w:t>
+        <w:t xml:space="preserve">Have Claude generate the initial Supabase migrations from the Data Model. The Data Model already has Postgres DDL inline; Claude can transcribe it directly into</w:t>
+      </w:r>
+      <w:r>
+        <w:t xml:space="preserve"> </w:t>
+      </w:r>
+      <w:r>
+        <w:rPr>
+          <w:rStyle w:val="VerbatimChar"/>
+        </w:rPr>
+        <w:t xml:space="preserve">supabase/migrations/&lt;timestamp&gt;_initial.sql</w:t>
+      </w:r>
+      <w:r>
+        <w:t xml:space="preserve">. Apply with</w:t>
+      </w:r>
+      <w:r>
+        <w:t xml:space="preserve"> </w:t>
+      </w:r>
+      <w:r>
+        <w:rPr>
+          <w:rStyle w:val="VerbatimChar"/>
+        </w:rPr>
+        <w:t xml:space="preserve">supabase db push</w:t>
+      </w:r>
+      <w:r>
+        <w:t xml:space="preserve"> </w:t>
+      </w:r>
+      <w:r>
+        <w:t xml:space="preserve">against a local Supabase project (started via</w:t>
+      </w:r>
+      <w:r>
+        <w:t xml:space="preserve"> </w:t>
+      </w:r>
+      <w:r>
+        <w:rPr>
+          <w:rStyle w:val="VerbatimChar"/>
+        </w:rPr>
+        <w:t xml:space="preserve">supabase start</w:t>
+      </w:r>
+      <w:r>
+        <w:t xml:space="preserve">). Verify the schema in the Supabase Studio UI.</w:t>
+      </w:r>
+    </w:p>
+    <w:bookmarkEnd w:id="55"/>
+    <w:bookmarkStart w:id="56" w:name="X35f2109426b2051e83fe2e46aab5c27ba80ce72"/>
+    <w:p>
+      <w:pPr>
+        <w:pStyle w:val="Heading4"/>
+      </w:pPr>
+      <w:r>
+        <w:t xml:space="preserve">Step 6 — Build one Phase 1 screen end-to-end</w:t>
+      </w:r>
+    </w:p>
+    <w:p>
+      <w:pPr>
+        <w:pStyle w:val="FirstParagraph"/>
+      </w:pPr>
+      <w:r>
+        <w:t xml:space="preserve">Don’t try to build all 168 screens in parallel. Pick one MVP-critical screen —</w:t>
+      </w:r>
+      <w:r>
+        <w:t xml:space="preserve"> </w:t>
+      </w:r>
+      <w:r>
+        <w:rPr>
+          <w:b/>
+          <w:bCs/>
+        </w:rPr>
+        <w:t xml:space="preserve">2.1.1 Login</w:t>
+      </w:r>
+      <w:r>
+        <w:t xml:space="preserve"> </w:t>
+      </w:r>
+      <w:r>
+        <w:t xml:space="preserve">is a good choice because it touches auth, the design system, and both mobile + web — and build it end-to-end:</w:t>
       </w:r>
     </w:p>
     <w:p>
@@ -7636,7 +8255,16 @@
         </w:numPr>
       </w:pPr>
       <w:r>
-        <w:t xml:space="preserve">Plan mode (Shift+Tab to toggle) — Claude proposes a plan before editing files. Use it for any change touching multiple files.</w:t>
+        <w:t xml:space="preserve">Compose Multiplatform login screen (</w:t>
+      </w:r>
+      <w:r>
+        <w:rPr>
+          <w:rStyle w:val="VerbatimChar"/>
+        </w:rPr>
+        <w:t xml:space="preserve">mobile/shared/.../ui/auth/LoginScreen.kt</w:t>
+      </w:r>
+      <w:r>
+        <w:t xml:space="preserve">)</w:t>
       </w:r>
     </w:p>
     <w:p>
@@ -7648,7 +8276,16 @@
         </w:numPr>
       </w:pPr>
       <w:r>
-        <w:t xml:space="preserve">Code review sub-agent — after Claude finishes a feature, dispatch a code-reviewer sub-agent to check the diff. Anthropic ships one in Claude Code by default.</w:t>
+        <w:t xml:space="preserve">Next.js login page (</w:t>
+      </w:r>
+      <w:r>
+        <w:rPr>
+          <w:rStyle w:val="VerbatimChar"/>
+        </w:rPr>
+        <w:t xml:space="preserve">web/app/login/page.tsx</w:t>
+      </w:r>
+      <w:r>
+        <w:t xml:space="preserve">)</w:t>
       </w:r>
     </w:p>
     <w:p>
@@ -7660,17 +8297,37 @@
         </w:numPr>
       </w:pPr>
       <w:r>
-        <w:t xml:space="preserve">PCI-audit Skill — run before each release.</w:t>
-      </w:r>
-    </w:p>
-    <w:bookmarkEnd w:id="57"/>
-    <w:bookmarkStart w:id="58" w:name="step-8-ci-deploy-from-day-one"/>
+        <w:t xml:space="preserve">Both clients call Supabase Auth directly via the official SDKs (no Edge Function needed for login itself — Supabase Auth provides REST/SDK endpoints)</w:t>
+      </w:r>
+    </w:p>
+    <w:p>
+      <w:pPr>
+        <w:pStyle w:val="Compact"/>
+        <w:numPr>
+          <w:ilvl w:val="0"/>
+          <w:numId w:val="1018"/>
+        </w:numPr>
+      </w:pPr>
+      <w:r>
+        <w:t xml:space="preserve">Once logged in, both clients hold a Supabase JWT and use it to call Edge Functions for sensitive operations</w:t>
+      </w:r>
+    </w:p>
+    <w:p>
+      <w:pPr>
+        <w:pStyle w:val="FirstParagraph"/>
+      </w:pPr>
+      <w:r>
+        <w:t xml:space="preserve">This proves the architecture works before broadening. From there, you can parallelize: one feature area per developer / per week.</w:t>
+      </w:r>
+    </w:p>
+    <w:bookmarkEnd w:id="56"/>
+    <w:bookmarkStart w:id="57" w:name="step-7-establish-the-verification-loop"/>
     <w:p>
       <w:pPr>
         <w:pStyle w:val="Heading4"/>
       </w:pPr>
       <w:r>
-        <w:t xml:space="preserve">Step 8 — CI + deploy from day one</w:t>
+        <w:t xml:space="preserve">Step 7 — Establish the verification loop</w:t>
       </w:r>
     </w:p>
     <w:p>
@@ -7678,7 +8335,39 @@
         <w:pStyle w:val="FirstParagraph"/>
       </w:pPr>
       <w:r>
-        <w:t xml:space="preserve">Don’t wait until Phase 1 is done to set up CI. Add a GitHub Actions workflow that, on every PR:</w:t>
+        <w:t xml:space="preserve">Set up Claude Code to use</w:t>
+      </w:r>
+      <w:r>
+        <w:t xml:space="preserve"> </w:t>
+      </w:r>
+      <w:r>
+        <w:rPr>
+          <w:b/>
+          <w:bCs/>
+        </w:rPr>
+        <w:t xml:space="preserve">plan mode</w:t>
+      </w:r>
+      <w:r>
+        <w:t xml:space="preserve"> </w:t>
+      </w:r>
+      <w:r>
+        <w:t xml:space="preserve">for non-trivial work and</w:t>
+      </w:r>
+      <w:r>
+        <w:t xml:space="preserve"> </w:t>
+      </w:r>
+      <w:r>
+        <w:rPr>
+          <w:b/>
+          <w:bCs/>
+        </w:rPr>
+        <w:t xml:space="preserve">sub-agents</w:t>
+      </w:r>
+      <w:r>
+        <w:t xml:space="preserve"> </w:t>
+      </w:r>
+      <w:r>
+        <w:t xml:space="preserve">for verification:</w:t>
       </w:r>
     </w:p>
     <w:p>
@@ -7690,22 +8379,7 @@
         </w:numPr>
       </w:pPr>
       <w:r>
-        <w:t xml:space="preserve">Runs</w:t>
-      </w:r>
-      <w:r>
-        <w:t xml:space="preserve"> </w:t>
-      </w:r>
-      <w:r>
-        <w:rPr>
-          <w:rStyle w:val="VerbatimChar"/>
-        </w:rPr>
-        <w:t xml:space="preserve">npm test</w:t>
-      </w:r>
-      <w:r>
-        <w:t xml:space="preserve"> </w:t>
-      </w:r>
-      <w:r>
-        <w:t xml:space="preserve">for the web and contracts packages</w:t>
+        <w:t xml:space="preserve">Plan mode (Shift+Tab to toggle) — Claude proposes a plan before editing files. Use it for any change touching multiple files.</w:t>
       </w:r>
     </w:p>
     <w:p>
@@ -7717,22 +8391,7 @@
         </w:numPr>
       </w:pPr>
       <w:r>
-        <w:t xml:space="preserve">Runs</w:t>
-      </w:r>
-      <w:r>
-        <w:t xml:space="preserve"> </w:t>
-      </w:r>
-      <w:r>
-        <w:rPr>
-          <w:rStyle w:val="VerbatimChar"/>
-        </w:rPr>
-        <w:t xml:space="preserve">cd mobile &amp;&amp; ./gradlew check</w:t>
-      </w:r>
-      <w:r>
-        <w:t xml:space="preserve"> </w:t>
-      </w:r>
-      <w:r>
-        <w:t xml:space="preserve">for mobile</w:t>
+        <w:t xml:space="preserve">Code review sub-agent — after Claude finishes a feature, dispatch a code-reviewer sub-agent to check the diff. Anthropic ships one in Claude Code by default.</w:t>
       </w:r>
     </w:p>
     <w:p>
@@ -7744,37 +8403,17 @@
         </w:numPr>
       </w:pPr>
       <w:r>
-        <w:t xml:space="preserve">Verifies Edge Functions compile via</w:t>
-      </w:r>
-      <w:r>
-        <w:t xml:space="preserve"> </w:t>
-      </w:r>
-      <w:r>
-        <w:rPr>
-          <w:rStyle w:val="VerbatimChar"/>
-        </w:rPr>
-        <w:t xml:space="preserve">supabase functions verify</w:t>
-      </w:r>
-    </w:p>
-    <w:p>
-      <w:pPr>
-        <w:pStyle w:val="Compact"/>
-        <w:numPr>
-          <w:ilvl w:val="0"/>
-          <w:numId w:val="1019"/>
-        </w:numPr>
-      </w:pPr>
-      <w:r>
-        <w:t xml:space="preserve">Verifies migrations apply cleanly via</w:t>
-      </w:r>
-      <w:r>
-        <w:t xml:space="preserve"> </w:t>
-      </w:r>
-      <w:r>
-        <w:rPr>
-          <w:rStyle w:val="VerbatimChar"/>
-        </w:rPr>
-        <w:t xml:space="preserve">supabase db push --dry-run</w:t>
+        <w:t xml:space="preserve">PCI-audit Skill — run before each release.</w:t>
+      </w:r>
+    </w:p>
+    <w:bookmarkEnd w:id="57"/>
+    <w:bookmarkStart w:id="58" w:name="step-8-ci-deploy-from-day-one"/>
+    <w:p>
+      <w:pPr>
+        <w:pStyle w:val="Heading4"/>
+      </w:pPr>
+      <w:r>
+        <w:t xml:space="preserve">Step 8 — CI + deploy from day one</w:t>
       </w:r>
     </w:p>
     <w:p>
@@ -7782,40 +8421,7 @@
         <w:pStyle w:val="FirstParagraph"/>
       </w:pPr>
       <w:r>
-        <w:t xml:space="preserve">On merges to</w:t>
-      </w:r>
-      <w:r>
-        <w:t xml:space="preserve"> </w:t>
-      </w:r>
-      <w:r>
-        <w:rPr>
-          <w:rStyle w:val="VerbatimChar"/>
-        </w:rPr>
-        <w:t xml:space="preserve">production</w:t>
-      </w:r>
-      <w:r>
-        <w:t xml:space="preserve"> </w:t>
-      </w:r>
-      <w:r>
-        <w:t xml:space="preserve">(the release branch — there is no</w:t>
-      </w:r>
-      <w:r>
-        <w:t xml:space="preserve"> </w:t>
-      </w:r>
-      <w:r>
-        <w:rPr>
-          <w:rStyle w:val="VerbatimChar"/>
-        </w:rPr>
-        <w:t xml:space="preserve">main</w:t>
-      </w:r>
-      <w:r>
-        <w:t xml:space="preserve">), ownership is split in</w:t>
-      </w:r>
-      <w:r>
-        <w:t xml:space="preserve"> </w:t>
-      </w:r>
-      <w:r>
-        <w:t xml:space="preserve">two, so that no Supabase credential ever has to enter GitHub:</w:t>
+        <w:t xml:space="preserve">Don’t wait until Phase 1 is done to set up CI. Add a GitHub Actions workflow that, on every PR:</w:t>
       </w:r>
     </w:p>
     <w:p>
@@ -7827,77 +8433,22 @@
         </w:numPr>
       </w:pPr>
       <w:r>
-        <w:rPr>
-          <w:b/>
-          <w:bCs/>
-        </w:rPr>
-        <w:t xml:space="preserve">Supabase’s GitHub integration</w:t>
-      </w:r>
-      <w:r>
-        <w:t xml:space="preserve"> </w:t>
-      </w:r>
-      <w:r>
-        <w:t xml:space="preserve">applies new migrations and deploys the Edge Functions</w:t>
-      </w:r>
-      <w:r>
-        <w:t xml:space="preserve"> </w:t>
-      </w:r>
-      <w:r>
-        <w:t xml:space="preserve">declared in</w:t>
-      </w:r>
-      <w:r>
-        <w:t xml:space="preserve"> </w:t>
-      </w:r>
-      <w:r>
-        <w:rPr>
-          <w:rStyle w:val="VerbatimChar"/>
-        </w:rPr>
-        <w:t xml:space="preserve">config.toml</w:t>
-      </w:r>
-      <w:r>
-        <w:t xml:space="preserve">, server-side over its own OAuth connection. Nothing in</w:t>
-      </w:r>
-      <w:r>
-        <w:t xml:space="preserve"> </w:t>
-      </w:r>
-      <w:r>
-        <w:rPr>
-          <w:rStyle w:val="VerbatimChar"/>
-        </w:rPr>
-        <w:t xml:space="preserve">.github/workflows/</w:t>
-      </w:r>
-      <w:r>
-        <w:t xml:space="preserve"> </w:t>
-      </w:r>
-      <w:r>
-        <w:t xml:space="preserve">runs</w:t>
-      </w:r>
-      <w:r>
-        <w:t xml:space="preserve"> </w:t>
-      </w:r>
-      <w:r>
-        <w:rPr>
-          <w:rStyle w:val="VerbatimChar"/>
-        </w:rPr>
-        <w:t xml:space="preserve">supabase db push</w:t>
-      </w:r>
-      <w:r>
-        <w:t xml:space="preserve"> </w:t>
-      </w:r>
-      <w:r>
-        <w:t xml:space="preserve">or</w:t>
-      </w:r>
-      <w:r>
-        <w:t xml:space="preserve"> </w:t>
-      </w:r>
-      <w:r>
-        <w:rPr>
-          <w:rStyle w:val="VerbatimChar"/>
-        </w:rPr>
-        <w:t xml:space="preserve">functions deploy</w:t>
-      </w:r>
-      <w:r>
-        <w:t xml:space="preserve">.</w:t>
+        <w:t xml:space="preserve">Runs</w:t>
+      </w:r>
+      <w:r>
+        <w:t xml:space="preserve"> </w:t>
+      </w:r>
+      <w:r>
+        <w:rPr>
+          <w:rStyle w:val="VerbatimChar"/>
+        </w:rPr>
+        <w:t xml:space="preserve">npm test</w:t>
+      </w:r>
+      <w:r>
+        <w:t xml:space="preserve"> </w:t>
+      </w:r>
+      <w:r>
+        <w:t xml:space="preserve">for the web and contracts packages</w:t>
       </w:r>
     </w:p>
     <w:p>
@@ -7909,75 +8460,22 @@
         </w:numPr>
       </w:pPr>
       <w:r>
-        <w:rPr>
-          <w:rStyle w:val="VerbatimChar"/>
-          <w:b/>
-          <w:bCs/>
-        </w:rPr>
-        <w:t xml:space="preserve">.github/workflows/deploy.yml</w:t>
-      </w:r>
-      <w:r>
-        <w:t xml:space="preserve"> </w:t>
-      </w:r>
-      <w:r>
-        <w:t xml:space="preserve">builds and deploys the web app to Vercel via the Vercel</w:t>
-      </w:r>
-      <w:r>
-        <w:t xml:space="preserve"> </w:t>
-      </w:r>
-      <w:r>
-        <w:t xml:space="preserve">CLI (not Vercel’s GitHub integration, which is deliberately left disconnected), then cuts a</w:t>
-      </w:r>
-      <w:r>
-        <w:t xml:space="preserve"> </w:t>
-      </w:r>
-      <w:r>
-        <w:t xml:space="preserve">GitHub Release naming the migrations that shipped alongside it. It gates on CI via</w:t>
-      </w:r>
-      <w:r>
-        <w:t xml:space="preserve"> </w:t>
-      </w:r>
-      <w:r>
-        <w:rPr>
-          <w:rStyle w:val="VerbatimChar"/>
-        </w:rPr>
-        <w:t xml:space="preserve">workflow_run</w:t>
-      </w:r>
-      <w:r>
-        <w:t xml:space="preserve">, so a red build cannot deploy on the automatic path. A manual</w:t>
-      </w:r>
-      <w:r>
-        <w:t xml:space="preserve"> </w:t>
-      </w:r>
-      <w:r>
-        <w:rPr>
-          <w:rStyle w:val="VerbatimChar"/>
-        </w:rPr>
-        <w:t xml:space="preserve">workflow_dispatch</w:t>
-      </w:r>
-      <w:r>
-        <w:t xml:space="preserve"> </w:t>
-      </w:r>
-      <w:r>
-        <w:t xml:space="preserve">bypasses that gate by design — the escape hatch for a red job in a stack</w:t>
-      </w:r>
-      <w:r>
-        <w:t xml:space="preserve"> </w:t>
-      </w:r>
-      <w:r>
-        <w:t xml:space="preserve">the frontend does not touch — and compensates by refusing any ref but</w:t>
-      </w:r>
-      <w:r>
-        <w:t xml:space="preserve"> </w:t>
-      </w:r>
-      <w:r>
-        <w:rPr>
-          <w:rStyle w:val="VerbatimChar"/>
-        </w:rPr>
-        <w:t xml:space="preserve">production</w:t>
-      </w:r>
-      <w:r>
-        <w:t xml:space="preserve">.</w:t>
+        <w:t xml:space="preserve">Runs</w:t>
+      </w:r>
+      <w:r>
+        <w:t xml:space="preserve"> </w:t>
+      </w:r>
+      <w:r>
+        <w:rPr>
+          <w:rStyle w:val="VerbatimChar"/>
+        </w:rPr>
+        <w:t xml:space="preserve">cd mobile &amp;&amp; ./gradlew check</w:t>
+      </w:r>
+      <w:r>
+        <w:t xml:space="preserve"> </w:t>
+      </w:r>
+      <w:r>
+        <w:t xml:space="preserve">for mobile</w:t>
       </w:r>
     </w:p>
     <w:p>
@@ -7989,7 +8487,37 @@
         </w:numPr>
       </w:pPr>
       <w:r>
-        <w:t xml:space="preserve">Mobile artifacts (AAB for Android, IPA for iOS) build for staging via Fastlane or EAS</w:t>
+        <w:t xml:space="preserve">Verifies Edge Functions compile via</w:t>
+      </w:r>
+      <w:r>
+        <w:t xml:space="preserve"> </w:t>
+      </w:r>
+      <w:r>
+        <w:rPr>
+          <w:rStyle w:val="VerbatimChar"/>
+        </w:rPr>
+        <w:t xml:space="preserve">supabase functions verify</w:t>
+      </w:r>
+    </w:p>
+    <w:p>
+      <w:pPr>
+        <w:pStyle w:val="Compact"/>
+        <w:numPr>
+          <w:ilvl w:val="0"/>
+          <w:numId w:val="1020"/>
+        </w:numPr>
+      </w:pPr>
+      <w:r>
+        <w:t xml:space="preserve">Verifies migrations apply cleanly via</w:t>
+      </w:r>
+      <w:r>
+        <w:t xml:space="preserve"> </w:t>
+      </w:r>
+      <w:r>
+        <w:rPr>
+          <w:rStyle w:val="VerbatimChar"/>
+        </w:rPr>
+        <w:t xml:space="preserve">supabase db push --dry-run</w:t>
       </w:r>
     </w:p>
     <w:p>
@@ -7997,87 +8525,40 @@
         <w:pStyle w:val="FirstParagraph"/>
       </w:pPr>
       <w:r>
-        <w:t xml:space="preserve">Because the two halves run on separate machines with separate logs, the GitHub Release is the</w:t>
-      </w:r>
-      <w:r>
-        <w:t xml:space="preserve"> </w:t>
-      </w:r>
-      <w:r>
-        <w:t xml:space="preserve">only record of what shipped together. Note the consequence of the split:</w:t>
-      </w:r>
-      <w:r>
-        <w:t xml:space="preserve"> </w:t>
-      </w:r>
-      <w:r>
-        <w:rPr>
-          <w:rStyle w:val="VerbatimChar"/>
-        </w:rPr>
-        <w:t xml:space="preserve">config.toml</w:t>
-      </w:r>
-      <w:r>
-        <w:t xml:space="preserve">’s auth</w:t>
-      </w:r>
-      <w:r>
-        <w:t xml:space="preserve"> </w:t>
-      </w:r>
-      <w:r>
-        <w:t xml:space="preserve">settings configure the</w:t>
-      </w:r>
-      <w:r>
-        <w:t xml:space="preserve"> </w:t>
-      </w:r>
-      <w:r>
-        <w:rPr>
-          <w:i/>
-          <w:iCs/>
-        </w:rPr>
-        <w:t xml:space="preserve">local</w:t>
-      </w:r>
-      <w:r>
-        <w:t xml:space="preserve"> </w:t>
-      </w:r>
-      <w:r>
-        <w:t xml:space="preserve">stack only, so the hosted project’s auth config is set in the</w:t>
-      </w:r>
-      <w:r>
-        <w:t xml:space="preserve"> </w:t>
-      </w:r>
-      <w:r>
-        <w:t xml:space="preserve">dashboard and</w:t>
-      </w:r>
-      <w:r>
-        <w:t xml:space="preserve"> </w:t>
-      </w:r>
-      <w:r>
-        <w:rPr>
-          <w:rStyle w:val="VerbatimChar"/>
-        </w:rPr>
-        <w:t xml:space="preserve">.github/scripts/check_auth_config.py</w:t>
-      </w:r>
-      <w:r>
-        <w:t xml:space="preserve"> </w:t>
-      </w:r>
-      <w:r>
-        <w:t xml:space="preserve">does not cover it.</w:t>
-      </w:r>
-    </w:p>
-    <w:bookmarkEnd w:id="58"/>
-    <w:bookmarkEnd w:id="59"/>
-    <w:bookmarkStart w:id="60" w:name="working-style-with-claude-code"/>
-    <w:p>
-      <w:pPr>
-        <w:pStyle w:val="Heading3"/>
-      </w:pPr>
-      <w:r>
-        <w:t xml:space="preserve">5.4 Working Style with Claude Code</w:t>
-      </w:r>
-    </w:p>
-    <w:p>
-      <w:pPr>
-        <w:pStyle w:val="FirstParagraph"/>
-      </w:pPr>
-      <w:r>
-        <w:t xml:space="preserve">A few patterns that tend to compound nicely:</w:t>
+        <w:t xml:space="preserve">On merges to</w:t>
+      </w:r>
+      <w:r>
+        <w:t xml:space="preserve"> </w:t>
+      </w:r>
+      <w:r>
+        <w:rPr>
+          <w:rStyle w:val="VerbatimChar"/>
+        </w:rPr>
+        <w:t xml:space="preserve">production</w:t>
+      </w:r>
+      <w:r>
+        <w:t xml:space="preserve"> </w:t>
+      </w:r>
+      <w:r>
+        <w:t xml:space="preserve">(the release branch — there is no</w:t>
+      </w:r>
+      <w:r>
+        <w:t xml:space="preserve"> </w:t>
+      </w:r>
+      <w:r>
+        <w:rPr>
+          <w:rStyle w:val="VerbatimChar"/>
+        </w:rPr>
+        <w:t xml:space="preserve">main</w:t>
+      </w:r>
+      <w:r>
+        <w:t xml:space="preserve">), ownership is split in</w:t>
+      </w:r>
+      <w:r>
+        <w:t xml:space="preserve"> </w:t>
+      </w:r>
+      <w:r>
+        <w:t xml:space="preserve">two, so that no Supabase credential ever has to enter GitHub:</w:t>
       </w:r>
     </w:p>
     <w:p>
@@ -8093,57 +8574,73 @@
           <w:b/>
           <w:bCs/>
         </w:rPr>
-        <w:t xml:space="preserve">Use</w:t>
-      </w:r>
-      <w:r>
-        <w:rPr>
-          <w:b/>
-          <w:bCs/>
-        </w:rPr>
-        <w:t xml:space="preserve"> </w:t>
-      </w:r>
-      <w:r>
-        <w:rPr>
-          <w:rStyle w:val="VerbatimChar"/>
-          <w:b/>
-          <w:bCs/>
-        </w:rPr>
-        <w:t xml:space="preserve">@-mentions</w:t>
-      </w:r>
-      <w:r>
-        <w:rPr>
-          <w:b/>
-          <w:bCs/>
-        </w:rPr>
-        <w:t xml:space="preserve"> </w:t>
-      </w:r>
-      <w:r>
-        <w:rPr>
-          <w:b/>
-          <w:bCs/>
-        </w:rPr>
-        <w:t xml:space="preserve">for file references.</w:t>
-      </w:r>
-      <w:r>
-        <w:t xml:space="preserve"> </w:t>
-      </w:r>
-      <w:r>
-        <w:t xml:space="preserve">Don’t paste files into the chat —</w:t>
-      </w:r>
-      <w:r>
-        <w:t xml:space="preserve"> </w:t>
-      </w:r>
-      <w:r>
-        <w:rPr>
-          <w:rStyle w:val="VerbatimChar"/>
-        </w:rPr>
-        <w:t xml:space="preserve">@docs/BRD.md</w:t>
-      </w:r>
-      <w:r>
-        <w:t xml:space="preserve"> </w:t>
-      </w:r>
-      <w:r>
-        <w:t xml:space="preserve">is cleaner, gets tokenized better by Claude, and shows up in the audit log.</w:t>
+        <w:t xml:space="preserve">Supabase’s GitHub integration</w:t>
+      </w:r>
+      <w:r>
+        <w:t xml:space="preserve"> </w:t>
+      </w:r>
+      <w:r>
+        <w:t xml:space="preserve">applies new migrations and deploys the Edge Functions</w:t>
+      </w:r>
+      <w:r>
+        <w:t xml:space="preserve"> </w:t>
+      </w:r>
+      <w:r>
+        <w:t xml:space="preserve">declared in</w:t>
+      </w:r>
+      <w:r>
+        <w:t xml:space="preserve"> </w:t>
+      </w:r>
+      <w:r>
+        <w:rPr>
+          <w:rStyle w:val="VerbatimChar"/>
+        </w:rPr>
+        <w:t xml:space="preserve">config.toml</w:t>
+      </w:r>
+      <w:r>
+        <w:t xml:space="preserve">, server-side over its own OAuth connection. Nothing in</w:t>
+      </w:r>
+      <w:r>
+        <w:t xml:space="preserve"> </w:t>
+      </w:r>
+      <w:r>
+        <w:rPr>
+          <w:rStyle w:val="VerbatimChar"/>
+        </w:rPr>
+        <w:t xml:space="preserve">.github/workflows/</w:t>
+      </w:r>
+      <w:r>
+        <w:t xml:space="preserve"> </w:t>
+      </w:r>
+      <w:r>
+        <w:t xml:space="preserve">runs</w:t>
+      </w:r>
+      <w:r>
+        <w:t xml:space="preserve"> </w:t>
+      </w:r>
+      <w:r>
+        <w:rPr>
+          <w:rStyle w:val="VerbatimChar"/>
+        </w:rPr>
+        <w:t xml:space="preserve">supabase db push</w:t>
+      </w:r>
+      <w:r>
+        <w:t xml:space="preserve"> </w:t>
+      </w:r>
+      <w:r>
+        <w:t xml:space="preserve">or</w:t>
+      </w:r>
+      <w:r>
+        <w:t xml:space="preserve"> </w:t>
+      </w:r>
+      <w:r>
+        <w:rPr>
+          <w:rStyle w:val="VerbatimChar"/>
+        </w:rPr>
+        <w:t xml:space="preserve">functions deploy</w:t>
+      </w:r>
+      <w:r>
+        <w:t xml:space="preserve">.</w:t>
       </w:r>
     </w:p>
     <w:p>
@@ -8156,16 +8653,74 @@
       </w:pPr>
       <w:r>
         <w:rPr>
-          <w:b/>
-          <w:bCs/>
-        </w:rPr>
-        <w:t xml:space="preserve">Keep CLAUDE.md short.</w:t>
-      </w:r>
-      <w:r>
-        <w:t xml:space="preserve"> </w:t>
-      </w:r>
-      <w:r>
-        <w:t xml:space="preserve">Add things, but prune them too. If a section hasn’t been useful in three weeks, delete it.</w:t>
+          <w:rStyle w:val="VerbatimChar"/>
+          <w:b/>
+          <w:bCs/>
+        </w:rPr>
+        <w:t xml:space="preserve">.github/workflows/deploy.yml</w:t>
+      </w:r>
+      <w:r>
+        <w:t xml:space="preserve"> </w:t>
+      </w:r>
+      <w:r>
+        <w:t xml:space="preserve">builds and deploys the web app to Vercel via the Vercel</w:t>
+      </w:r>
+      <w:r>
+        <w:t xml:space="preserve"> </w:t>
+      </w:r>
+      <w:r>
+        <w:t xml:space="preserve">CLI (not Vercel’s GitHub integration, which is deliberately left disconnected), then cuts a</w:t>
+      </w:r>
+      <w:r>
+        <w:t xml:space="preserve"> </w:t>
+      </w:r>
+      <w:r>
+        <w:t xml:space="preserve">GitHub Release naming the migrations that shipped alongside it. It gates on CI via</w:t>
+      </w:r>
+      <w:r>
+        <w:t xml:space="preserve"> </w:t>
+      </w:r>
+      <w:r>
+        <w:rPr>
+          <w:rStyle w:val="VerbatimChar"/>
+        </w:rPr>
+        <w:t xml:space="preserve">workflow_run</w:t>
+      </w:r>
+      <w:r>
+        <w:t xml:space="preserve">, so a red build cannot deploy on the automatic path. A manual</w:t>
+      </w:r>
+      <w:r>
+        <w:t xml:space="preserve"> </w:t>
+      </w:r>
+      <w:r>
+        <w:rPr>
+          <w:rStyle w:val="VerbatimChar"/>
+        </w:rPr>
+        <w:t xml:space="preserve">workflow_dispatch</w:t>
+      </w:r>
+      <w:r>
+        <w:t xml:space="preserve"> </w:t>
+      </w:r>
+      <w:r>
+        <w:t xml:space="preserve">bypasses that gate by design — the escape hatch for a red job in a stack</w:t>
+      </w:r>
+      <w:r>
+        <w:t xml:space="preserve"> </w:t>
+      </w:r>
+      <w:r>
+        <w:t xml:space="preserve">the frontend does not touch — and compensates by refusing any ref but</w:t>
+      </w:r>
+      <w:r>
+        <w:t xml:space="preserve"> </w:t>
+      </w:r>
+      <w:r>
+        <w:rPr>
+          <w:rStyle w:val="VerbatimChar"/>
+        </w:rPr>
+        <w:t xml:space="preserve">production</w:t>
+      </w:r>
+      <w:r>
+        <w:t xml:space="preserve">.</w:t>
       </w:r>
     </w:p>
     <w:p>
@@ -8177,26 +8732,95 @@
         </w:numPr>
       </w:pPr>
       <w:r>
-        <w:rPr>
-          <w:b/>
-          <w:bCs/>
-        </w:rPr>
-        <w:t xml:space="preserve">Use Skills for repeated workflows.</w:t>
-      </w:r>
-      <w:r>
-        <w:t xml:space="preserve"> </w:t>
-      </w:r>
-      <w:r>
-        <w:t xml:space="preserve">The first time you write</w:t>
-      </w:r>
-      <w:r>
-        <w:t xml:space="preserve"> </w:t>
-      </w:r>
-      <w:r>
-        <w:t xml:space="preserve">“implement screen X”</w:t>
-      </w:r>
-      <w:r>
-        <w:t xml:space="preserve">, you might prompt manually. After the second or third time, codify it as a Skill.</w:t>
+        <w:t xml:space="preserve">Mobile artifacts (AAB for Android, IPA for iOS) build for staging via Fastlane or EAS</w:t>
+      </w:r>
+    </w:p>
+    <w:p>
+      <w:pPr>
+        <w:pStyle w:val="FirstParagraph"/>
+      </w:pPr>
+      <w:r>
+        <w:t xml:space="preserve">Because the two halves run on separate machines with separate logs, the GitHub Release is the</w:t>
+      </w:r>
+      <w:r>
+        <w:t xml:space="preserve"> </w:t>
+      </w:r>
+      <w:r>
+        <w:t xml:space="preserve">only record of what shipped together. Note the consequence of the split:</w:t>
+      </w:r>
+      <w:r>
+        <w:t xml:space="preserve"> </w:t>
+      </w:r>
+      <w:r>
+        <w:rPr>
+          <w:rStyle w:val="VerbatimChar"/>
+        </w:rPr>
+        <w:t xml:space="preserve">config.toml</w:t>
+      </w:r>
+      <w:r>
+        <w:t xml:space="preserve">’s auth</w:t>
+      </w:r>
+      <w:r>
+        <w:t xml:space="preserve"> </w:t>
+      </w:r>
+      <w:r>
+        <w:t xml:space="preserve">settings configure the</w:t>
+      </w:r>
+      <w:r>
+        <w:t xml:space="preserve"> </w:t>
+      </w:r>
+      <w:r>
+        <w:rPr>
+          <w:i/>
+          <w:iCs/>
+        </w:rPr>
+        <w:t xml:space="preserve">local</w:t>
+      </w:r>
+      <w:r>
+        <w:t xml:space="preserve"> </w:t>
+      </w:r>
+      <w:r>
+        <w:t xml:space="preserve">stack only, so the hosted project’s auth config is set in the</w:t>
+      </w:r>
+      <w:r>
+        <w:t xml:space="preserve"> </w:t>
+      </w:r>
+      <w:r>
+        <w:t xml:space="preserve">dashboard and</w:t>
+      </w:r>
+      <w:r>
+        <w:t xml:space="preserve"> </w:t>
+      </w:r>
+      <w:r>
+        <w:rPr>
+          <w:rStyle w:val="VerbatimChar"/>
+        </w:rPr>
+        <w:t xml:space="preserve">.github/scripts/check_auth_config.py</w:t>
+      </w:r>
+      <w:r>
+        <w:t xml:space="preserve"> </w:t>
+      </w:r>
+      <w:r>
+        <w:t xml:space="preserve">does not cover it.</w:t>
+      </w:r>
+    </w:p>
+    <w:bookmarkEnd w:id="58"/>
+    <w:bookmarkEnd w:id="59"/>
+    <w:bookmarkStart w:id="60" w:name="working-style-with-claude-code"/>
+    <w:p>
+      <w:pPr>
+        <w:pStyle w:val="Heading3"/>
+      </w:pPr>
+      <w:r>
+        <w:t xml:space="preserve">5.4 Working Style with Claude Code</w:t>
+      </w:r>
+    </w:p>
+    <w:p>
+      <w:pPr>
+        <w:pStyle w:val="FirstParagraph"/>
+      </w:pPr>
+      <w:r>
+        <w:t xml:space="preserve">A few patterns that tend to compound nicely:</w:t>
       </w:r>
     </w:p>
     <w:p>
@@ -8204,7 +8828,7 @@
         <w:pStyle w:val="Compact"/>
         <w:numPr>
           <w:ilvl w:val="0"/>
-          <w:numId w:val="1021"/>
+          <w:numId w:val="1022"/>
         </w:numPr>
       </w:pPr>
       <w:r>
@@ -8212,13 +8836,57 @@
           <w:b/>
           <w:bCs/>
         </w:rPr>
-        <w:t xml:space="preserve">Use sub-agents for verification.</w:t>
-      </w:r>
-      <w:r>
-        <w:t xml:space="preserve"> </w:t>
-      </w:r>
-      <w:r>
-        <w:t xml:space="preserve">Don’t have the same Claude that wrote the code also review it. Spawn a separate code-reviewer sub-agent with no prior context.</w:t>
+        <w:t xml:space="preserve">Use</w:t>
+      </w:r>
+      <w:r>
+        <w:rPr>
+          <w:b/>
+          <w:bCs/>
+        </w:rPr>
+        <w:t xml:space="preserve"> </w:t>
+      </w:r>
+      <w:r>
+        <w:rPr>
+          <w:rStyle w:val="VerbatimChar"/>
+          <w:b/>
+          <w:bCs/>
+        </w:rPr>
+        <w:t xml:space="preserve">@-mentions</w:t>
+      </w:r>
+      <w:r>
+        <w:rPr>
+          <w:b/>
+          <w:bCs/>
+        </w:rPr>
+        <w:t xml:space="preserve"> </w:t>
+      </w:r>
+      <w:r>
+        <w:rPr>
+          <w:b/>
+          <w:bCs/>
+        </w:rPr>
+        <w:t xml:space="preserve">for file references.</w:t>
+      </w:r>
+      <w:r>
+        <w:t xml:space="preserve"> </w:t>
+      </w:r>
+      <w:r>
+        <w:t xml:space="preserve">Don’t paste files into the chat —</w:t>
+      </w:r>
+      <w:r>
+        <w:t xml:space="preserve"> </w:t>
+      </w:r>
+      <w:r>
+        <w:rPr>
+          <w:rStyle w:val="VerbatimChar"/>
+        </w:rPr>
+        <w:t xml:space="preserve">@docs/BRD.md</w:t>
+      </w:r>
+      <w:r>
+        <w:t xml:space="preserve"> </w:t>
+      </w:r>
+      <w:r>
+        <w:t xml:space="preserve">is cleaner, gets tokenized better by Claude, and shows up in the audit log.</w:t>
       </w:r>
     </w:p>
     <w:p>
@@ -8226,7 +8894,7 @@
         <w:pStyle w:val="Compact"/>
         <w:numPr>
           <w:ilvl w:val="0"/>
-          <w:numId w:val="1021"/>
+          <w:numId w:val="1022"/>
         </w:numPr>
       </w:pPr>
       <w:r>
@@ -8234,25 +8902,13 @@
           <w:b/>
           <w:bCs/>
         </w:rPr>
-        <w:t xml:space="preserve">Don’t trust the build script — run the tests.</w:t>
-      </w:r>
-      <w:r>
-        <w:t xml:space="preserve"> </w:t>
-      </w:r>
-      <w:r>
-        <w:t xml:space="preserve">Claude will tell you</w:t>
-      </w:r>
-      <w:r>
-        <w:t xml:space="preserve"> </w:t>
-      </w:r>
-      <w:r>
-        <w:t xml:space="preserve">“I built and tested this”</w:t>
-      </w:r>
-      <w:r>
-        <w:t xml:space="preserve"> </w:t>
-      </w:r>
-      <w:r>
-        <w:t xml:space="preserve">— always verify by running the actual commands. Trust but verify.</w:t>
+        <w:t xml:space="preserve">Keep CLAUDE.md short.</w:t>
+      </w:r>
+      <w:r>
+        <w:t xml:space="preserve"> </w:t>
+      </w:r>
+      <w:r>
+        <w:t xml:space="preserve">Add things, but prune them too. If a section hasn’t been useful in three weeks, delete it.</w:t>
       </w:r>
     </w:p>
     <w:p>
@@ -8260,7 +8916,94 @@
         <w:pStyle w:val="Compact"/>
         <w:numPr>
           <w:ilvl w:val="0"/>
-          <w:numId w:val="1021"/>
+          <w:numId w:val="1022"/>
+        </w:numPr>
+      </w:pPr>
+      <w:r>
+        <w:rPr>
+          <w:b/>
+          <w:bCs/>
+        </w:rPr>
+        <w:t xml:space="preserve">Use Skills for repeated workflows.</w:t>
+      </w:r>
+      <w:r>
+        <w:t xml:space="preserve"> </w:t>
+      </w:r>
+      <w:r>
+        <w:t xml:space="preserve">The first time you write</w:t>
+      </w:r>
+      <w:r>
+        <w:t xml:space="preserve"> </w:t>
+      </w:r>
+      <w:r>
+        <w:t xml:space="preserve">“implement screen X”</w:t>
+      </w:r>
+      <w:r>
+        <w:t xml:space="preserve">, you might prompt manually. After the second or third time, codify it as a Skill.</w:t>
+      </w:r>
+    </w:p>
+    <w:p>
+      <w:pPr>
+        <w:pStyle w:val="Compact"/>
+        <w:numPr>
+          <w:ilvl w:val="0"/>
+          <w:numId w:val="1022"/>
+        </w:numPr>
+      </w:pPr>
+      <w:r>
+        <w:rPr>
+          <w:b/>
+          <w:bCs/>
+        </w:rPr>
+        <w:t xml:space="preserve">Use sub-agents for verification.</w:t>
+      </w:r>
+      <w:r>
+        <w:t xml:space="preserve"> </w:t>
+      </w:r>
+      <w:r>
+        <w:t xml:space="preserve">Don’t have the same Claude that wrote the code also review it. Spawn a separate code-reviewer sub-agent with no prior context.</w:t>
+      </w:r>
+    </w:p>
+    <w:p>
+      <w:pPr>
+        <w:pStyle w:val="Compact"/>
+        <w:numPr>
+          <w:ilvl w:val="0"/>
+          <w:numId w:val="1022"/>
+        </w:numPr>
+      </w:pPr>
+      <w:r>
+        <w:rPr>
+          <w:b/>
+          <w:bCs/>
+        </w:rPr>
+        <w:t xml:space="preserve">Don’t trust the build script — run the tests.</w:t>
+      </w:r>
+      <w:r>
+        <w:t xml:space="preserve"> </w:t>
+      </w:r>
+      <w:r>
+        <w:t xml:space="preserve">Claude will tell you</w:t>
+      </w:r>
+      <w:r>
+        <w:t xml:space="preserve"> </w:t>
+      </w:r>
+      <w:r>
+        <w:t xml:space="preserve">“I built and tested this”</w:t>
+      </w:r>
+      <w:r>
+        <w:t xml:space="preserve"> </w:t>
+      </w:r>
+      <w:r>
+        <w:t xml:space="preserve">— always verify by running the actual commands. Trust but verify.</w:t>
+      </w:r>
+    </w:p>
+    <w:p>
+      <w:pPr>
+        <w:pStyle w:val="Compact"/>
+        <w:numPr>
+          <w:ilvl w:val="0"/>
+          <w:numId w:val="1022"/>
         </w:numPr>
       </w:pPr>
       <w:r>
@@ -9240,7 +9983,7 @@
         <w:pStyle w:val="Compact"/>
         <w:numPr>
           <w:ilvl w:val="0"/>
-          <w:numId w:val="1022"/>
+          <w:numId w:val="1023"/>
         </w:numPr>
       </w:pPr>
       <w:hyperlink r:id="rId14">
@@ -9257,7 +10000,7 @@
         <w:pStyle w:val="Compact"/>
         <w:numPr>
           <w:ilvl w:val="0"/>
-          <w:numId w:val="1022"/>
+          <w:numId w:val="1023"/>
         </w:numPr>
       </w:pPr>
       <w:hyperlink r:id="rId13">
@@ -9274,7 +10017,7 @@
         <w:pStyle w:val="Compact"/>
         <w:numPr>
           <w:ilvl w:val="0"/>
-          <w:numId w:val="1022"/>
+          <w:numId w:val="1023"/>
         </w:numPr>
       </w:pPr>
       <w:hyperlink r:id="rId12">
@@ -9291,7 +10034,7 @@
         <w:pStyle w:val="Compact"/>
         <w:numPr>
           <w:ilvl w:val="0"/>
-          <w:numId w:val="1022"/>
+          <w:numId w:val="1023"/>
         </w:numPr>
       </w:pPr>
       <w:hyperlink r:id="rId64">
@@ -9308,7 +10051,7 @@
         <w:pStyle w:val="Compact"/>
         <w:numPr>
           <w:ilvl w:val="0"/>
-          <w:numId w:val="1022"/>
+          <w:numId w:val="1023"/>
         </w:numPr>
       </w:pPr>
       <w:hyperlink r:id="rId65">
@@ -9335,7 +10078,7 @@
         <w:pStyle w:val="Compact"/>
         <w:numPr>
           <w:ilvl w:val="0"/>
-          <w:numId w:val="1023"/>
+          <w:numId w:val="1024"/>
         </w:numPr>
       </w:pPr>
       <w:hyperlink r:id="rId22">
@@ -9352,7 +10095,7 @@
         <w:pStyle w:val="Compact"/>
         <w:numPr>
           <w:ilvl w:val="0"/>
-          <w:numId w:val="1023"/>
+          <w:numId w:val="1024"/>
         </w:numPr>
       </w:pPr>
       <w:hyperlink r:id="rId23">
@@ -9369,7 +10112,7 @@
         <w:pStyle w:val="Compact"/>
         <w:numPr>
           <w:ilvl w:val="0"/>
-          <w:numId w:val="1023"/>
+          <w:numId w:val="1024"/>
         </w:numPr>
       </w:pPr>
       <w:hyperlink r:id="rId67">
@@ -9386,7 +10129,7 @@
         <w:pStyle w:val="Compact"/>
         <w:numPr>
           <w:ilvl w:val="0"/>
-          <w:numId w:val="1023"/>
+          <w:numId w:val="1024"/>
         </w:numPr>
       </w:pPr>
       <w:hyperlink r:id="rId68">
@@ -9413,7 +10156,7 @@
         <w:pStyle w:val="Compact"/>
         <w:numPr>
           <w:ilvl w:val="0"/>
-          <w:numId w:val="1024"/>
+          <w:numId w:val="1025"/>
         </w:numPr>
       </w:pPr>
       <w:hyperlink r:id="rId33">
@@ -9430,7 +10173,7 @@
         <w:pStyle w:val="Compact"/>
         <w:numPr>
           <w:ilvl w:val="0"/>
-          <w:numId w:val="1024"/>
+          <w:numId w:val="1025"/>
         </w:numPr>
       </w:pPr>
       <w:hyperlink r:id="rId70">
@@ -9447,7 +10190,7 @@
         <w:pStyle w:val="Compact"/>
         <w:numPr>
           <w:ilvl w:val="0"/>
-          <w:numId w:val="1024"/>
+          <w:numId w:val="1025"/>
         </w:numPr>
       </w:pPr>
       <w:hyperlink r:id="rId35">
@@ -9464,7 +10207,7 @@
         <w:pStyle w:val="Compact"/>
         <w:numPr>
           <w:ilvl w:val="0"/>
-          <w:numId w:val="1024"/>
+          <w:numId w:val="1025"/>
         </w:numPr>
       </w:pPr>
       <w:hyperlink r:id="rId30">
@@ -9481,7 +10224,7 @@
         <w:pStyle w:val="Compact"/>
         <w:numPr>
           <w:ilvl w:val="0"/>
-          <w:numId w:val="1024"/>
+          <w:numId w:val="1025"/>
         </w:numPr>
       </w:pPr>
       <w:hyperlink r:id="rId71">
@@ -9498,7 +10241,7 @@
         <w:pStyle w:val="Compact"/>
         <w:numPr>
           <w:ilvl w:val="0"/>
-          <w:numId w:val="1024"/>
+          <w:numId w:val="1025"/>
         </w:numPr>
       </w:pPr>
       <w:hyperlink r:id="rId31">
@@ -9515,7 +10258,7 @@
         <w:pStyle w:val="Compact"/>
         <w:numPr>
           <w:ilvl w:val="0"/>
-          <w:numId w:val="1024"/>
+          <w:numId w:val="1025"/>
         </w:numPr>
       </w:pPr>
       <w:hyperlink r:id="rId72">
@@ -9542,7 +10285,7 @@
         <w:pStyle w:val="Compact"/>
         <w:numPr>
           <w:ilvl w:val="0"/>
-          <w:numId w:val="1025"/>
+          <w:numId w:val="1026"/>
         </w:numPr>
       </w:pPr>
       <w:hyperlink r:id="rId46">
@@ -9559,7 +10302,7 @@
         <w:pStyle w:val="Compact"/>
         <w:numPr>
           <w:ilvl w:val="0"/>
-          <w:numId w:val="1025"/>
+          <w:numId w:val="1026"/>
         </w:numPr>
       </w:pPr>
       <w:hyperlink r:id="rId47">
@@ -9576,7 +10319,7 @@
         <w:pStyle w:val="Compact"/>
         <w:numPr>
           <w:ilvl w:val="0"/>
-          <w:numId w:val="1025"/>
+          <w:numId w:val="1026"/>
         </w:numPr>
       </w:pPr>
       <w:hyperlink r:id="rId48">
@@ -9593,7 +10336,7 @@
         <w:pStyle w:val="Compact"/>
         <w:numPr>
           <w:ilvl w:val="0"/>
-          <w:numId w:val="1025"/>
+          <w:numId w:val="1026"/>
         </w:numPr>
       </w:pPr>
       <w:hyperlink r:id="rId74">
@@ -9610,7 +10353,7 @@
         <w:pStyle w:val="Compact"/>
         <w:numPr>
           <w:ilvl w:val="0"/>
-          <w:numId w:val="1025"/>
+          <w:numId w:val="1026"/>
         </w:numPr>
       </w:pPr>
       <w:hyperlink r:id="rId75">
@@ -9627,7 +10370,7 @@
         <w:pStyle w:val="Compact"/>
         <w:numPr>
           <w:ilvl w:val="0"/>
-          <w:numId w:val="1025"/>
+          <w:numId w:val="1026"/>
         </w:numPr>
       </w:pPr>
       <w:hyperlink r:id="rId76">
@@ -10032,6 +10775,9 @@
     <w:abstractNumId w:val="991"/>
   </w:num>
   <w:num w:numId="1006">
+    <w:abstractNumId w:val="991"/>
+  </w:num>
+  <w:num w:numId="1007">
     <w:abstractNumId w:val="99411"/>
     <w:lvlOverride w:ilvl="0">
       <w:startOverride w:val="1"/>
@@ -10061,9 +10807,6 @@
       <w:startOverride w:val="1"/>
     </w:lvlOverride>
   </w:num>
-  <w:num w:numId="1007">
-    <w:abstractNumId w:val="991"/>
-  </w:num>
   <w:num w:numId="1008">
     <w:abstractNumId w:val="991"/>
   </w:num>
@@ -10077,6 +10820,9 @@
     <w:abstractNumId w:val="991"/>
   </w:num>
   <w:num w:numId="1012">
+    <w:abstractNumId w:val="991"/>
+  </w:num>
+  <w:num w:numId="1013">
     <w:abstractNumId w:val="99411"/>
     <w:lvlOverride w:ilvl="0">
       <w:startOverride w:val="1"/>
@@ -10106,9 +10852,6 @@
       <w:startOverride w:val="1"/>
     </w:lvlOverride>
   </w:num>
-  <w:num w:numId="1013">
-    <w:abstractNumId w:val="991"/>
-  </w:num>
   <w:num w:numId="1014">
     <w:abstractNumId w:val="991"/>
   </w:num>
@@ -10119,6 +10862,9 @@
     <w:abstractNumId w:val="991"/>
   </w:num>
   <w:num w:numId="1017">
+    <w:abstractNumId w:val="991"/>
+  </w:num>
+  <w:num w:numId="1018">
     <w:abstractNumId w:val="99411"/>
     <w:lvlOverride w:ilvl="0">
       <w:startOverride w:val="1"/>
@@ -10148,9 +10894,6 @@
       <w:startOverride w:val="1"/>
     </w:lvlOverride>
   </w:num>
-  <w:num w:numId="1018">
-    <w:abstractNumId w:val="991"/>
-  </w:num>
   <w:num w:numId="1019">
     <w:abstractNumId w:val="991"/>
   </w:num>
@@ -10170,6 +10913,9 @@
     <w:abstractNumId w:val="991"/>
   </w:num>
   <w:num w:numId="1025">
+    <w:abstractNumId w:val="991"/>
+  </w:num>
+  <w:num w:numId="1026">
     <w:abstractNumId w:val="991"/>
   </w:num>
 </w:numbering>

--- a/docs/Tech-Recommendations.docx
+++ b/docs/Tech-Recommendations.docx
@@ -1064,13 +1064,13 @@
       </w:r>
     </w:p>
     <w:bookmarkEnd w:id="16"/>
-    <w:bookmarkStart w:id="18" w:name="Xc78e24a77c52bdaa4d7474d736fb3e8e6aa02bc"/>
+    <w:bookmarkStart w:id="18" w:name="styling-migration-mui-v9-done"/>
     <w:p>
       <w:pPr>
         <w:pStyle w:val="Heading3"/>
       </w:pPr>
       <w:r>
-        <w:t xml:space="preserve">2.3.1 Styling migration: MUI v9 (step 1 done, step 2 in progress)</w:t>
+        <w:t xml:space="preserve">2.3.1 Styling migration: MUI v9 (done)</w:t>
       </w:r>
     </w:p>
     <w:p>
@@ -1087,7 +1087,7 @@
         <w:t xml:space="preserve"> </w:t>
       </w:r>
       <w:r>
-        <w:t xml:space="preserve">currently styles with Tailwind CSS v4 on top of the design token contract described in Design-System.md §12.2 (</w:t>
+        <w:t xml:space="preserve">used to style with Tailwind CSS v4 on top of the design token contract described in Design-System.md §12.2 (</w:t>
       </w:r>
       <w:r>
         <w:rPr>
@@ -1111,7 +1111,7 @@
         <w:t xml:space="preserve">design-tokens.ts</w:t>
       </w:r>
       <w:r>
-        <w:t xml:space="preserve">). Gyasi has decided the target styling system for the web app is</w:t>
+        <w:t xml:space="preserve">). Gyasi decided the styling system for the web app is</w:t>
       </w:r>
       <w:r>
         <w:t xml:space="preserve"> </w:t>
@@ -1133,7 +1133,7 @@
         <w:t xml:space="preserve">web/</w:t>
       </w:r>
       <w:r>
-        <w:t xml:space="preserve">) started 2026-10-01; see</w:t>
+        <w:t xml:space="preserve">) was built 2026-10-01 to 2026-10-03 as seven stacked PRs, the last of which removed Tailwind; see</w:t>
       </w:r>
       <w:r>
         <w:t xml:space="preserve"> </w:t>
@@ -1878,7 +1878,7 @@
           <w:b/>
           <w:bCs/>
         </w:rPr>
-        <w:t xml:space="preserve">(started 2026-10-01).</w:t>
+        <w:t xml:space="preserve">(2026-10-01 to 2026-10-03).</w:t>
       </w:r>
       <w:r>
         <w:t xml:space="preserve"> </w:t>
@@ -2218,7 +2218,7 @@
         <w:t xml:space="preserve">@layer mui</w:t>
       </w:r>
       <w:r>
-        <w:t xml:space="preserve">, and</w:t>
+        <w:t xml:space="preserve">. During the coexistence</w:t>
       </w:r>
       <w:r>
         <w:t xml:space="preserve"> </w:t>
@@ -2233,7 +2233,7 @@
         <w:t xml:space="preserve"> </w:t>
       </w:r>
       <w:r>
-        <w:t xml:space="preserve">opens with</w:t>
+        <w:t xml:space="preserve">opened with</w:t>
       </w:r>
       <w:r>
         <w:t xml:space="preserve"> </w:t>
@@ -2245,7 +2245,19 @@
         <w:t xml:space="preserve">@layer theme, base, mui, components, utilities;</w:t>
       </w:r>
       <w:r>
-        <w:t xml:space="preserve">, so Tailwind’s preflight sits below MUI while the legacy CSS and Tailwind utilities still sit above it during the coexistence.</w:t>
+        <w:t xml:space="preserve">, so Tailwind’s preflight sat below MUI while the legacy CSS and Tailwind utilities still sat above it. Since PR 7 it is</w:t>
+      </w:r>
+      <w:r>
+        <w:t xml:space="preserve"> </w:t>
+      </w:r>
+      <w:r>
+        <w:rPr>
+          <w:rStyle w:val="VerbatimChar"/>
+        </w:rPr>
+        <w:t xml:space="preserve">@layer base, mui, components;</w:t>
+      </w:r>
+      <w:r>
+        <w:t xml:space="preserve">: the element reset below MUI, the remaining plain CSS above it.</w:t>
       </w:r>
     </w:p>
     <w:p>
@@ -2406,7 +2418,7 @@
         <w:t xml:space="preserve"> </w:t>
       </w:r>
       <w:r>
-        <w:t xml:space="preserve">and the</w:t>
+        <w:t xml:space="preserve">and the prototype’s</w:t>
       </w:r>
       <w:r>
         <w:t xml:space="preserve"> </w:t>
@@ -2437,6 +2449,223 @@
       </w:r>
       <w:r>
         <w:t xml:space="preserve">/ 1280).</w:t>
+      </w:r>
+    </w:p>
+    <w:p>
+      <w:pPr>
+        <w:pStyle w:val="Compact"/>
+        <w:numPr>
+          <w:ilvl w:val="0"/>
+          <w:numId w:val="1006"/>
+        </w:numPr>
+      </w:pPr>
+      <w:r>
+        <w:rPr>
+          <w:b/>
+          <w:bCs/>
+        </w:rPr>
+        <w:t xml:space="preserve">Removing Tailwind (PR 7).</w:t>
+      </w:r>
+      <w:r>
+        <w:t xml:space="preserve"> </w:t>
+      </w:r>
+      <w:r>
+        <w:rPr>
+          <w:rStyle w:val="VerbatimChar"/>
+        </w:rPr>
+        <w:t xml:space="preserve">tailwindcss</w:t>
+      </w:r>
+      <w:r>
+        <w:t xml:space="preserve">,</w:t>
+      </w:r>
+      <w:r>
+        <w:t xml:space="preserve"> </w:t>
+      </w:r>
+      <w:r>
+        <w:rPr>
+          <w:rStyle w:val="VerbatimChar"/>
+        </w:rPr>
+        <w:t xml:space="preserve">@tailwindcss/postcss</w:t>
+      </w:r>
+      <w:r>
+        <w:t xml:space="preserve"> </w:t>
+      </w:r>
+      <w:r>
+        <w:t xml:space="preserve">and</w:t>
+      </w:r>
+      <w:r>
+        <w:t xml:space="preserve"> </w:t>
+      </w:r>
+      <w:r>
+        <w:rPr>
+          <w:rStyle w:val="VerbatimChar"/>
+        </w:rPr>
+        <w:t xml:space="preserve">postcss.config.mjs</w:t>
+      </w:r>
+      <w:r>
+        <w:t xml:space="preserve"> </w:t>
+      </w:r>
+      <w:r>
+        <w:t xml:space="preserve">are gone, and so are the</w:t>
+      </w:r>
+      <w:r>
+        <w:t xml:space="preserve"> </w:t>
+      </w:r>
+      <w:r>
+        <w:rPr>
+          <w:rStyle w:val="VerbatimChar"/>
+        </w:rPr>
+        <w:t xml:space="preserve">@theme</w:t>
+      </w:r>
+      <w:r>
+        <w:t xml:space="preserve"> </w:t>
+      </w:r>
+      <w:r>
+        <w:t xml:space="preserve">/</w:t>
+      </w:r>
+      <w:r>
+        <w:t xml:space="preserve"> </w:t>
+      </w:r>
+      <w:r>
+        <w:rPr>
+          <w:rStyle w:val="VerbatimChar"/>
+        </w:rPr>
+        <w:t xml:space="preserve">@custom-variant</w:t>
+      </w:r>
+      <w:r>
+        <w:t xml:space="preserve"> </w:t>
+      </w:r>
+      <w:r>
+        <w:t xml:space="preserve">/</w:t>
+      </w:r>
+      <w:r>
+        <w:t xml:space="preserve"> </w:t>
+      </w:r>
+      <w:r>
+        <w:rPr>
+          <w:rStyle w:val="VerbatimChar"/>
+        </w:rPr>
+        <w:t xml:space="preserve">@utility</w:t>
+      </w:r>
+      <w:r>
+        <w:t xml:space="preserve"> </w:t>
+      </w:r>
+      <w:r>
+        <w:t xml:space="preserve">blocks and the legacy</w:t>
+      </w:r>
+      <w:r>
+        <w:t xml:space="preserve"> </w:t>
+      </w:r>
+      <w:r>
+        <w:rPr>
+          <w:rStyle w:val="VerbatimChar"/>
+        </w:rPr>
+        <w:t xml:space="preserve">.btn</w:t>
+      </w:r>
+      <w:r>
+        <w:t xml:space="preserve"> </w:t>
+      </w:r>
+      <w:r>
+        <w:t xml:space="preserve">/</w:t>
+      </w:r>
+      <w:r>
+        <w:t xml:space="preserve"> </w:t>
+      </w:r>
+      <w:r>
+        <w:rPr>
+          <w:rStyle w:val="VerbatimChar"/>
+        </w:rPr>
+        <w:t xml:space="preserve">.card</w:t>
+      </w:r>
+      <w:r>
+        <w:t xml:space="preserve"> </w:t>
+      </w:r>
+      <w:r>
+        <w:t xml:space="preserve">/</w:t>
+      </w:r>
+      <w:r>
+        <w:t xml:space="preserve"> </w:t>
+      </w:r>
+      <w:r>
+        <w:rPr>
+          <w:rStyle w:val="VerbatimChar"/>
+        </w:rPr>
+        <w:t xml:space="preserve">.chip</w:t>
+      </w:r>
+      <w:r>
+        <w:t xml:space="preserve"> </w:t>
+      </w:r>
+      <w:r>
+        <w:t xml:space="preserve">/</w:t>
+      </w:r>
+      <w:r>
+        <w:t xml:space="preserve"> </w:t>
+      </w:r>
+      <w:r>
+        <w:rPr>
+          <w:rStyle w:val="VerbatimChar"/>
+        </w:rPr>
+        <w:t xml:space="preserve">.input</w:t>
+      </w:r>
+      <w:r>
+        <w:t xml:space="preserve"> </w:t>
+      </w:r>
+      <w:r>
+        <w:t xml:space="preserve">CSS. Tailwind’s preflight stays, vendored as</w:t>
+      </w:r>
+      <w:r>
+        <w:t xml:space="preserve"> </w:t>
+      </w:r>
+      <w:r>
+        <w:rPr>
+          <w:rStyle w:val="VerbatimChar"/>
+        </w:rPr>
+        <w:t xml:space="preserve">web/styles/reset.css</w:t>
+      </w:r>
+      <w:r>
+        <w:t xml:space="preserve">, rather than swapped for MUI’s</w:t>
+      </w:r>
+      <w:r>
+        <w:t xml:space="preserve"> </w:t>
+      </w:r>
+      <w:r>
+        <w:rPr>
+          <w:rStyle w:val="VerbatimChar"/>
+        </w:rPr>
+        <w:t xml:space="preserve">CssBaseline</w:t>
+      </w:r>
+      <w:r>
+        <w:t xml:space="preserve">: every converted screen was built on it and relies on its margin, list and heading resets, which</w:t>
+      </w:r>
+      <w:r>
+        <w:t xml:space="preserve"> </w:t>
+      </w:r>
+      <w:r>
+        <w:rPr>
+          <w:rStyle w:val="VerbatimChar"/>
+        </w:rPr>
+        <w:t xml:space="preserve">CssBaseline</w:t>
+      </w:r>
+      <w:r>
+        <w:t xml:space="preserve"> </w:t>
+      </w:r>
+      <w:r>
+        <w:t xml:space="preserve">does not do.</w:t>
+      </w:r>
+      <w:r>
+        <w:t xml:space="preserve"> </w:t>
+      </w:r>
+      <w:r>
+        <w:rPr>
+          <w:rStyle w:val="VerbatimChar"/>
+        </w:rPr>
+        <w:t xml:space="preserve">web/test/class-allowlist.test.ts</w:t>
+      </w:r>
+      <w:r>
+        <w:t xml:space="preserve"> </w:t>
+      </w:r>
+      <w:r>
+        <w:t xml:space="preserve">checks every className against the classes the remaining CSS defines, so a leftover utility fails CI instead of silently styling nothing.</w:t>
       </w:r>
     </w:p>
     <w:p>
@@ -7235,7 +7464,34 @@
         <w:t xml:space="preserve"> </w:t>
       </w:r>
       <w:r>
-        <w:t xml:space="preserve">from the Next.js root layout. The CSS variables become available to every component. Use Tailwind CSS or CSS Modules on top — the tokens are CSS custom properties, so any styling approach can consume them. For type-safe access, also import the parallel</w:t>
+        <w:t xml:space="preserve">from the Next.js root layout. The CSS variables become available to every component. Style with MUI v9 on top: the theme in</w:t>
+      </w:r>
+      <w:r>
+        <w:t xml:space="preserve"> </w:t>
+      </w:r>
+      <w:r>
+        <w:rPr>
+          <w:rStyle w:val="VerbatimChar"/>
+        </w:rPr>
+        <w:t xml:space="preserve">web/lib/mui/theme.ts</w:t>
+      </w:r>
+      <w:r>
+        <w:t xml:space="preserve"> </w:t>
+      </w:r>
+      <w:r>
+        <w:t xml:space="preserve">reads the same values from</w:t>
+      </w:r>
+      <w:r>
+        <w:t xml:space="preserve"> </w:t>
+      </w:r>
+      <w:r>
+        <w:rPr>
+          <w:rStyle w:val="VerbatimChar"/>
+        </w:rPr>
+        <w:t xml:space="preserve">web/lib/mui/tokens.ts</w:t>
+      </w:r>
+      <w:r>
+        <w:t xml:space="preserve">, and the CSS variables stay for the few plain-CSS rules that must work before hydration. For type-safe access, also import the parallel</w:t>
       </w:r>
       <w:r>
         <w:t xml:space="preserve"> </w:t>
